--- a/public/templates/brussels-bulletin-template.docx
+++ b/public/templates/brussels-bulletin-template.docx
@@ -21,8 +21,14 @@
       <w:pPr>
         <w:pStyle w:val="Title"/>
         <w:jc w:val="center"/>
-      </w:pPr>
-      <w:r>
+        <w:rPr>
+          <w:rFonts w:ascii="Segoe UI" w:hAnsi="Segoe UI" w:cs="Segoe UI"/>
+        </w:rPr>
+      </w:pPr>
+      <w:r>
+        <w:rPr>
+          <w:rFonts w:ascii="Segoe UI" w:hAnsi="Segoe UI" w:cs="Segoe UI"/>
+        </w:rPr>
         <w:t>The Brussels Bulletin</w:t>
       </w:r>
     </w:p>
@@ -37,80 +43,72 @@
     </w:p>
     <w:p>
       <w:pPr>
+        <w:spacing w:before="200" w:after="200"/>
         <w:jc w:val="center"/>
-        <w:rPr>
-          <w:rStyle w:val="SubtleEmphasis"/>
-        </w:rPr>
-      </w:pPr>
-      <w:r>
-        <w:rPr>
-          <w:rStyle w:val="SubtleEmphasis"/>
-        </w:rPr>
-        <w:t>October</w:t>
-      </w:r>
-      <w:r>
-        <w:rPr>
-          <w:rStyle w:val="SubtleEmphasis"/>
-        </w:rPr>
-        <w:t xml:space="preserve"> </w:t>
-      </w:r>
-      <w:r>
-        <w:rPr>
-          <w:rStyle w:val="SubtleEmphasis"/>
-        </w:rPr>
-        <w:t>2025</w:t>
-      </w:r>
-      <w:r>
-        <w:rPr>
-          <w:rStyle w:val="SubtleEmphasis"/>
+      </w:pPr>
+      <w:r>
+        <w:rPr>
+          <w:rFonts w:eastAsia="Calibri"/>
+          <w:sz w:val="22"/>
+          <w:szCs w:val="22"/>
+        </w:rPr>
+        <w:t>April</w:t>
+      </w:r>
+      <w:r>
+        <w:rPr>
+          <w:rFonts w:eastAsia="Calibri"/>
+          <w:sz w:val="22"/>
+          <w:szCs w:val="22"/>
+        </w:rPr>
+        <w:t xml:space="preserve"> 2026</w:t>
+      </w:r>
+      <w:r>
+        <w:rPr>
+          <w:rFonts w:eastAsia="Calibri"/>
+          <w:sz w:val="22"/>
+          <w:szCs w:val="22"/>
         </w:rPr>
         <w:t xml:space="preserve"> edition</w:t>
       </w:r>
     </w:p>
     <w:p>
       <w:pPr>
-        <w:jc w:val="left"/>
-      </w:pPr>
-      <w:r>
-        <w:t xml:space="preserve">The overview below contains climate-related news and developments which are considered relevant for the activities of the Advisory Board and are therefore only intended for internal use. </w:t>
+        <w:spacing w:after="100"/>
+        <w:rPr>
+          <w:i/>
+          <w:iCs/>
+        </w:rPr>
+      </w:pPr>
+      <w:r>
+        <w:rPr>
+          <w:rFonts w:eastAsia="Calibri"/>
+          <w:i/>
+          <w:iCs/>
+        </w:rPr>
+        <w:t>The overview below contains climate-related news which are considered relevant for the activities of the Advisory Board and are therefore only intended for internal use.</w:t>
       </w:r>
     </w:p>
     <w:p>
       <w:pPr>
-        <w:jc w:val="left"/>
-      </w:pPr>
-      <w:r>
-        <w:rPr>
+        <w:spacing w:after="400"/>
+        <w:rPr>
+          <w:rFonts w:eastAsia="Calibri"/>
           <w:i/>
           <w:iCs/>
         </w:rPr>
-        <w:t xml:space="preserve">When composing this overview, the Secretariat has </w:t>
-      </w:r>
-      <w:r>
-        <w:rPr>
+      </w:pPr>
+      <w:r>
+        <w:rPr>
+          <w:rFonts w:eastAsia="Calibri"/>
           <w:i/>
           <w:iCs/>
         </w:rPr>
-        <w:t xml:space="preserve">striven </w:t>
-      </w:r>
-      <w:r>
-        <w:rPr>
-          <w:i/>
-          <w:iCs/>
-        </w:rPr>
-        <w:t>to cover all relevant topics. Nevertheless, the overview below should not be considered as exhaustive</w:t>
-      </w:r>
-      <w:r>
-        <w:t xml:space="preserve">. </w:t>
+        <w:t>When composing this overview, the Secretariat has striven to cover all relevant topics. Nevertheless, the overview below is not exhaustive.</w:t>
       </w:r>
     </w:p>
     <w:p>
       <w:pPr>
         <w:pStyle w:val="Heading1"/>
-        <w:jc w:val="left"/>
-        <w:rPr>
-          <w:lang w:val="en-US"/>
-        </w:rPr>
       </w:pPr>
       <w:r>
         <w:t>Key EU policy developments</w:t>
@@ -119,1826 +117,1288 @@
     <w:p>
       <w:pPr>
         <w:pStyle w:val="Heading2"/>
-        <w:jc w:val="left"/>
-      </w:pPr>
-      <w:r>
-        <w:t>2040 climate target</w:t>
-      </w:r>
-      <w:r>
-        <w:t xml:space="preserve"> (and 2035 NDC)</w:t>
+      </w:pPr>
+      <w:r>
+        <w:t>ETS developments</w:t>
       </w:r>
     </w:p>
     <w:p>
-      <w:r>
-        <w:t>Discussions on the EU’s 2040 climate target and 2035 NDC were expected to conclude at the Environment Council on 18 September, but ministers were unable to reach an agreement. A blocking minority of eleven Member States, including France, Germany, Poland, and Italy, called for the issue to be escalated to national leaders, delaying the decision originally planned for September.</w:t>
+      <w:pPr>
+        <w:jc w:val="left"/>
+      </w:pPr>
+      <w:r>
+        <w:t>In recent months, both Member States and other stakeholders have called to ease the costs of the EU</w:t>
+      </w:r>
+      <w:r>
+        <w:t> </w:t>
+      </w:r>
+      <w:r>
+        <w:t xml:space="preserve">ETS for industry to safeguard their competitiveness. </w:t>
       </w:r>
     </w:p>
     <w:p>
-      <w:r>
-        <w:t>At the same meeting, ministers endorsed a statement of intent to demonstrate continued progress and avoid the EU arriving “empty-handed” ahead of COP30. The statement proposes a 66.25–72.5 % GHG reduction by 2035, corresponding to linear pathways from the 2030 target either to climate neutrality in 2050 or to a 90 % reduction by 2040. It reaffirms the EU’s commitment to the Paris Agreement and explicitly refers to the scientific advice of the European Scientific Advisory Board on Climate Change.</w:t>
-      </w:r>
-    </w:p>
-    <w:p>
-      <w:r>
-        <w:t>However, this statement is not an official NDC and will not be included in the UN registry, meaning the EU missed the end-September deadline, which could weaken its position ahead of COP30.</w:t>
-      </w:r>
-    </w:p>
-    <w:p>
-      <w:r>
-        <w:t>Following the September discussions, the European Council will hold a strategic debate on 23 October to provide political guidance on the framework for achieving the 2040 target. In line with this, the Danish Presidency has now scheduled an extra Environment Council meeting on 4 November, to take place after the European Council and ahead of COP30, with the aim of agreeing on the 2035 and 2040 targets following the leaders’ steer. The Presidency and the European Commission continue to seek a package approach, deriving the 2035 milestone from the 2040 target.</w:t>
-      </w:r>
-    </w:p>
-    <w:p>
-      <w:r>
-        <w:t>In parallel, the European Parliament’s ENVI Committee adopted a resolution on 6 October urging the Council to adopt the 2035 pledge without delay and highlighting the need for a science-based 2040 target. The resolution will be voted by the full Parliament during the 20–23 October plenary session.</w:t>
-      </w:r>
-    </w:p>
-    <w:p>
-      <w:r>
-        <w:t>It remains uncertain how the future NDC will be anchored in the European Climate Law, which already includes binding targets for 2030 and 2050. The Danish Presidency continues to emphasise the importance of maintaining a clear link between the 2035 milestone and the 2040 target.</w:t>
-      </w:r>
-    </w:p>
-    <w:p>
-      <w:pPr>
-        <w:pStyle w:val="Heading2"/>
-      </w:pPr>
-      <w:r>
-        <w:t>The State of the European Union by president von der Leyen</w:t>
-      </w:r>
-    </w:p>
-    <w:p>
-      <w:r>
-        <w:t xml:space="preserve">On 10 September, European Commission President Ursula von der Leyen held in the European Parliament her </w:t>
+      <w:pPr>
+        <w:jc w:val="left"/>
+      </w:pPr>
+      <w:r>
+        <w:t>The European Commission took a first step to respond to these calls: on 1 April, i</w:t>
+      </w:r>
+      <w:r>
+        <w:t xml:space="preserve">t published a </w:t>
       </w:r>
       <w:hyperlink r:id="rId11" w:history="1">
         <w:r>
           <w:rPr>
             <w:rStyle w:val="Hyperlink"/>
           </w:rPr>
-          <w:t>State of the European Union</w:t>
+          <w:t>proposal</w:t>
         </w:r>
       </w:hyperlink>
       <w:r>
-        <w:t xml:space="preserve"> address</w:t>
-      </w:r>
-      <w:r>
-        <w:t xml:space="preserve"> (SOTEU)</w:t>
-      </w:r>
-      <w:r>
-        <w:t xml:space="preserve">, </w:t>
-      </w:r>
-      <w:r>
-        <w:t xml:space="preserve">in </w:t>
-      </w:r>
-      <w:r>
-        <w:t>which</w:t>
-      </w:r>
-      <w:r>
-        <w:t xml:space="preserve"> she laid out</w:t>
-      </w:r>
-      <w:r>
+        <w:t xml:space="preserve"> to </w:t>
+      </w:r>
+      <w:r>
+        <w:t>amend</w:t>
+      </w:r>
+      <w:r>
+        <w:rPr>
+          <w:b/>
+          <w:bCs/>
+        </w:rPr>
         <w:t xml:space="preserve"> </w:t>
       </w:r>
       <w:r>
-        <w:t xml:space="preserve">her vision for the EU, </w:t>
-      </w:r>
-      <w:r>
-        <w:lastRenderedPageBreak/>
-        <w:t>t</w:t>
-      </w:r>
-      <w:r>
-        <w:t>ook</w:t>
-      </w:r>
-      <w:r>
-        <w:t xml:space="preserve"> stock of achievements and announce</w:t>
-      </w:r>
-      <w:r>
-        <w:t>d</w:t>
-      </w:r>
-      <w:r>
-        <w:t xml:space="preserve"> major upcoming initiatives.</w:t>
-      </w:r>
-      <w:r>
-        <w:t xml:space="preserve"> The Commission also published the same day a </w:t>
+        <w:t>the</w:t>
+      </w:r>
+      <w:r>
+        <w:rPr>
+          <w:b/>
+          <w:bCs/>
+        </w:rPr>
+        <w:t xml:space="preserve"> </w:t>
+      </w:r>
+      <w:r>
+        <w:rPr>
+          <w:b/>
+          <w:bCs/>
+        </w:rPr>
+        <w:t>Market Stability Reserve</w:t>
+      </w:r>
+      <w:r>
+        <w:t xml:space="preserve"> or MSR</w:t>
+      </w:r>
+      <w:r>
+        <w:t xml:space="preserve">. In short, the MSR absorbs emission allowances from the carbon market in case of oversupply and releases them again in times of scarcity. </w:t>
+      </w:r>
+      <w:r>
+        <w:t xml:space="preserve">Furthermore, all allowances in the reserve above a threshold of 400 million (approximately one-third of annual ETS emissions) are permanently invalidated. </w:t>
+      </w:r>
+      <w:r>
+        <w:t xml:space="preserve">The Commission’s </w:t>
+      </w:r>
+      <w:r>
+        <w:t xml:space="preserve">proposal is to cease this ‘invalidation mechanism’, which would leave more allowances in the reserve </w:t>
+      </w:r>
+      <w:r>
+        <w:t xml:space="preserve">to be released when supply becomes scarce. </w:t>
+      </w:r>
+      <w:r>
+        <w:t xml:space="preserve">Analysists do not expect this measure to </w:t>
+      </w:r>
+      <w:r>
+        <w:t xml:space="preserve">substantially affect </w:t>
+      </w:r>
+      <w:r>
+        <w:t>the carbon price in the short to medium term</w:t>
+      </w:r>
+      <w:r>
+        <w:t>, but it is expected to soften prices from the mid-2030s onwards.</w:t>
+      </w:r>
+    </w:p>
+    <w:p>
+      <w:pPr>
+        <w:jc w:val="left"/>
+      </w:pPr>
+      <w:r>
+        <w:t xml:space="preserve">The Commission was also expected to publish the </w:t>
+      </w:r>
+      <w:r>
+        <w:rPr>
+          <w:b/>
+          <w:bCs/>
+        </w:rPr>
+        <w:t>updated ETS benchmarks</w:t>
+      </w:r>
+      <w:r>
+        <w:t xml:space="preserve"> on 1 April, but this has been postponed </w:t>
+      </w:r>
+      <w:r>
+        <w:t>to ‘shortly after Easter’</w:t>
+      </w:r>
+      <w:r>
+        <w:t xml:space="preserve">. These updated benchmark values </w:t>
+      </w:r>
+      <w:r>
+        <w:t xml:space="preserve">will determine </w:t>
+      </w:r>
+      <w:r>
+        <w:t xml:space="preserve">free allocation </w:t>
+      </w:r>
+      <w:r>
+        <w:t xml:space="preserve">levels </w:t>
+      </w:r>
+      <w:r>
+        <w:t xml:space="preserve">in the period 2026-2030. </w:t>
+      </w:r>
+      <w:r>
+        <w:t xml:space="preserve">Industry has urged the Commission </w:t>
+      </w:r>
+      <w:r>
+        <w:t>to ‘freeze’ benchmarks at their 2021-2025 level</w:t>
+      </w:r>
+      <w:r>
+        <w:t>. A</w:t>
+      </w:r>
+      <w:r>
+        <w:t xml:space="preserve"> </w:t>
       </w:r>
       <w:hyperlink r:id="rId12" w:history="1">
         <w:r>
           <w:rPr>
             <w:rStyle w:val="Hyperlink"/>
           </w:rPr>
-          <w:t>‘Letter of Intent’</w:t>
+          <w:t>leaked version</w:t>
         </w:r>
       </w:hyperlink>
       <w:r>
-        <w:t xml:space="preserve"> addressed to the Parliament and the Council in which it summarises the key priorities for 2026 for each of the headings announced in last year's</w:t>
-      </w:r>
-      <w:r>
-        <w:t>.</w:t>
+        <w:t xml:space="preserve"> </w:t>
+      </w:r>
+      <w:r>
+        <w:t xml:space="preserve">nevertheless </w:t>
+      </w:r>
+      <w:r>
+        <w:t xml:space="preserve">suggests that </w:t>
+      </w:r>
+      <w:r>
+        <w:t xml:space="preserve">the </w:t>
+      </w:r>
+      <w:r>
+        <w:t xml:space="preserve">values would be made more stringent, </w:t>
+      </w:r>
+      <w:r>
+        <w:t>as the ETS directive provide</w:t>
+      </w:r>
+      <w:r>
+        <w:t xml:space="preserve">s limited flexibility. As an </w:t>
+      </w:r>
+      <w:r>
+        <w:t>exception</w:t>
+      </w:r>
+      <w:r>
+        <w:t xml:space="preserve">, </w:t>
+      </w:r>
+      <w:r>
+        <w:t>the benchmark</w:t>
+      </w:r>
+      <w:r>
+        <w:t xml:space="preserve"> values</w:t>
+      </w:r>
+      <w:r>
+        <w:t xml:space="preserve"> for refineries and some chemical products</w:t>
+      </w:r>
+      <w:r>
+        <w:t xml:space="preserve"> would </w:t>
+      </w:r>
+      <w:r>
+        <w:t xml:space="preserve">be eased based on some flexibilities provided in the directive. </w:t>
       </w:r>
     </w:p>
     <w:p>
       <w:r>
-        <w:t>President von der Leyen highlighted the sense of urgency and the need for unity, by stating that Europe is in a fight for our future in a world that today is “unforgiving”, “a world of imperial ambitions and imperial wars. A world in which dependencies are ruthlessly weaponized</w:t>
+        <w:t xml:space="preserve">The Commission is expected to propose a more </w:t>
       </w:r>
       <w:r>
         <w:rPr>
           <w:b/>
           <w:bCs/>
         </w:rPr>
-        <w:t xml:space="preserve">”. </w:t>
-      </w:r>
-      <w:r>
-        <w:rPr>
-          <w:b/>
-          <w:bCs/>
-        </w:rPr>
-        <w:t>D</w:t>
-      </w:r>
-      <w:r>
-        <w:rPr>
-          <w:b/>
-          <w:bCs/>
-        </w:rPr>
-        <w:t>e</w:t>
-      </w:r>
-      <w:r>
-        <w:rPr>
-          <w:b/>
-          <w:bCs/>
-        </w:rPr>
-        <w:t>fence</w:t>
-      </w:r>
-      <w:r>
-        <w:rPr>
-          <w:b/>
-          <w:bCs/>
-        </w:rPr>
-        <w:t>, security and Europe’s independence</w:t>
-      </w:r>
-      <w:r>
-        <w:t xml:space="preserve"> was therefore a central theme that she connected to all policy priorities. In that context, she spent a lot of time on the issue of competitiveness (“Europe’s independence depends on ability to compete”) and announced several new initiatives to promote investments in digital and clean tech, emphasising that from steel to batteries, Europe’s </w:t>
-      </w:r>
-      <w:r>
-        <w:rPr>
-          <w:b/>
-          <w:bCs/>
-        </w:rPr>
-        <w:t>clean tech sector must stay in Europe</w:t>
-      </w:r>
-      <w:r>
-        <w:t xml:space="preserve">, and that we need to make sure that our industry has the materials by creating a truly circular economy. </w:t>
+        <w:t>comprehensive review of the EU ETS</w:t>
+      </w:r>
+      <w:r>
+        <w:t xml:space="preserve"> </w:t>
+      </w:r>
+      <w:r>
+        <w:t xml:space="preserve">directive </w:t>
+      </w:r>
+      <w:r>
+        <w:t>by early July 2026 at the latest. This proposal is expected to</w:t>
+      </w:r>
+      <w:r>
+        <w:t xml:space="preserve"> include further steps to reduce the stringency of the system, including by lowering the annual reduction of the emissions cap </w:t>
+      </w:r>
+      <w:r>
+        <w:t xml:space="preserve">so that </w:t>
+      </w:r>
+      <w:r>
+        <w:t xml:space="preserve">the cap </w:t>
+      </w:r>
+      <w:r>
+        <w:t>would not reach by 2039 but rather towards 2050</w:t>
+      </w:r>
+      <w:r>
+        <w:t xml:space="preserve">. The review will also consider </w:t>
+      </w:r>
+      <w:r>
+        <w:t>the expansion of the EU ETS to</w:t>
+      </w:r>
+      <w:r>
+        <w:t xml:space="preserve"> </w:t>
+      </w:r>
+      <w:r>
+        <w:t xml:space="preserve">waste incineration and potentially also waste </w:t>
+      </w:r>
+      <w:r>
+        <w:t>landfilling</w:t>
+      </w:r>
+      <w:r>
+        <w:t>.</w:t>
       </w:r>
     </w:p>
     <w:p>
-      <w:r>
-        <w:t>Von der Leyen</w:t>
-      </w:r>
-      <w:r>
-        <w:t xml:space="preserve"> </w:t>
-      </w:r>
-      <w:r>
-        <w:t>referred to the European Green Deal by mentioning that already today, low-carbon sources account for over 70% of our electricity, that we are global leaders in clean tech patents – better than the US, and racing with China, and catching up with US venture capital for clean tech – and way ahead of China. “We are firmly on track to achieve our 2030 target to cut emissions by at least 55%. This is the power of the European Green Deal.” She also acknowledged that climate change is making each summer hotter, harsher, and more dangerous: “This is why we have to radically step up our efforts into climate resilience and adaptation, and nature-based solutions”.</w:t>
+      <w:pPr>
+        <w:pStyle w:val="Heading2"/>
+      </w:pPr>
+      <w:r>
+        <w:t xml:space="preserve">Public consultations </w:t>
+      </w:r>
+      <w:r>
+        <w:t>to review key EU legislation</w:t>
       </w:r>
     </w:p>
     <w:p>
-      <w:r>
-        <w:t xml:space="preserve">However, </w:t>
-      </w:r>
-      <w:r>
-        <w:t xml:space="preserve">in the speech </w:t>
-      </w:r>
-      <w:r>
-        <w:t xml:space="preserve">the </w:t>
-      </w:r>
-      <w:r>
-        <w:t>Commission</w:t>
-      </w:r>
-      <w:r>
-        <w:t>’s president</w:t>
-      </w:r>
-      <w:r>
-        <w:t xml:space="preserve"> has </w:t>
+      <w:pPr>
+        <w:spacing w:after="120" w:line="300" w:lineRule="atLeast"/>
+        <w:jc w:val="left"/>
+        <w:rPr>
+          <w:rFonts w:eastAsia="Times New Roman"/>
+        </w:rPr>
+      </w:pPr>
+      <w:r>
+        <w:rPr>
+          <w:rFonts w:eastAsia="Times New Roman"/>
+        </w:rPr>
+        <w:t xml:space="preserve">The </w:t>
+      </w:r>
+      <w:r>
+        <w:rPr>
+          <w:rFonts w:eastAsia="Times New Roman"/>
+        </w:rPr>
+        <w:t xml:space="preserve">European Commission has launched two public consultations, to prepare the revision of the </w:t>
       </w:r>
       <w:hyperlink r:id="rId13" w:history="1">
         <w:r>
           <w:rPr>
             <w:rStyle w:val="Hyperlink"/>
+            <w:rFonts w:eastAsia="Times New Roman"/>
           </w:rPr>
-          <w:t>dropped a reference to decarbonisation</w:t>
+          <w:t>Renewable Energy Directive</w:t>
         </w:r>
       </w:hyperlink>
       <w:r>
-        <w:t xml:space="preserve"> from the title of its upcoming proposal on industrial competitiveness</w:t>
-      </w:r>
-      <w:r>
-        <w:t xml:space="preserve"> (</w:t>
+        <w:rPr>
+          <w:rFonts w:eastAsia="Times New Roman"/>
+        </w:rPr>
+        <w:t xml:space="preserve"> and the </w:t>
       </w:r>
       <w:hyperlink r:id="rId14" w:history="1">
         <w:r>
           <w:rPr>
             <w:rStyle w:val="Hyperlink"/>
+            <w:rFonts w:eastAsia="Times New Roman"/>
           </w:rPr>
-          <w:t xml:space="preserve">Industrial </w:t>
+          <w:t>Energy Efficiency Directive</w:t>
+        </w:r>
+      </w:hyperlink>
+      <w:r>
+        <w:rPr>
+          <w:rFonts w:eastAsia="Times New Roman"/>
+        </w:rPr>
+        <w:t xml:space="preserve">. </w:t>
+      </w:r>
+    </w:p>
+    <w:p>
+      <w:pPr>
+        <w:spacing w:after="120" w:line="300" w:lineRule="atLeast"/>
+        <w:jc w:val="left"/>
+        <w:rPr>
+          <w:rFonts w:eastAsia="Times New Roman"/>
+        </w:rPr>
+      </w:pPr>
+      <w:r>
+        <w:rPr>
+          <w:rFonts w:eastAsia="Times New Roman"/>
+        </w:rPr>
+        <w:lastRenderedPageBreak/>
+        <w:t xml:space="preserve">It </w:t>
+      </w:r>
+      <w:r>
+        <w:rPr>
+          <w:rFonts w:eastAsia="Times New Roman"/>
+        </w:rPr>
+        <w:t xml:space="preserve">also launched a </w:t>
+      </w:r>
+      <w:hyperlink r:id="rId15" w:history="1">
+        <w:r>
+          <w:rPr>
+            <w:rStyle w:val="Hyperlink"/>
+            <w:rFonts w:eastAsia="Times New Roman"/>
+          </w:rPr>
+          <w:t>call for evidence</w:t>
+        </w:r>
+      </w:hyperlink>
+      <w:r>
+        <w:rPr>
+          <w:rFonts w:eastAsia="Times New Roman"/>
+        </w:rPr>
+        <w:t xml:space="preserve"> in support of the review and revision of the EU Water Framework Directive and a call for experts to form a </w:t>
+      </w:r>
+      <w:hyperlink r:id="rId16" w:history="1">
+        <w:r>
+          <w:rPr>
+            <w:rStyle w:val="Hyperlink"/>
+            <w:rFonts w:eastAsia="Times New Roman"/>
+          </w:rPr>
+          <w:t>Water Resilience Stakeholder Platform</w:t>
+        </w:r>
+      </w:hyperlink>
+      <w:r>
+        <w:rPr>
+          <w:rFonts w:eastAsia="Times New Roman"/>
+        </w:rPr>
+        <w:t xml:space="preserve"> in support of the EU Water Resilience Strategy. </w:t>
+      </w:r>
+    </w:p>
+    <w:p>
+      <w:pPr>
+        <w:spacing w:after="120" w:line="300" w:lineRule="atLeast"/>
+        <w:jc w:val="left"/>
+        <w:rPr>
+          <w:rFonts w:eastAsia="Times New Roman"/>
+        </w:rPr>
+      </w:pPr>
+      <w:r>
+        <w:rPr>
+          <w:rFonts w:eastAsia="Times New Roman"/>
+        </w:rPr>
+        <w:t>The Commission has previously launched consultations to prepare the revision of main EU climate files (see the March ’26 edition of the Brussels Bulletin)</w:t>
+      </w:r>
+      <w:r>
+        <w:rPr>
+          <w:rFonts w:eastAsia="Times New Roman"/>
+        </w:rPr>
+        <w:t>.</w:t>
+      </w:r>
+    </w:p>
+    <w:p>
+      <w:pPr>
+        <w:pStyle w:val="Heading2"/>
+      </w:pPr>
+      <w:r>
+        <w:t>Energy crisis</w:t>
+      </w:r>
+    </w:p>
+    <w:p>
+      <w:pPr>
+        <w:spacing w:after="120" w:line="300" w:lineRule="atLeast"/>
+        <w:jc w:val="left"/>
+        <w:rPr>
+          <w:rFonts w:eastAsia="Times New Roman"/>
+        </w:rPr>
+      </w:pPr>
+      <w:r>
+        <w:rPr>
+          <w:rFonts w:eastAsia="Times New Roman"/>
+        </w:rPr>
+        <w:t xml:space="preserve">The war in Iran continues to drive up </w:t>
+      </w:r>
+      <w:r>
+        <w:rPr>
+          <w:rFonts w:eastAsia="Times New Roman"/>
+        </w:rPr>
+        <w:t>energy prices both in the EU and the rest of the world.</w:t>
+      </w:r>
+    </w:p>
+    <w:p>
+      <w:pPr>
+        <w:spacing w:after="120" w:line="300" w:lineRule="atLeast"/>
+        <w:jc w:val="left"/>
+        <w:rPr>
+          <w:rFonts w:eastAsia="Times New Roman"/>
+        </w:rPr>
+      </w:pPr>
+      <w:r>
+        <w:rPr>
+          <w:rFonts w:eastAsia="Times New Roman"/>
+        </w:rPr>
+        <w:t xml:space="preserve">On 19 March, the European Council </w:t>
+      </w:r>
+      <w:r>
+        <w:rPr>
+          <w:rFonts w:eastAsia="Times New Roman"/>
+        </w:rPr>
+        <w:t xml:space="preserve">adopted </w:t>
+      </w:r>
+      <w:hyperlink r:id="rId17" w:history="1">
+        <w:r>
+          <w:rPr>
+            <w:rStyle w:val="Hyperlink"/>
+            <w:rFonts w:eastAsia="Times New Roman"/>
+          </w:rPr>
+          <w:t>conclusions</w:t>
+        </w:r>
+      </w:hyperlink>
+      <w:r>
+        <w:rPr>
+          <w:rFonts w:eastAsia="Times New Roman"/>
+        </w:rPr>
+        <w:t xml:space="preserve"> related to the </w:t>
+      </w:r>
+      <w:r>
+        <w:rPr>
+          <w:rFonts w:eastAsia="Times New Roman"/>
+        </w:rPr>
+        <w:t xml:space="preserve">ongoing </w:t>
+      </w:r>
+      <w:r>
+        <w:rPr>
+          <w:rFonts w:eastAsia="Times New Roman"/>
+        </w:rPr>
+        <w:t xml:space="preserve">energy </w:t>
+      </w:r>
+      <w:r>
+        <w:rPr>
+          <w:rFonts w:eastAsia="Times New Roman"/>
+        </w:rPr>
+        <w:t>crisis</w:t>
+      </w:r>
+      <w:r>
+        <w:rPr>
+          <w:rFonts w:eastAsia="Times New Roman"/>
+        </w:rPr>
+        <w:t xml:space="preserve">. </w:t>
+      </w:r>
+      <w:r>
+        <w:rPr>
+          <w:rFonts w:eastAsia="Times New Roman"/>
+        </w:rPr>
+        <w:t xml:space="preserve">It </w:t>
+      </w:r>
+      <w:r>
+        <w:rPr>
+          <w:rFonts w:eastAsia="Times New Roman"/>
+        </w:rPr>
+        <w:t xml:space="preserve">reaffirmed that </w:t>
+      </w:r>
+      <w:r>
+        <w:rPr>
+          <w:rFonts w:eastAsia="Times New Roman"/>
+        </w:rPr>
+        <w:t xml:space="preserve">energy transition </w:t>
+      </w:r>
+      <w:r>
+        <w:rPr>
+          <w:rFonts w:eastAsia="Times New Roman"/>
+        </w:rPr>
+        <w:t>i</w:t>
+      </w:r>
+      <w:r>
+        <w:rPr>
+          <w:rFonts w:eastAsia="Times New Roman"/>
+        </w:rPr>
+        <w:t xml:space="preserve">s the most effective strategy to achieve strategic autonomy and lower energy prices and called for an accelerated deployment and integration of renewable and low-carbon energy sources and energy storage. </w:t>
+      </w:r>
+      <w:r>
+        <w:rPr>
+          <w:rFonts w:eastAsia="Times New Roman"/>
+        </w:rPr>
+        <w:t xml:space="preserve">In addition, it called on EU legislators to provide short-term relief </w:t>
+      </w:r>
+      <w:r>
+        <w:rPr>
+          <w:rFonts w:eastAsia="Times New Roman"/>
+        </w:rPr>
+        <w:t>for increasing energy prices</w:t>
+      </w:r>
+      <w:r>
+        <w:rPr>
+          <w:rFonts w:eastAsia="Times New Roman"/>
+          <w:lang w:val="en-US"/>
+        </w:rPr>
+        <w:t>, including</w:t>
+      </w:r>
+      <w:r>
+        <w:rPr>
+          <w:rFonts w:eastAsia="Times New Roman"/>
+          <w:lang w:val="en-US"/>
+        </w:rPr>
+        <w:t>:</w:t>
+      </w:r>
+    </w:p>
+    <w:p>
+      <w:pPr>
+        <w:pStyle w:val="ListParagraph"/>
+        <w:numPr>
+          <w:ilvl w:val="0"/>
+          <w:numId w:val="39"/>
+        </w:numPr>
+        <w:spacing w:after="120" w:line="300" w:lineRule="atLeast"/>
+        <w:jc w:val="left"/>
+        <w:rPr>
+          <w:rFonts w:eastAsia="Times New Roman"/>
+        </w:rPr>
+      </w:pPr>
+      <w:r>
+        <w:rPr>
+          <w:rFonts w:eastAsia="Times New Roman"/>
+        </w:rPr>
+        <w:t xml:space="preserve">a reform of the EU ETS </w:t>
+      </w:r>
+      <w:r>
+        <w:rPr>
+          <w:rFonts w:eastAsia="Times New Roman"/>
+        </w:rPr>
+        <w:t>and its markets stability reserve (see above);</w:t>
+      </w:r>
+    </w:p>
+    <w:p>
+      <w:pPr>
+        <w:pStyle w:val="ListParagraph"/>
+        <w:numPr>
+          <w:ilvl w:val="0"/>
+          <w:numId w:val="39"/>
+        </w:numPr>
+        <w:spacing w:after="120" w:line="300" w:lineRule="atLeast"/>
+        <w:jc w:val="left"/>
+        <w:rPr>
+          <w:rFonts w:eastAsia="Times New Roman"/>
+        </w:rPr>
+      </w:pPr>
+      <w:r>
+        <w:rPr>
+          <w:rFonts w:eastAsia="Times New Roman"/>
+        </w:rPr>
+        <w:t>measures to mitigate the impact of increasing fuel prices on electricity prices</w:t>
+      </w:r>
+      <w:r>
+        <w:rPr>
+          <w:rFonts w:eastAsia="Times New Roman"/>
+        </w:rPr>
+        <w:t>;</w:t>
+      </w:r>
+    </w:p>
+    <w:p>
+      <w:pPr>
+        <w:pStyle w:val="ListParagraph"/>
+        <w:numPr>
+          <w:ilvl w:val="0"/>
+          <w:numId w:val="39"/>
+        </w:numPr>
+        <w:spacing w:after="120" w:line="300" w:lineRule="atLeast"/>
+        <w:jc w:val="left"/>
+        <w:rPr>
+          <w:rFonts w:eastAsia="Times New Roman"/>
+        </w:rPr>
+      </w:pPr>
+      <w:r>
+        <w:rPr>
+          <w:rFonts w:eastAsia="Times New Roman"/>
+        </w:rPr>
+        <w:t>an ambitious grids package that enhances interconnections;</w:t>
+      </w:r>
+    </w:p>
+    <w:p>
+      <w:pPr>
+        <w:pStyle w:val="ListParagraph"/>
+        <w:numPr>
+          <w:ilvl w:val="0"/>
+          <w:numId w:val="39"/>
+        </w:numPr>
+        <w:spacing w:after="120" w:line="300" w:lineRule="atLeast"/>
+        <w:jc w:val="left"/>
+        <w:rPr>
+          <w:rFonts w:eastAsia="Times New Roman"/>
+        </w:rPr>
+      </w:pPr>
+      <w:r>
+        <w:rPr>
+          <w:rFonts w:eastAsia="Times New Roman"/>
+        </w:rPr>
+        <w:t>the accelerated implementation of the Energy Union 2030 agenda, t</w:t>
+      </w:r>
+      <w:r>
+        <w:rPr>
+          <w:rFonts w:eastAsia="Times New Roman"/>
+        </w:rPr>
+        <w:t xml:space="preserve">o allow increased and affordable electrification. </w:t>
+      </w:r>
+    </w:p>
+    <w:p>
+      <w:pPr>
+        <w:spacing w:after="120" w:line="300" w:lineRule="atLeast"/>
+        <w:jc w:val="left"/>
+        <w:rPr>
+          <w:rFonts w:eastAsia="Times New Roman"/>
+        </w:rPr>
+      </w:pPr>
+    </w:p>
+    <w:p>
+      <w:pPr>
+        <w:pStyle w:val="Heading1"/>
+      </w:pPr>
+      <w:r>
+        <w:t>Other developments</w:t>
+      </w:r>
+    </w:p>
+    <w:p>
+      <w:r>
+        <w:t>27</w:t>
+      </w:r>
+      <w:r>
+        <w:t xml:space="preserve">/3: </w:t>
+      </w:r>
+      <w:r>
+        <w:t>France ask</w:t>
+      </w:r>
+      <w:r>
+        <w:t>s</w:t>
+      </w:r>
+      <w:r>
+        <w:t xml:space="preserve"> the EU to </w:t>
+      </w:r>
+      <w:hyperlink r:id="rId18" w:history="1">
+        <w:r>
+          <w:rPr>
+            <w:rStyle w:val="Hyperlink"/>
+          </w:rPr>
+          <w:t>temporarily suspend its carbon border tax on fertilisers</w:t>
+        </w:r>
+      </w:hyperlink>
+      <w:r>
+        <w:t xml:space="preserve"> in the context of rising prices </w:t>
+      </w:r>
+      <w:r>
+        <w:t xml:space="preserve">resulting from the conflict in Iran. </w:t>
+      </w:r>
+    </w:p>
+    <w:p>
+      <w:r>
+        <w:t xml:space="preserve">25/3: </w:t>
+      </w:r>
+      <w:hyperlink r:id="rId19" w:history="1">
+        <w:r>
+          <w:rPr>
+            <w:rStyle w:val="Hyperlink"/>
+          </w:rPr>
+          <w:t>Germany has issued a new climate action plan</w:t>
+        </w:r>
+      </w:hyperlink>
+      <w:r>
+        <w:t xml:space="preserve"> with 67 measures to deliver 27 Mt CO</w:t>
+      </w:r>
+      <w:r>
+        <w:rPr>
+          <w:vertAlign w:val="subscript"/>
+        </w:rPr>
+        <w:t>2</w:t>
+      </w:r>
+      <w:r>
+        <w:t xml:space="preserve">e of additional reductions by 2030. However, this would fall short of </w:t>
+      </w:r>
+      <w:r>
+        <w:t>the emissions gap towards Germany’s legally binding -65% reduction target for 2030, which has been revised upward to 30 Mt CO</w:t>
+      </w:r>
+      <w:r>
+        <w:rPr>
+          <w:vertAlign w:val="subscript"/>
+        </w:rPr>
+        <w:t>2</w:t>
+      </w:r>
+      <w:r>
+        <w:t xml:space="preserve">e. </w:t>
+      </w:r>
+    </w:p>
+    <w:p>
+      <w:r>
+        <w:t xml:space="preserve">25/3: </w:t>
+      </w:r>
+      <w:r>
+        <w:t>t</w:t>
+      </w:r>
+      <w:r>
+        <w:t xml:space="preserve">he European Commission </w:t>
+      </w:r>
+      <w:r>
+        <w:t xml:space="preserve">launched a </w:t>
+      </w:r>
+      <w:hyperlink r:id="rId20" w:history="1">
+        <w:r>
+          <w:rPr>
+            <w:rStyle w:val="Hyperlink"/>
+          </w:rPr>
+          <w:t>new strategy to tackle rising wildfire risks</w:t>
+        </w:r>
+      </w:hyperlink>
+      <w:r>
+        <w:t xml:space="preserve">. </w:t>
+      </w:r>
+      <w:r>
+        <w:t xml:space="preserve">Main elements </w:t>
+      </w:r>
+      <w:r>
+        <w:t xml:space="preserve">include efforts to boost monitoring, updating risk assessments and increasing funding for wildfire prevention, response and recovery. To finance the latter, the strategy points towards existing EU funds and market-base mechanisms such as carbon removal and nature credits. </w:t>
+      </w:r>
+    </w:p>
+    <w:p>
+      <w:r>
+        <w:t xml:space="preserve">25/3: </w:t>
+      </w:r>
+      <w:r>
+        <w:t xml:space="preserve">the European Commission hosted a </w:t>
+      </w:r>
+      <w:hyperlink r:id="rId21" w:history="1">
+        <w:r>
+          <w:rPr>
+            <w:rStyle w:val="Hyperlink"/>
+          </w:rPr>
+          <w:t>sectoral policy dialogue on the future of the cement industry</w:t>
+        </w:r>
+      </w:hyperlink>
+      <w:r>
+        <w:t xml:space="preserve"> in Europe. The dialogue was attended by industry representatives and covered topics on developing lead markets for low-carbon and circular products, ensuring effective carbon pricing, and scaling up funding for decarbonisation. </w:t>
+      </w:r>
+    </w:p>
+    <w:p>
+      <w:r>
+        <w:t xml:space="preserve">24/3: the </w:t>
+      </w:r>
+      <w:hyperlink r:id="rId22" w:history="1">
+        <w:r>
+          <w:rPr>
+            <w:rStyle w:val="Hyperlink"/>
+          </w:rPr>
+          <w:t>EU and Australia signed a bilateral free trade agreement</w:t>
+        </w:r>
+      </w:hyperlink>
+      <w:r>
+        <w:t>, with an enforceable Paris Agreement clause.</w:t>
+      </w:r>
+      <w:r>
+        <w:t xml:space="preserve"> Concretely, each party may activate </w:t>
+      </w:r>
+      <w:r>
+        <w:t xml:space="preserve">the agreement’s dispute settlement mechanism if it finds that the other party fails to comply with its </w:t>
+      </w:r>
+      <w:r>
+        <w:t>sustainable development commitments or acts in a way that materially defeats the Paris Climate Agreement.</w:t>
+      </w:r>
+    </w:p>
+    <w:p>
+      <w:r>
+        <w:lastRenderedPageBreak/>
+        <w:t xml:space="preserve">24/3: Germany’s federal minister for Economic Affairs and Energy called for a </w:t>
+      </w:r>
+      <w:hyperlink r:id="rId23" w:history="1">
+        <w:r>
+          <w:rPr>
+            <w:rStyle w:val="Hyperlink"/>
+          </w:rPr>
+          <w:t>loosening of the EU climate neutrality target for 2050</w:t>
+        </w:r>
+      </w:hyperlink>
+      <w:r>
+        <w:t xml:space="preserve">, claiming that the EU should allow itself to aim for only </w:t>
+      </w:r>
+      <w:r>
+        <w:t xml:space="preserve">85-95% emission reductions if net-zero proves to be too difficult. </w:t>
+      </w:r>
+    </w:p>
+    <w:p>
+      <w:r>
+        <w:t>2</w:t>
+      </w:r>
+      <w:r>
+        <w:t>0</w:t>
+      </w:r>
+      <w:r>
+        <w:t xml:space="preserve">/3: </w:t>
+      </w:r>
+      <w:r>
+        <w:t xml:space="preserve">Italy passed a </w:t>
+      </w:r>
+      <w:hyperlink r:id="rId24" w:history="1">
+        <w:r>
+          <w:rPr>
+            <w:rStyle w:val="Hyperlink"/>
+          </w:rPr>
+          <w:t xml:space="preserve">decree </w:t>
         </w:r>
         <w:r>
           <w:rPr>
             <w:rStyle w:val="Hyperlink"/>
           </w:rPr>
-          <w:t>Accelerator Act</w:t>
+          <w:t>to reimburse gas power plants</w:t>
         </w:r>
       </w:hyperlink>
       <w:r>
-        <w:t>)</w:t>
-      </w:r>
-      <w:r>
-        <w:t>, in a sign that it intends to boost a wider range of sectors such as AI.</w:t>
+        <w:t xml:space="preserve"> for their carbon costs under the EU ETS, but experts expect it</w:t>
+      </w:r>
+      <w:r>
+        <w:t xml:space="preserve"> to be rejected by the European Commission. </w:t>
       </w:r>
     </w:p>
     <w:p>
-      <w:pPr>
-        <w:pStyle w:val="Heading2"/>
-      </w:pPr>
-      <w:r>
-        <w:t>Other developments</w:t>
-      </w:r>
-    </w:p>
-    <w:p>
-      <w:pPr>
-        <w:pStyle w:val="Heading4"/>
-      </w:pPr>
-      <w:r>
-        <w:t xml:space="preserve">Security and defence </w:t>
-      </w:r>
-    </w:p>
-    <w:p>
-      <w:r>
-        <w:t xml:space="preserve">On 1 October, EU leaders met for an </w:t>
-      </w:r>
-      <w:hyperlink r:id="rId15" w:history="1">
-        <w:r>
-          <w:rPr>
-            <w:rStyle w:val="Hyperlink"/>
-          </w:rPr>
-          <w:t>informal European Council</w:t>
-        </w:r>
-      </w:hyperlink>
-      <w:r>
-        <w:t xml:space="preserve"> in Copenhagen to discuss how to strengthen Europe’s common defence and the support for Ukraine. </w:t>
-      </w:r>
-      <w:r>
-        <w:t>European Council President António</w:t>
-      </w:r>
-      <w:r>
-        <w:t xml:space="preserve"> </w:t>
-      </w:r>
-      <w:r>
-        <w:t xml:space="preserve">Costa said discussions focused </w:t>
-      </w:r>
-      <w:r>
-        <w:t xml:space="preserve">on defence and support for Ukraine. Leaders broadly </w:t>
-      </w:r>
-      <w:hyperlink r:id="rId16" w:anchor=":~:text=European%20defence">
-        <w:r>
-          <w:rPr>
-            <w:rStyle w:val="Hyperlink"/>
-          </w:rPr>
-          <w:t>supported</w:t>
-        </w:r>
-      </w:hyperlink>
-      <w:r>
-        <w:t xml:space="preserve"> Commission proposals for a European Drone Wall and Eastern</w:t>
-      </w:r>
-      <w:r>
-        <w:t xml:space="preserve"> </w:t>
-      </w:r>
-      <w:r>
-        <w:t>Flank</w:t>
-      </w:r>
-      <w:r>
-        <w:t xml:space="preserve"> </w:t>
-      </w:r>
-      <w:r>
-        <w:t>Watch</w:t>
-      </w:r>
-      <w:r>
-        <w:t xml:space="preserve"> to strengthen air and missile defence. In a </w:t>
-      </w:r>
-      <w:hyperlink r:id="rId17" w:anchor=":~:text=Support%20for%20Ukraine">
-        <w:r>
-          <w:rPr>
-            <w:rStyle w:val="Hyperlink"/>
-          </w:rPr>
-          <w:t>dedicated session on Ukraine</w:t>
-        </w:r>
-      </w:hyperlink>
-      <w:r>
-        <w:t>, leaders reaffirmed readiness to provide military and financial aid (noting that the EU and its members had already provided €177.5 billion)</w:t>
-      </w:r>
-      <w:r>
-        <w:t>. A</w:t>
-      </w:r>
-      <w:r>
-        <w:t xml:space="preserve"> 19th sanctions package targeting Russian oil revenues and the shadow fleet</w:t>
-      </w:r>
-      <w:r>
-        <w:t xml:space="preserve"> was announced by the Commission </w:t>
-      </w:r>
-      <w:r>
-        <w:t>on 20 September</w:t>
-      </w:r>
-      <w:r>
-        <w:t xml:space="preserve">. </w:t>
-      </w:r>
-    </w:p>
-    <w:p>
-      <w:pPr>
-        <w:pStyle w:val="Heading4"/>
-      </w:pPr>
-      <w:r>
-        <w:t>2035 car emissions ban</w:t>
-      </w:r>
-      <w:r>
-        <w:t xml:space="preserve"> and t</w:t>
-      </w:r>
-      <w:r>
-        <w:t>ransport package</w:t>
-      </w:r>
-    </w:p>
-    <w:p>
-      <w:bookmarkStart w:id="0" w:name="_Hlk210984388"/>
-      <w:r>
-        <w:t>2035 car emissions ban</w:t>
-      </w:r>
-      <w:r>
-        <w:t xml:space="preserve"> may be discussed at the October EUCO as part of the enabling framework for the 2040 target achievement.</w:t>
-      </w:r>
-      <w:r>
-        <w:t xml:space="preserve"> </w:t>
-      </w:r>
-      <w:r>
-        <w:t>The push to discuss the 2035 tailpipe emissions ban for cars comes after Germany and Italy sent a joint letter</w:t>
-      </w:r>
-      <w:r>
-        <w:t xml:space="preserve"> </w:t>
-      </w:r>
-      <w:r>
-        <w:t>to the European Commission</w:t>
-      </w:r>
-      <w:r>
-        <w:t xml:space="preserve"> earlier in October em</w:t>
-      </w:r>
-      <w:r>
-        <w:t>phasising that a revision of the legislation should ensure that cars “powered by renewable fuels</w:t>
-      </w:r>
-      <w:r>
-        <w:t>…</w:t>
-      </w:r>
-      <w:r>
-        <w:t xml:space="preserve"> continue to be eligible for registration beyond 2035”.</w:t>
-      </w:r>
-      <w:r>
-        <w:t xml:space="preserve"> </w:t>
-      </w:r>
-      <w:bookmarkEnd w:id="0"/>
-      <w:r>
-        <w:fldChar w:fldCharType="begin"/>
-      </w:r>
-      <w:r>
-        <w:instrText>HYPERLINK "https://www.politico.eu/article/germany-cabinet-eu-combustion-engine-ban-letter-spd-emissions/"</w:instrText>
-      </w:r>
-      <w:r>
-        <w:fldChar w:fldCharType="separate"/>
-      </w:r>
-      <w:r>
-        <w:rPr>
-          <w:rStyle w:val="Hyperlink"/>
-        </w:rPr>
-        <w:t xml:space="preserve">Germany </w:t>
-      </w:r>
-      <w:r>
-        <w:rPr>
-          <w:rStyle w:val="Hyperlink"/>
-        </w:rPr>
-        <w:t>is reluctant to adopt the ban of internal combustion engines</w:t>
-      </w:r>
-      <w:r>
-        <w:fldChar w:fldCharType="end"/>
-      </w:r>
-      <w:r>
-        <w:t>, a position that the Commission will consider</w:t>
-      </w:r>
-      <w:r>
-        <w:t xml:space="preserve"> in the upcoming review of CO2 rules for cars. </w:t>
-      </w:r>
-      <w:r>
-        <w:t>Transport package of legislative and policy measures is expected to be tabled on 29 October.</w:t>
-      </w:r>
-    </w:p>
-    <w:p>
-      <w:pPr>
-        <w:pStyle w:val="Heading4"/>
-      </w:pPr>
-      <w:r>
-        <w:t>Strategic dialogue with the automotive industry</w:t>
-      </w:r>
-    </w:p>
-    <w:p>
-      <w:hyperlink r:id="rId18" w:history="1">
-        <w:r>
-          <w:rPr>
-            <w:rStyle w:val="Hyperlink"/>
-          </w:rPr>
-          <w:t>On 12 September</w:t>
-        </w:r>
-      </w:hyperlink>
-      <w:r>
-        <w:t xml:space="preserve">, President Ursula von der Leyen held the third Strategic Dialogue on the Future of the European Automotive Industry, bringing together the European automotive industry, social partners and </w:t>
-      </w:r>
-      <w:r>
-        <w:lastRenderedPageBreak/>
-        <w:t xml:space="preserve">other key stakeholders in Brussels. Based on a concept note, </w:t>
-      </w:r>
-      <w:r>
-        <w:t>the dialogue</w:t>
-      </w:r>
-      <w:r>
-        <w:t xml:space="preserve"> focused on how Europe can achieve leadership in electric vehicles, how to accelerate innovation in autonomous and connected vehicles, and building a competitive European batteries manufacturing base.</w:t>
-      </w:r>
-    </w:p>
-    <w:p>
-      <w:pPr>
-        <w:pStyle w:val="Heading4"/>
-        <w:rPr>
-          <w:lang w:val="en-US"/>
-        </w:rPr>
-      </w:pPr>
-      <w:r>
-        <w:rPr>
-          <w:lang w:val="en-US"/>
-        </w:rPr>
-        <w:t>EU ministers commit to faster truck recharging deployment</w:t>
-      </w:r>
-    </w:p>
-    <w:p>
-      <w:r>
-        <w:t xml:space="preserve">On 16 September, the European Commission presented the Clean </w:t>
-      </w:r>
-      <w:hyperlink r:id="rId19" w:history="1">
-        <w:r>
-          <w:rPr>
-            <w:rStyle w:val="Hyperlink"/>
-          </w:rPr>
-          <w:t>Transport Corridor Initiative,</w:t>
-        </w:r>
-      </w:hyperlink>
-      <w:r>
-        <w:t xml:space="preserve"> which seeks to accelerate the deployment of heavy-duty vehicles recharging infrastructure across key freight corridors. The initiative will start with the Scandinavian-Mediterranean and North-Sea Baltic Corridors as the first test cases. </w:t>
-      </w:r>
-    </w:p>
-    <w:p>
-      <w:pPr>
-        <w:pStyle w:val="Heading4"/>
-      </w:pPr>
-      <w:r>
-        <w:t>CAP reforms</w:t>
-      </w:r>
-    </w:p>
-    <w:p>
-      <w:r>
-        <w:t xml:space="preserve">On 10 September, </w:t>
-      </w:r>
-      <w:r>
-        <w:t xml:space="preserve">MEPs have </w:t>
-      </w:r>
-      <w:hyperlink r:id="rId20" w:history="1">
-        <w:r>
-          <w:rPr>
-            <w:rStyle w:val="Hyperlink"/>
-          </w:rPr>
-          <w:t>adopted</w:t>
-        </w:r>
-      </w:hyperlink>
-      <w:r>
-        <w:t xml:space="preserve"> the </w:t>
-      </w:r>
-      <w:r>
-        <w:t xml:space="preserve">AGRI </w:t>
-      </w:r>
-      <w:r>
-        <w:t>committee’s report on the future Common Agricultural Policy (CAP), sending a second signal this year that cuts to farm subsidies will not be accepted.</w:t>
-      </w:r>
-      <w:r>
-        <w:t xml:space="preserve"> </w:t>
-      </w:r>
-    </w:p>
-    <w:p>
-      <w:r>
-        <w:t>Agriculture ministers met in Brussels</w:t>
-      </w:r>
-      <w:r>
-        <w:t xml:space="preserve"> (22-23</w:t>
-      </w:r>
-      <w:r>
-        <w:t xml:space="preserve"> Sept)</w:t>
-      </w:r>
-      <w:r>
-        <w:t xml:space="preserve"> to launch debates on the </w:t>
-      </w:r>
-      <w:r>
-        <w:rPr>
-          <w:b/>
-          <w:bCs/>
-        </w:rPr>
-        <w:t>post</w:t>
-      </w:r>
-      <w:r>
-        <w:rPr>
-          <w:b/>
-          <w:bCs/>
-        </w:rPr>
-        <w:noBreakHyphen/>
-        <w:t>2027 Common Agricultural Policy</w:t>
-      </w:r>
-      <w:r>
-        <w:rPr>
-          <w:b/>
-          <w:bCs/>
-        </w:rPr>
-        <w:t>.</w:t>
-      </w:r>
-      <w:r>
-        <w:t xml:space="preserve"> The Commission presented its proposal, and ministers held a first exchange on priorities</w:t>
-      </w:r>
-      <w:r>
-        <w:t>.</w:t>
-      </w:r>
-      <w:r>
-        <w:t xml:space="preserve"> Many ministers </w:t>
-      </w:r>
-      <w:r>
-        <w:t xml:space="preserve">voiced similar demands as the EP and </w:t>
-      </w:r>
-      <w:hyperlink r:id="rId21" w:anchor=":~:text=The%20presidency%20informed%20the%20Council,architecture%2C%20food%20security%2C%20and%20innovation" w:history="1">
-        <w:r>
-          <w:rPr>
-            <w:rStyle w:val="Hyperlink"/>
-          </w:rPr>
-          <w:t>called</w:t>
-        </w:r>
-      </w:hyperlink>
-      <w:r>
-        <w:t xml:space="preserve"> for a separate budget to achieve environmental and competitiveness goals and warned that t</w:t>
-      </w:r>
-      <w:r>
-        <w:t>h</w:t>
-      </w:r>
-      <w:r>
-        <w:t xml:space="preserve">e proposed funding seemed insufficient. </w:t>
-      </w:r>
-    </w:p>
-    <w:p>
-      <w:r>
-        <w:t>On 7 October, t</w:t>
-      </w:r>
-      <w:r>
-        <w:t xml:space="preserve">he coordinators of the largest political groups in the </w:t>
-      </w:r>
-      <w:r>
-        <w:t>EP’s</w:t>
-      </w:r>
-      <w:r>
-        <w:t xml:space="preserve"> </w:t>
-      </w:r>
-      <w:r>
-        <w:t>AGRI</w:t>
-      </w:r>
-      <w:r>
-        <w:t xml:space="preserve"> committee voiced their </w:t>
-      </w:r>
-      <w:hyperlink r:id="rId22" w:history="1">
-        <w:r>
-          <w:rPr>
-            <w:rStyle w:val="Hyperlink"/>
-          </w:rPr>
-          <w:t>refusal to begin discussions</w:t>
-        </w:r>
-      </w:hyperlink>
-      <w:r>
-        <w:t xml:space="preserve"> on the Commission’s proposal for the future </w:t>
-      </w:r>
-      <w:r>
-        <w:t>C</w:t>
-      </w:r>
-      <w:r>
-        <w:t>AP at a press conference on Tuesday, urging the EU executive to come forward with a new plan.</w:t>
-      </w:r>
-    </w:p>
-    <w:p>
-      <w:pPr>
-        <w:pStyle w:val="Heading4"/>
-      </w:pPr>
-      <w:r>
-        <w:t>Forest monitoring framework</w:t>
-      </w:r>
-    </w:p>
-    <w:p>
-      <w:r>
-        <w:t xml:space="preserve">On 23 September 2025, ENVI and AGRI Members voted in favour of the </w:t>
-      </w:r>
-      <w:r>
-        <w:rPr>
-          <w:b/>
-          <w:bCs/>
-        </w:rPr>
-        <w:t xml:space="preserve">rejection of a proposed </w:t>
-      </w:r>
-      <w:hyperlink r:id="rId23" w:history="1">
-        <w:r>
-          <w:rPr>
-            <w:rStyle w:val="Hyperlink"/>
-            <w:b/>
-            <w:bCs/>
-          </w:rPr>
-          <w:t>forest monitoring framework</w:t>
-        </w:r>
-      </w:hyperlink>
-      <w:r>
-        <w:t xml:space="preserve"> aimed at strengthening the resilience of European forests. The initiative stems from a proposal for a regulation put forward by the Commission on 22 November 2023, following </w:t>
-      </w:r>
-      <w:r>
-        <w:t>c</w:t>
-      </w:r>
-      <w:r>
-        <w:t xml:space="preserve">ommitments made in the EU forest strategy for 2030. The motion will </w:t>
-      </w:r>
-      <w:r>
-        <w:t>undergo</w:t>
-      </w:r>
-      <w:r>
-        <w:t xml:space="preserve"> a plenary vote pencilled for 20 October. If the plenary votes in favour of the rejection, the Parliament’s president will ask the European Commission to withdraw the draft proposal, but the Commission doesn’t have to follow through.</w:t>
-      </w:r>
-      <w:r>
-        <w:t xml:space="preserve"> </w:t>
-      </w:r>
-    </w:p>
-    <w:p>
-      <w:pPr>
-        <w:pStyle w:val="Heading4"/>
-      </w:pPr>
-      <w:r>
-        <w:t>EU deforestation regulation</w:t>
-      </w:r>
-    </w:p>
-    <w:p>
-      <w:r>
-        <w:t xml:space="preserve">On 23 September the Commission has proposed </w:t>
-      </w:r>
-      <w:r>
-        <w:rPr>
-          <w:b/>
-          <w:bCs/>
-        </w:rPr>
-        <w:t>another delay</w:t>
-      </w:r>
-      <w:r>
-        <w:rPr>
-          <w:b/>
-          <w:bCs/>
-        </w:rPr>
-        <w:t xml:space="preserve">. </w:t>
-      </w:r>
-      <w:r>
-        <w:t>Speaking ahead of today’s Agriculture Council, Roswall cited “concerns about the IT system” as the reason for proposing the further delay to the EU’s flagship anti-deforestation rules, which have already</w:t>
-      </w:r>
-      <w:r>
-        <w:t xml:space="preserve"> </w:t>
-      </w:r>
-      <w:hyperlink r:id="rId24" w:history="1">
-        <w:r>
-          <w:rPr>
-            <w:rStyle w:val="Hyperlink"/>
-          </w:rPr>
-          <w:t>been postponed by a year</w:t>
-        </w:r>
-      </w:hyperlink>
-      <w:r>
-        <w:t xml:space="preserve"> </w:t>
-      </w:r>
-      <w:r>
-        <w:t>to the end of 2025 for large companies and June 2026 for smaller companies.</w:t>
-      </w:r>
-      <w:r>
-        <w:t xml:space="preserve"> </w:t>
-      </w:r>
-      <w:r>
-        <w:t>The rules, which would force companies to stop using commodities that have been produced on deforested land, are unpopular with many businesses who argue they impose complex regulatory burdens. Several of the EU's trading partners have also complained about the law.</w:t>
-      </w:r>
-      <w:r>
-        <w:t xml:space="preserve"> </w:t>
+      <w:r>
+        <w:t xml:space="preserve">19/3: a coalition of EU climate NGOs and industry federations sent </w:t>
       </w:r>
       <w:hyperlink r:id="rId25" w:history="1">
         <w:r>
           <w:rPr>
             <w:rStyle w:val="Hyperlink"/>
           </w:rPr>
-          <w:t>The</w:t>
+          <w:t>a joint letter</w:t>
+        </w:r>
+      </w:hyperlink>
+      <w:r>
+        <w:t xml:space="preserve"> to the European Commission and European Council, </w:t>
+      </w:r>
+      <w:r>
+        <w:t xml:space="preserve">calling for </w:t>
+      </w:r>
+      <w:r>
+        <w:t xml:space="preserve">a new European </w:t>
+      </w:r>
+      <w:r>
+        <w:t>Investment Facility</w:t>
+      </w:r>
+      <w:r>
+        <w:t xml:space="preserve">. </w:t>
+      </w:r>
+    </w:p>
+    <w:p>
+      <w:pPr>
+        <w:pStyle w:val="Heading1"/>
+      </w:pPr>
+      <w:r>
+        <w:t>Relevant documents/reports</w:t>
+      </w:r>
+      <w:r>
+        <w:t>/articles</w:t>
+      </w:r>
+    </w:p>
+    <w:p>
+      <w:r>
+        <w:t xml:space="preserve">The WMO’s </w:t>
+      </w:r>
+      <w:hyperlink r:id="rId26" w:history="1">
+        <w:r>
+          <w:rPr>
+            <w:rStyle w:val="Hyperlink"/>
+          </w:rPr>
+          <w:t>State of the Global Climate 2025</w:t>
+        </w:r>
+      </w:hyperlink>
+      <w:r>
+        <w:t xml:space="preserve"> confirmed that the decade 2015-2025 </w:t>
+      </w:r>
+      <w:r>
+        <w:t>was the hottest since record-keeping began</w:t>
+      </w:r>
+      <w:r>
+        <w:t xml:space="preserve">, and that the Earth’s energy imbalance is highest in a sixty-five year record. </w:t>
+      </w:r>
+    </w:p>
+    <w:p>
+      <w:pPr>
+        <w:rPr>
+          <w:lang w:val="en-US"/>
+        </w:rPr>
+      </w:pPr>
+      <w:r>
+        <w:rPr>
+          <w:lang w:val="en-US"/>
+        </w:rPr>
+        <w:t xml:space="preserve">A recent </w:t>
+      </w:r>
+      <w:hyperlink r:id="rId27" w:history="1">
+        <w:r>
+          <w:rPr>
+            <w:rStyle w:val="Hyperlink"/>
+            <w:lang w:val="en-US"/>
+          </w:rPr>
+          <w:t>report by the European Court of Auditors found that the Innovation Fund is failing to deliver the expected level of GHG reductions</w:t>
+        </w:r>
+      </w:hyperlink>
+      <w:r>
+        <w:rPr>
+          <w:lang w:val="en-US"/>
+        </w:rPr>
+        <w:t xml:space="preserve">. </w:t>
+      </w:r>
+      <w:r>
+        <w:rPr>
+          <w:lang w:val="en-US"/>
+        </w:rPr>
+        <w:t xml:space="preserve">Key shortcomings </w:t>
+      </w:r>
+      <w:r>
+        <w:rPr>
+          <w:lang w:val="en-US"/>
+        </w:rPr>
+        <w:t xml:space="preserve">are uncertainty about available funding which slows down deployment of clean technologies, shortcomings in project-maturity checks leading to delays and cancellations, and the </w:t>
+      </w:r>
+      <w:r>
+        <w:rPr>
+          <w:lang w:val="en-US"/>
+        </w:rPr>
+        <w:t xml:space="preserve">lack of a clear strategic framework for allocating funds. </w:t>
+      </w:r>
+    </w:p>
+    <w:p>
+      <w:pPr>
+        <w:rPr>
+          <w:lang w:val="en-US"/>
+        </w:rPr>
+      </w:pPr>
+      <w:r>
+        <w:rPr>
+          <w:lang w:val="en-US"/>
+        </w:rPr>
+        <w:t>T</w:t>
+      </w:r>
+      <w:r>
+        <w:rPr>
+          <w:lang w:val="en-US"/>
+        </w:rPr>
+        <w:t xml:space="preserve">he European Climate Neutrality Observatory </w:t>
+      </w:r>
+      <w:r>
+        <w:rPr>
+          <w:lang w:val="en-US"/>
+        </w:rPr>
+        <w:t xml:space="preserve">published a report on </w:t>
+      </w:r>
+      <w:r>
+        <w:rPr>
+          <w:lang w:val="en-US"/>
+        </w:rPr>
+        <w:t xml:space="preserve">the transition to </w:t>
+      </w:r>
+      <w:hyperlink r:id="rId28" w:history="1">
+        <w:r>
+          <w:rPr>
+            <w:rStyle w:val="Hyperlink"/>
+            <w:lang w:val="en-US"/>
+          </w:rPr>
+          <w:t>a clean industrial future in Europe</w:t>
+        </w:r>
+      </w:hyperlink>
+      <w:r>
+        <w:rPr>
+          <w:lang w:val="en-US"/>
+        </w:rPr>
+        <w:t xml:space="preserve">. Despite progress, it identifies lack of demand for green products, infrastructure gaps, lack of finance and reliance on raw materials imports as main hurdles. </w:t>
+      </w:r>
+    </w:p>
+    <w:p>
+      <w:pPr>
+        <w:rPr>
+          <w:lang w:val="en-US"/>
+        </w:rPr>
+      </w:pPr>
+      <w:r>
+        <w:rPr>
+          <w:lang w:val="en-US"/>
+        </w:rPr>
+        <w:t>An article</w:t>
+      </w:r>
+      <w:r>
+        <w:rPr>
+          <w:lang w:val="en-US"/>
+        </w:rPr>
+        <w:t xml:space="preserve"> in Science Direct warns that </w:t>
+      </w:r>
+      <w:hyperlink r:id="rId29" w:history="1">
+        <w:r>
+          <w:rPr>
+            <w:rStyle w:val="Hyperlink"/>
+            <w:lang w:val="en-US"/>
+          </w:rPr>
+          <w:t xml:space="preserve">policies are failing to keep pace with the </w:t>
         </w:r>
         <w:r>
           <w:rPr>
             <w:rStyle w:val="Hyperlink"/>
+            <w:lang w:val="en-US"/>
           </w:rPr>
-          <w:t xml:space="preserve"> proposal </w:t>
+          <w:t>growing complexity emerging in markets for Carbon Dioxide Removals</w:t>
+        </w:r>
+      </w:hyperlink>
+      <w:r>
+        <w:rPr>
+          <w:lang w:val="en-US"/>
+        </w:rPr>
+        <w:t xml:space="preserve">. </w:t>
+      </w:r>
+    </w:p>
+    <w:p>
+      <w:pPr>
+        <w:rPr>
+          <w:lang w:val="en-US"/>
+        </w:rPr>
+      </w:pPr>
+      <w:r>
+        <w:rPr>
+          <w:lang w:val="en-US"/>
+        </w:rPr>
+        <w:t xml:space="preserve">An article in Nature Climate Change found that </w:t>
+      </w:r>
+      <w:hyperlink r:id="rId30" w:history="1">
+        <w:r>
+          <w:rPr>
+            <w:rStyle w:val="Hyperlink"/>
+            <w:lang w:val="en-US"/>
+          </w:rPr>
+          <w:t xml:space="preserve">GHG pricing is </w:t>
         </w:r>
         <w:r>
           <w:rPr>
             <w:rStyle w:val="Hyperlink"/>
+            <w:lang w:val="en-US"/>
           </w:rPr>
-          <w:t xml:space="preserve">is </w:t>
+          <w:t xml:space="preserve">double as </w:t>
         </w:r>
         <w:r>
           <w:rPr>
             <w:rStyle w:val="Hyperlink"/>
+            <w:lang w:val="en-US"/>
           </w:rPr>
-          <w:t>welcome by the EPP</w:t>
-        </w:r>
-      </w:hyperlink>
-      <w:r>
-        <w:t>, and will need to be voted on in the EP and the Council.</w:t>
-      </w:r>
-    </w:p>
-    <w:p>
-      <w:pPr>
-        <w:pStyle w:val="Heading4"/>
-      </w:pPr>
-      <w:r>
-        <w:t>Research</w:t>
-      </w:r>
-    </w:p>
-    <w:p>
-      <w:r>
-        <w:t>At the end of September</w:t>
-      </w:r>
-      <w:r>
-        <w:t>,</w:t>
-      </w:r>
-      <w:r>
-        <w:t xml:space="preserve"> the Council adopted conclusions on making the EU </w:t>
-      </w:r>
-      <w:r>
-        <w:rPr>
-          <w:b/>
-          <w:bCs/>
-        </w:rPr>
-        <w:t>“the world’s leading life</w:t>
-      </w:r>
-      <w:r>
-        <w:rPr>
-          <w:b/>
-          <w:bCs/>
-        </w:rPr>
-        <w:noBreakHyphen/>
-        <w:t>sciences hub by 2030.”</w:t>
-      </w:r>
-      <w:r>
-        <w:t xml:space="preserve"> Ministers acknowledged the sector’s role in innovation and the twin transition, but noted gaps in investment, fragmented regulation and the need for market</w:t>
-      </w:r>
-      <w:r>
-        <w:noBreakHyphen/>
-        <w:t xml:space="preserve">based incentives. The </w:t>
-      </w:r>
-      <w:hyperlink r:id="rId26" w:anchor=":~:text=EN" w:history="1">
-        <w:r>
-          <w:rPr>
-            <w:rStyle w:val="Hyperlink"/>
-          </w:rPr>
-          <w:t>conclusions</w:t>
-        </w:r>
-      </w:hyperlink>
-      <w:r>
-        <w:t xml:space="preserve"> call for </w:t>
-      </w:r>
-      <w:r>
-        <w:rPr>
-          <w:b/>
-          <w:bCs/>
-        </w:rPr>
-        <w:t>increased research and innovation funding</w:t>
-      </w:r>
-      <w:r>
-        <w:t xml:space="preserve"> and for a regulatory environment that attracts investment</w:t>
-      </w:r>
-      <w:r>
-        <w:t>.</w:t>
-      </w:r>
-      <w:r>
-        <w:t xml:space="preserve"> </w:t>
-      </w:r>
-    </w:p>
-    <w:p>
-      <w:pPr>
-        <w:pStyle w:val="Heading4"/>
-        <w:rPr>
-          <w:lang w:val="en-US"/>
-        </w:rPr>
-      </w:pPr>
-      <w:r>
-        <w:lastRenderedPageBreak/>
-        <w:t>G</w:t>
-      </w:r>
-      <w:r>
-        <w:rPr>
-          <w:lang w:val="en-US"/>
-        </w:rPr>
-        <w:t>rids and energy security</w:t>
-      </w:r>
-    </w:p>
-    <w:p>
-      <w:r>
-        <w:rPr>
-          <w:lang w:val="en-US"/>
-        </w:rPr>
-        <w:t xml:space="preserve">On 15 September, </w:t>
-      </w:r>
-      <w:r>
-        <w:t>t</w:t>
-      </w:r>
-      <w:r>
-        <w:t xml:space="preserve">he Commission launched a </w:t>
-      </w:r>
-      <w:hyperlink r:id="rId27" w:anchor=":~:text=The%20Commission%20has%20today%20launched,the%20first%20quarter%20of%202026" w:history="1">
-        <w:r>
-          <w:rPr>
-            <w:rStyle w:val="Hyperlink"/>
-            <w:b/>
-            <w:bCs/>
-          </w:rPr>
-          <w:t>call for evidence</w:t>
-        </w:r>
-      </w:hyperlink>
-      <w:r>
-        <w:t xml:space="preserve"> to revise the EU’s energy</w:t>
-      </w:r>
-      <w:r>
-        <w:noBreakHyphen/>
-        <w:t>security framework. The document notes that the energy crises of 2021</w:t>
-      </w:r>
-      <w:r>
-        <w:noBreakHyphen/>
-        <w:t>24 exposed weaknesses: poor cross</w:t>
-      </w:r>
-      <w:r>
-        <w:noBreakHyphen/>
-        <w:t>border coordination, insufficient integration of gas and electricity systems and outdated regulatory tools. The Commission plans to create a forward</w:t>
-      </w:r>
-      <w:r>
-        <w:noBreakHyphen/>
-        <w:t>looking framework that addresses climate change, cyber</w:t>
-      </w:r>
-      <w:r>
-        <w:noBreakHyphen/>
-        <w:t>security and geo</w:t>
-      </w:r>
-      <w:r>
-        <w:noBreakHyphen/>
-        <w:t>political risks; strengthens emergency</w:t>
-      </w:r>
-      <w:r>
-        <w:noBreakHyphen/>
-        <w:t>response mechanisms; improves cross</w:t>
-      </w:r>
-      <w:r>
-        <w:noBreakHyphen/>
-        <w:t>sector coordination; and protects consumers and SMEs Stakeholders can provide input until mid</w:t>
-      </w:r>
-      <w:r>
-        <w:noBreakHyphen/>
-        <w:t>October 2025.</w:t>
-      </w:r>
-    </w:p>
-    <w:p>
-      <w:r>
-        <w:t>Grids Package focusing on simplification and enhancing security in energy sector is expected to be released by the Commission on 25 November. This will include a proposal for a revision of the TEN-E regulation.</w:t>
-      </w:r>
-    </w:p>
-    <w:p>
-      <w:pPr>
-        <w:pStyle w:val="Heading4"/>
-        <w:rPr>
-          <w:lang w:val="en-US"/>
-        </w:rPr>
-      </w:pPr>
-      <w:r>
-        <w:rPr>
-          <w:lang w:val="en-US"/>
-        </w:rPr>
-        <w:t xml:space="preserve">Electricity trading </w:t>
-      </w:r>
-    </w:p>
-    <w:p>
-      <w:r>
-        <w:rPr>
-          <w:lang w:val="en-US"/>
-        </w:rPr>
-        <w:t xml:space="preserve">On 30 September, </w:t>
-      </w:r>
-      <w:r>
-        <w:t>The EU’s day</w:t>
-      </w:r>
-      <w:r>
-        <w:noBreakHyphen/>
-        <w:t xml:space="preserve">ahead electricity market </w:t>
-      </w:r>
-      <w:hyperlink r:id="rId28" w:anchor=":~:text=On%2030%20September%202025%2C%20the,demand%20in%20the%20electricity%20system" w:history="1">
-        <w:r>
-          <w:rPr>
-            <w:rStyle w:val="Hyperlink"/>
-          </w:rPr>
-          <w:t>switched</w:t>
-        </w:r>
-      </w:hyperlink>
-      <w:r>
-        <w:t xml:space="preserve"> from hourly to </w:t>
-      </w:r>
-      <w:r>
-        <w:rPr>
-          <w:b/>
-          <w:bCs/>
-        </w:rPr>
-        <w:t>15</w:t>
-      </w:r>
-      <w:r>
-        <w:rPr>
-          <w:b/>
-          <w:bCs/>
-        </w:rPr>
-        <w:noBreakHyphen/>
-        <w:t>minute trading intervals</w:t>
-      </w:r>
-      <w:r>
-        <w:t xml:space="preserve"> under the Single-Day Ahead Coupling system. This change, required by the Electricity Regulation (EU 2019/943), makes price signals more granular and improves flexibility for intermittent renewables, reducing grid imbalances and costs for consumers</w:t>
-      </w:r>
-      <w:r>
-        <w:t>.</w:t>
-      </w:r>
-      <w:r>
-        <w:t xml:space="preserve"> </w:t>
-      </w:r>
-    </w:p>
-    <w:p>
-      <w:pPr>
-        <w:pStyle w:val="Heading4"/>
-      </w:pPr>
-      <w:r>
-        <w:t xml:space="preserve">EU </w:t>
-      </w:r>
-      <w:r>
-        <w:t xml:space="preserve">ETS </w:t>
-      </w:r>
-      <w:r>
-        <w:t>and CBAM</w:t>
-      </w:r>
-    </w:p>
-    <w:p>
-      <w:r>
-        <w:t>On 12 September 2025, the Commission adopted a</w:t>
-      </w:r>
-      <w:r>
-        <w:t xml:space="preserve"> </w:t>
-      </w:r>
-      <w:hyperlink r:id="rId29" w:history="1">
-        <w:r>
-          <w:rPr>
-            <w:rStyle w:val="Hyperlink"/>
-          </w:rPr>
-          <w:t>d</w:t>
+          <w:t xml:space="preserve">effective </w:t>
         </w:r>
         <w:r>
           <w:rPr>
             <w:rStyle w:val="Hyperlink"/>
+            <w:lang w:val="en-US"/>
           </w:rPr>
-          <w:t>ecision</w:t>
+          <w:t xml:space="preserve">in reducing GHG intensities </w:t>
         </w:r>
-      </w:hyperlink>
-      <w:r>
-        <w:t xml:space="preserve"> </w:t>
-      </w:r>
-      <w:r>
-        <w:t>on the allocation of EU ETS emission allowances to airlines for the use of sustainable aviation fuels (SAF) in 2024.</w:t>
-      </w:r>
-      <w:r>
-        <w:t xml:space="preserve"> </w:t>
-      </w:r>
-    </w:p>
-    <w:p>
-      <w:r>
-        <w:t>Meanwhile, discussion</w:t>
-      </w:r>
-      <w:r>
-        <w:t>s</w:t>
-      </w:r>
-      <w:r>
-        <w:t xml:space="preserve"> regarding the EU ETS 1 and 2 continue</w:t>
-      </w:r>
-      <w:r>
-        <w:t xml:space="preserve"> at </w:t>
-      </w:r>
-      <w:hyperlink r:id="rId30" w:history="1">
         <w:r>
           <w:rPr>
             <w:rStyle w:val="Hyperlink"/>
+            <w:lang w:val="en-US"/>
           </w:rPr>
-          <w:t>EU</w:t>
+          <w:t xml:space="preserve">when </w:t>
+        </w:r>
+        <w:r>
+          <w:rPr>
+            <w:rStyle w:val="Hyperlink"/>
+            <w:lang w:val="en-US"/>
+          </w:rPr>
+          <w:t>combined with complementary policies</w:t>
         </w:r>
       </w:hyperlink>
       <w:r>
-        <w:t xml:space="preserve"> and </w:t>
+        <w:rPr>
+          <w:lang w:val="en-US"/>
+        </w:rPr>
+        <w:t xml:space="preserve"> such as targeted subsidies, information programs and public investment. </w:t>
+      </w:r>
+    </w:p>
+    <w:p>
+      <w:pPr>
+        <w:rPr>
+          <w:lang w:val="en-US"/>
+        </w:rPr>
+      </w:pPr>
+      <w:r>
+        <w:rPr>
+          <w:lang w:val="en-US"/>
+        </w:rPr>
+        <w:t xml:space="preserve">A report by Bruegel </w:t>
+      </w:r>
+      <w:r>
+        <w:rPr>
+          <w:lang w:val="en-US"/>
+        </w:rPr>
+        <w:t xml:space="preserve">claims that </w:t>
       </w:r>
       <w:hyperlink r:id="rId31" w:history="1">
         <w:r>
           <w:rPr>
             <w:rStyle w:val="Hyperlink"/>
+            <w:lang w:val="en-US"/>
           </w:rPr>
-          <w:t>national</w:t>
+          <w:t>the EU CBAM has effectively nudged EU trade partners to introduce or strengthen carbon pricing instruments</w:t>
         </w:r>
       </w:hyperlink>
       <w:r>
-        <w:t xml:space="preserve"> level, linking them to</w:t>
-      </w:r>
-      <w:r>
+        <w:rPr>
+          <w:lang w:val="en-US"/>
+        </w:rPr>
+        <w:t xml:space="preserve">. These policy spill-over effects are however concentrated in high and upper middle-income countries. </w:t>
+      </w:r>
+      <w:r>
+        <w:rPr>
+          <w:lang w:val="en-US"/>
+        </w:rPr>
         <w:t xml:space="preserve"> </w:t>
-      </w:r>
-      <w:r>
-        <w:t>the EU’s 2040 delivery framework</w:t>
-      </w:r>
-      <w:r>
-        <w:t xml:space="preserve"> (see also section 1.1 2040 climate target and 2035 NDC, and 2. Important reports from the latest EU ETS</w:t>
-      </w:r>
-      <w:r>
-        <w:t xml:space="preserve"> II</w:t>
-      </w:r>
-      <w:r>
-        <w:t xml:space="preserve"> price forecasts)</w:t>
-      </w:r>
-      <w:r>
-        <w:t xml:space="preserve">. </w:t>
       </w:r>
     </w:p>
     <w:p>
-      <w:r>
-        <w:t xml:space="preserve">On </w:t>
-      </w:r>
-      <w:r>
-        <w:t>29 September, the</w:t>
-      </w:r>
-      <w:r>
-        <w:t xml:space="preserve"> </w:t>
-      </w:r>
-      <w:r>
-        <w:t>co-legislators</w:t>
-      </w:r>
-      <w:r>
-        <w:t xml:space="preserve"> </w:t>
+      <w:pPr>
+        <w:rPr>
+          <w:lang w:val="en-US"/>
+        </w:rPr>
+      </w:pPr>
+      <w:r>
+        <w:rPr>
+          <w:lang w:val="en-US"/>
+        </w:rPr>
+        <w:t>T</w:t>
+      </w:r>
+      <w:r>
+        <w:rPr>
+          <w:lang w:val="en-US"/>
+        </w:rPr>
+        <w:t xml:space="preserve">he NGO Transport and Environment </w:t>
+      </w:r>
+      <w:r>
+        <w:rPr>
+          <w:lang w:val="en-US"/>
+        </w:rPr>
+        <w:t xml:space="preserve">published its </w:t>
       </w:r>
       <w:hyperlink r:id="rId32" w:history="1">
         <w:r>
           <w:rPr>
             <w:rStyle w:val="Hyperlink"/>
+            <w:lang w:val="en-US"/>
           </w:rPr>
-          <w:t>adopted a regulation</w:t>
+          <w:t xml:space="preserve">State of </w:t>
+        </w:r>
+        <w:r>
+          <w:rPr>
+            <w:rStyle w:val="Hyperlink"/>
+            <w:lang w:val="en-US"/>
+          </w:rPr>
+          <w:t>European Transport – 2026</w:t>
         </w:r>
       </w:hyperlink>
       <w:r>
-        <w:t xml:space="preserve"> that simplifies and strengthens the EU’s carbon border adjustment mechanism (CBAM), as part of the so-called ‘Omnibus I’ legislative package.</w:t>
-      </w:r>
-      <w:r>
-        <w:t xml:space="preserve"> T</w:t>
-      </w:r>
-      <w:r>
-        <w:t>he amendments set a new ‘de minimis’ mass threshold whereby imports up to 50 tonnes per importer per year will not be subject to CBAM rules. The measure is expected to exempt from CBAM mainly SMEs and individuals</w:t>
-      </w:r>
-      <w:r>
+        <w:rPr>
+          <w:lang w:val="en-US"/>
+        </w:rPr>
+        <w:t xml:space="preserve"> report. Key takeaways are </w:t>
+      </w:r>
+      <w:r>
+        <w:rPr>
+          <w:lang w:val="en-US"/>
+        </w:rPr>
+        <w:t xml:space="preserve">that transport </w:t>
+      </w:r>
+      <w:r>
+        <w:rPr>
+          <w:lang w:val="en-US"/>
+        </w:rPr>
+        <w:t xml:space="preserve">emissions are finally plateauing </w:t>
+      </w:r>
+      <w:r>
+        <w:rPr>
+          <w:lang w:val="en-US"/>
+        </w:rPr>
+        <w:t xml:space="preserve">and </w:t>
+      </w:r>
+      <w:r>
+        <w:rPr>
+          <w:lang w:val="en-US"/>
+        </w:rPr>
+        <w:t xml:space="preserve">could </w:t>
+      </w:r>
+      <w:r>
+        <w:rPr>
+          <w:lang w:val="en-US"/>
+        </w:rPr>
+        <w:t>decrease in coming years</w:t>
+      </w:r>
+      <w:r>
+        <w:rPr>
+          <w:lang w:val="en-US"/>
+        </w:rPr>
         <w:t>.</w:t>
+      </w:r>
+      <w:r>
+        <w:rPr>
+          <w:lang w:val="en-US"/>
+        </w:rPr>
+        <w:t xml:space="preserve"> EV sales are increasing strongly both in </w:t>
+      </w:r>
+      <w:r>
+        <w:rPr>
+          <w:lang w:val="en-US"/>
+        </w:rPr>
+        <w:t>the cars and the trucks market, but progress is uneven across different Member States. Aviation remains the biggest challenge</w:t>
+      </w:r>
+      <w:r>
+        <w:rPr>
+          <w:lang w:val="en-US"/>
+        </w:rPr>
+        <w:t xml:space="preserve">. </w:t>
+      </w:r>
+      <w:r>
+        <w:rPr>
+          <w:lang w:val="en-US"/>
+        </w:rPr>
+        <w:t xml:space="preserve"> </w:t>
       </w:r>
     </w:p>
     <w:p>
       <w:pPr>
-        <w:pStyle w:val="Heading4"/>
-      </w:pPr>
-      <w:r>
-        <w:t>The High Seas Treaty</w:t>
-      </w:r>
-    </w:p>
-    <w:p>
-      <w:r>
-        <w:t xml:space="preserve">On </w:t>
-      </w:r>
-      <w:r>
-        <w:t>19 September</w:t>
-      </w:r>
-      <w:r>
-        <w:t xml:space="preserve"> </w:t>
+        <w:rPr>
+          <w:lang w:val="en-US"/>
+        </w:rPr>
+      </w:pPr>
+      <w:r>
+        <w:t xml:space="preserve">A report by the NGO Trase </w:t>
       </w:r>
       <w:hyperlink r:id="rId33" w:history="1">
         <w:r>
           <w:rPr>
             <w:rStyle w:val="Hyperlink"/>
           </w:rPr>
-          <w:t>following the deposit</w:t>
+          <w:t>links EU agricultural imports to 112 kha of deforestation per year</w:t>
         </w:r>
       </w:hyperlink>
       <w:r>
-        <w:t xml:space="preserve"> of ratification instruments by four new countries the High Seas Treaty has reached the milestone of 60 state ratifications needed to trigger its entry into force. Formally known as the</w:t>
-      </w:r>
-      <w:r>
-        <w:t xml:space="preserve"> </w:t>
-      </w:r>
-      <w:r>
-        <w:t>Agreement under the United Nations Convention on the Law of the Sea on the Conservation and Sustainable Use of Marine Biological Diversity of Areas Beyond National Jurisdiction</w:t>
-      </w:r>
-      <w:r>
-        <w:t xml:space="preserve"> </w:t>
-      </w:r>
-      <w:r>
-        <w:t xml:space="preserve">(or BBNJ Agreement), the Treaty will become legally effective </w:t>
-      </w:r>
-      <w:r>
-        <w:t>on</w:t>
-      </w:r>
-      <w:r>
-        <w:t xml:space="preserve"> 17 January 2026.</w:t>
+        <w:t xml:space="preserve"> in 2021-2023. This is a substantial reduction from approximately 250 kha per year in the period 2014-2018 due a drop in deforestation linked to palm oil imports from Indonesia. Nevertheless, it remains substantial, with the largest amount of deforestation linked to cocoa imports from Cote d</w:t>
+      </w:r>
+      <w:r>
+        <w:rPr>
+          <w:lang w:val="en-US"/>
+        </w:rPr>
+        <w:t xml:space="preserve">’Ivoire. </w:t>
       </w:r>
     </w:p>
     <w:p>
       <w:pPr>
-        <w:pStyle w:val="Heading1"/>
         <w:rPr>
           <w:lang w:val="en-US"/>
         </w:rPr>
       </w:pPr>
-      <w:r>
-        <w:rPr>
-          <w:lang w:val="en-US"/>
-        </w:rPr>
-        <w:t>Important reports</w:t>
-      </w:r>
-    </w:p>
-    <w:p>
-      <w:pPr>
-        <w:pStyle w:val="Heading4"/>
-        <w:rPr>
-          <w:lang w:val="fr-BE"/>
-        </w:rPr>
-      </w:pPr>
-      <w:r>
-        <w:rPr>
-          <w:lang w:val="fr-BE"/>
-        </w:rPr>
-        <w:t>Europe’s Environment 2025 report</w:t>
-      </w:r>
-    </w:p>
-    <w:p>
-      <w:r>
-        <w:t>Between 29 September and 2 October, the E</w:t>
-      </w:r>
-      <w:r>
-        <w:t xml:space="preserve">uropean Environment </w:t>
-      </w:r>
-      <w:r>
-        <w:t>A</w:t>
-      </w:r>
-      <w:r>
-        <w:t>gency</w:t>
-      </w:r>
-      <w:r>
-        <w:t xml:space="preserve"> launched </w:t>
-      </w:r>
-      <w:r>
-        <w:t>the 5-yearly</w:t>
-      </w:r>
-      <w:r>
-        <w:t xml:space="preserve"> </w:t>
-      </w:r>
-      <w:hyperlink r:id="rId34" w:history="1">
-        <w:r>
-          <w:rPr>
-            <w:rStyle w:val="Hyperlink"/>
-          </w:rPr>
-          <w:t>Europe’s Environment 2025 report</w:t>
-        </w:r>
-      </w:hyperlink>
-      <w:r>
-        <w:t>.</w:t>
-      </w:r>
-      <w:r>
-        <w:t xml:space="preserve"> </w:t>
-      </w:r>
-      <w:r>
-        <w:t xml:space="preserve">The report warns that Europe is at a tipping point: despite progress in areas like air quality, water quality, and resource efficiency, </w:t>
-      </w:r>
-      <w:r>
-        <w:rPr>
-          <w:b/>
-          <w:bCs/>
-        </w:rPr>
-        <w:t>most 2020 environmental and biodiversity targets will not be met</w:t>
-      </w:r>
-      <w:r>
-        <w:t xml:space="preserve">, and current policies are insufficient to achieve 2030 and 2050 goals. It calls for urgent, systemic change across core sectors (energy, food, transport, consumption) and </w:t>
-      </w:r>
-      <w:r>
-        <w:lastRenderedPageBreak/>
-        <w:t>a rapid scaling up of investments, better policy coherence, and public engagement to reverse degradation and stay within planetary limits.</w:t>
-      </w:r>
-      <w:r>
-        <w:t xml:space="preserve"> </w:t>
-      </w:r>
-      <w:r>
-        <w:t>Key climate related findings include:</w:t>
-      </w:r>
-    </w:p>
-    <w:p>
-      <w:pPr>
-        <w:pStyle w:val="ListParagraph"/>
-        <w:numPr>
-          <w:ilvl w:val="0"/>
-          <w:numId w:val="9"/>
-        </w:numPr>
-      </w:pPr>
-      <w:r>
-        <w:t xml:space="preserve">To reach the 2030 target to reduce net GHG emissions by 55%, the rate at which annual GHG emissions are reduced must increase compared to the last 15 years. </w:t>
-      </w:r>
-    </w:p>
-    <w:p>
-      <w:pPr>
-        <w:pStyle w:val="ListParagraph"/>
-        <w:numPr>
-          <w:ilvl w:val="0"/>
-          <w:numId w:val="9"/>
-        </w:numPr>
-      </w:pPr>
-      <w:r>
-        <w:t>While the historical trends in the energy supply sector need to continue, substantial acceleration is needed in other sectors, notably transport and carbon removals by forests and soils.</w:t>
-      </w:r>
-    </w:p>
-    <w:p>
-      <w:pPr>
-        <w:pStyle w:val="ListParagraph"/>
-        <w:numPr>
-          <w:ilvl w:val="0"/>
-          <w:numId w:val="9"/>
-        </w:numPr>
-      </w:pPr>
-      <w:r>
-        <w:t>The measures currently adopted and planned, as reported by Member States, fall short of ensuring that the 2050 climate neutrality target can be achieved.</w:t>
-      </w:r>
-      <w:r>
-        <w:t>”</w:t>
-      </w:r>
-    </w:p>
-    <w:p>
-      <w:pPr>
-        <w:spacing w:after="0"/>
-        <w:jc w:val="left"/>
-        <w:rPr>
-          <w:rFonts w:ascii="Segoe UI Light" w:eastAsiaTheme="majorEastAsia" w:hAnsi="Segoe UI Light" w:cs="Segoe UI Light"/>
-          <w:b/>
-          <w:bCs/>
-          <w:color w:val="5F8C94"/>
-          <w:sz w:val="22"/>
-          <w:szCs w:val="22"/>
-          <w:lang w:val="en-US"/>
-        </w:rPr>
-      </w:pPr>
-      <w:r>
-        <w:rPr>
-          <w:rFonts w:ascii="Segoe UI Light" w:eastAsiaTheme="majorEastAsia" w:hAnsi="Segoe UI Light" w:cs="Segoe UI Light"/>
-          <w:b/>
-          <w:bCs/>
-          <w:color w:val="5F8C94"/>
-          <w:sz w:val="22"/>
-          <w:szCs w:val="22"/>
-          <w:lang w:val="en-US"/>
-        </w:rPr>
-        <w:t>The EAT-Lancet Commission on healthy, sustainable, and just food systems</w:t>
-      </w:r>
-    </w:p>
-    <w:p>
-      <w:pPr>
-        <w:jc w:val="left"/>
-        <w:rPr>
-          <w:rFonts w:ascii="Segoe UI Light" w:eastAsiaTheme="majorEastAsia" w:hAnsi="Segoe UI Light" w:cs="Segoe UI Light"/>
-          <w:b/>
-          <w:bCs/>
-          <w:color w:val="5F8C94"/>
-          <w:sz w:val="22"/>
-          <w:szCs w:val="22"/>
-          <w:lang w:val="en-US"/>
-        </w:rPr>
-      </w:pPr>
-      <w:r>
-        <w:rPr>
-          <w:lang w:val="en-US"/>
-        </w:rPr>
-        <w:t>On 2</w:t>
-      </w:r>
-      <w:r>
-        <w:rPr>
-          <w:vertAlign w:val="superscript"/>
-          <w:lang w:val="en-US"/>
-        </w:rPr>
-        <w:t>nd</w:t>
-      </w:r>
-      <w:r>
-        <w:rPr>
-          <w:lang w:val="en-US"/>
-        </w:rPr>
-        <w:t xml:space="preserve"> of October </w:t>
-      </w:r>
-      <w:hyperlink r:id="rId35" w:history="1">
-        <w:r>
-          <w:rPr>
-            <w:rStyle w:val="Hyperlink"/>
-            <w:lang w:val="en-US"/>
-          </w:rPr>
-          <w:t>The 2025 EAT-Lancet Commission</w:t>
-        </w:r>
-      </w:hyperlink>
-      <w:r>
-        <w:rPr>
-          <w:lang w:val="en-US"/>
-        </w:rPr>
-        <w:t xml:space="preserve"> on healthy, sustainable, and just food systems present</w:t>
-      </w:r>
-      <w:r>
-        <w:rPr>
-          <w:lang w:val="en-US"/>
-        </w:rPr>
-        <w:t xml:space="preserve">ed </w:t>
-      </w:r>
-      <w:r>
-        <w:rPr>
-          <w:lang w:val="en-US"/>
-        </w:rPr>
-        <w:t>new evidence-based insights on nutrition and human health, within safe and just planetary boundaries. New to this Commission are updates to the planetary health diet, measurement and assessment of the impact food systems have in driving transgressions of planetary boundaries, an exploration of multi-dimensional and underlying issues of food justice, new research and extensive modelling insights, and transformative and action-based recommendations and roadmaps.</w:t>
-      </w:r>
-    </w:p>
-    <w:p>
-      <w:pPr>
-        <w:pStyle w:val="Heading4"/>
-        <w:rPr>
-          <w:lang w:val="en-US"/>
-        </w:rPr>
-      </w:pPr>
-      <w:r>
-        <w:rPr>
-          <w:lang w:val="en-US"/>
-        </w:rPr>
-        <w:t>Emissions from forest fires</w:t>
-      </w:r>
-    </w:p>
-    <w:p>
-      <w:pPr>
-        <w:rPr>
-          <w:lang w:val="en-US"/>
-        </w:rPr>
-      </w:pPr>
-      <w:r>
-        <w:rPr>
-          <w:lang w:val="en-US"/>
-        </w:rPr>
-        <w:t>The Amazon rainforest in 2024 suffered its most devastating forest fire season in over two decades, triggering roughly the annual emissions of Germany</w:t>
-      </w:r>
-      <w:r>
-        <w:rPr>
-          <w:lang w:val="en-US"/>
-        </w:rPr>
-        <w:t xml:space="preserve"> according to </w:t>
-      </w:r>
-      <w:hyperlink r:id="rId36" w:history="1">
-        <w:r>
-          <w:rPr>
-            <w:rStyle w:val="Hyperlink"/>
-            <w:lang w:val="en-US"/>
-          </w:rPr>
-          <w:t>a new JRC study</w:t>
-        </w:r>
-      </w:hyperlink>
-      <w:r>
-        <w:rPr>
-          <w:lang w:val="en-US"/>
-        </w:rPr>
-        <w:t xml:space="preserve"> </w:t>
-      </w:r>
-      <w:r>
-        <w:rPr>
-          <w:lang w:val="en-US"/>
-        </w:rPr>
-        <w:t>published on 8 October</w:t>
-      </w:r>
-      <w:r>
-        <w:rPr>
-          <w:lang w:val="en-US"/>
-        </w:rPr>
-        <w:t>. The estimated 791 million tons of carbon dioxide (CO₂) released into the atmosphere mark a sevenfold increase from the average of the previous two years.</w:t>
-      </w:r>
-    </w:p>
-    <w:p>
-      <w:pPr>
-        <w:pStyle w:val="Heading4"/>
-        <w:rPr>
-          <w:lang w:val="en-US"/>
-        </w:rPr>
-      </w:pPr>
-      <w:r>
-        <w:rPr>
-          <w:lang w:val="en-US"/>
-        </w:rPr>
-        <w:t>2025 Strategic Foresight Report on resilience 2.0</w:t>
-      </w:r>
-    </w:p>
-    <w:p>
-      <w:pPr>
-        <w:rPr>
-          <w:lang w:val="en-US"/>
-        </w:rPr>
-      </w:pPr>
-      <w:r>
-        <w:rPr>
-          <w:lang w:val="en-US"/>
-        </w:rPr>
-        <w:t xml:space="preserve">On 9 September, the European Commission published its </w:t>
-      </w:r>
-      <w:hyperlink r:id="rId37" w:history="1">
-        <w:r>
-          <w:rPr>
-            <w:rStyle w:val="Hyperlink"/>
-            <w:lang w:val="en-US"/>
-          </w:rPr>
-          <w:t>2025 Strategic Foresight Report Resilience 2.0</w:t>
-        </w:r>
-      </w:hyperlink>
-      <w:r>
-        <w:rPr>
-          <w:lang w:val="en-US"/>
-        </w:rPr>
-        <w:t>: Empowering the EU to thrive amid turbulence and uncertainty. The Commission argues it is time to step up both preparedness and resilience to preserve and re-establish the EU as a strong player in this</w:t>
-      </w:r>
-      <w:r>
-        <w:rPr>
-          <w:lang w:val="en-US"/>
-        </w:rPr>
-        <w:t xml:space="preserve"> </w:t>
-      </w:r>
-      <w:r>
-        <w:rPr>
-          <w:lang w:val="en-US"/>
-        </w:rPr>
-        <w:t>changing world, by developing an approach to resilience that is transformative, proactive and forward-looking (‘resilience 2.0’). The report highlights as one of the key global challenges the fact that impacts of climate change and the degradation of nature and water resources have worsened, reaching levels that are harder to deal with. It proposes 8 areas for action to deal with the challenges.</w:t>
-      </w:r>
-    </w:p>
-    <w:p>
-      <w:pPr>
-        <w:pStyle w:val="Heading4"/>
-      </w:pPr>
-      <w:r>
-        <w:t>Environmental Implementation Review</w:t>
-      </w:r>
-    </w:p>
-    <w:p>
-      <w:r>
-        <w:t xml:space="preserve">On 22 September 2025, ENVI Members held an exchange of views with the Commission </w:t>
-      </w:r>
-      <w:hyperlink r:id="rId38" w:anchor=":~:text=The%20Environmental%20Implementation%20Review%20%28EIR%29%20is%20a%20regular,third%20in%202022%2C%20and%20the%20fourth%20in%202025." w:history="1">
-        <w:r>
-          <w:rPr>
-            <w:rStyle w:val="Hyperlink"/>
-          </w:rPr>
-          <w:t>on the fourth Environmental Implementation Review (EIR)</w:t>
-        </w:r>
-      </w:hyperlink>
-      <w:r>
-        <w:t xml:space="preserve"> and on the report on the Update of the costs of not implementing EU environmental law</w:t>
-      </w:r>
-      <w:r>
-        <w:t>, published in June</w:t>
-      </w:r>
-      <w:r>
-        <w:t xml:space="preserve"> 2025</w:t>
-      </w:r>
-      <w:r>
-        <w:t xml:space="preserve">. The EIR provides a picture of </w:t>
-      </w:r>
-      <w:r>
-        <w:t>the state of implementation of environmental laws in the Member States</w:t>
-      </w:r>
-      <w:r>
-        <w:t xml:space="preserve"> and defines 'priority actions' accordingly. In a complementing manner, the study on the Update of the costs of not implementing EU environmental law estimates the costs (foregone benefits) of this implementation gap in the Member States. Overall, the total implementation gap cost is estimated to be €180 billion per year and is projected to increase to €325 billion per year.</w:t>
-      </w:r>
-    </w:p>
-    <w:p>
-      <w:pPr>
-        <w:pStyle w:val="Heading4"/>
-      </w:pPr>
-      <w:r>
-        <w:t>C</w:t>
-      </w:r>
-      <w:r>
-        <w:t>auses of the blackout in Spain and Portugal</w:t>
-      </w:r>
-    </w:p>
-    <w:p>
-      <w:r>
-        <w:t xml:space="preserve">On 6 October, </w:t>
-      </w:r>
-      <w:r>
-        <w:t xml:space="preserve">the Expert Panel, set up by ENTSO-E to investigate the 28 April 2025 blackout in continental Spain and Portugal, has published its comprehensive </w:t>
-      </w:r>
-      <w:hyperlink r:id="rId39" w:history="1">
-        <w:r>
-          <w:rPr>
-            <w:rStyle w:val="Hyperlink"/>
-          </w:rPr>
-          <w:t>factual report on the causes of the blackout.</w:t>
-        </w:r>
-        <w:r>
-          <w:t xml:space="preserve"> It confirmed the incident was not due to an excess of renewable energy</w:t>
-        </w:r>
-        <w:r>
-          <w:t>, pointing</w:t>
-        </w:r>
-      </w:hyperlink>
-      <w:r>
-        <w:t xml:space="preserve"> towards a </w:t>
-      </w:r>
-      <w:r>
-        <w:t>cascading series of disconnections of generation components along with voltage increase</w:t>
-      </w:r>
-      <w:r>
-        <w:t xml:space="preserve"> Further investigation is ongoing.</w:t>
-      </w:r>
-    </w:p>
-    <w:p>
-      <w:pPr>
-        <w:pStyle w:val="Heading4"/>
-      </w:pPr>
-      <w:r>
-        <w:lastRenderedPageBreak/>
-        <w:t>Common Agricultural Policy, its reform and future in brief</w:t>
-      </w:r>
-    </w:p>
-    <w:p>
-      <w:pPr>
-        <w:jc w:val="left"/>
-        <w:rPr>
-          <w:rFonts w:asciiTheme="minorHAnsi" w:hAnsiTheme="minorHAnsi" w:cstheme="minorBidi"/>
-          <w:sz w:val="22"/>
-          <w:szCs w:val="22"/>
-        </w:rPr>
-      </w:pPr>
-      <w:r>
-        <w:rPr>
-          <w:rFonts w:asciiTheme="minorHAnsi" w:hAnsiTheme="minorHAnsi" w:cstheme="minorBidi"/>
-          <w:sz w:val="22"/>
-          <w:szCs w:val="22"/>
-        </w:rPr>
-        <w:t xml:space="preserve">On 18 September European Parliament’s think tank updated its </w:t>
-      </w:r>
-      <w:hyperlink r:id="rId40" w:history="1">
-        <w:r>
-          <w:rPr>
-            <w:rStyle w:val="Hyperlink"/>
-            <w:rFonts w:asciiTheme="minorHAnsi" w:hAnsiTheme="minorHAnsi" w:cstheme="minorBidi"/>
-            <w:sz w:val="22"/>
-            <w:szCs w:val="22"/>
-          </w:rPr>
-          <w:t>brief on the CAP</w:t>
-        </w:r>
-      </w:hyperlink>
-      <w:r>
-        <w:rPr>
-          <w:rFonts w:asciiTheme="minorHAnsi" w:hAnsiTheme="minorHAnsi" w:cstheme="minorBidi"/>
-          <w:sz w:val="22"/>
-          <w:szCs w:val="22"/>
-        </w:rPr>
-        <w:t xml:space="preserve">, providing a useful overview of </w:t>
-      </w:r>
-      <w:r>
-        <w:rPr>
-          <w:rFonts w:asciiTheme="minorHAnsi" w:hAnsiTheme="minorHAnsi" w:cstheme="minorBidi"/>
-          <w:sz w:val="22"/>
-          <w:szCs w:val="22"/>
-        </w:rPr>
-        <w:t>how EU agriculture is funded, its history and its future.</w:t>
-      </w:r>
-    </w:p>
-    <w:p>
-      <w:pPr>
-        <w:pStyle w:val="Heading4"/>
-      </w:pPr>
-      <w:r>
-        <w:t>EU ETS II Pricing Scenarios</w:t>
-      </w:r>
-    </w:p>
-    <w:p>
-      <w:pPr>
-        <w:jc w:val="left"/>
-        <w:rPr>
-          <w:rFonts w:asciiTheme="minorHAnsi" w:hAnsiTheme="minorHAnsi" w:cstheme="minorBidi"/>
-          <w:sz w:val="22"/>
-          <w:szCs w:val="22"/>
-        </w:rPr>
-      </w:pPr>
-      <w:r>
-        <w:rPr>
-          <w:rFonts w:asciiTheme="minorHAnsi" w:hAnsiTheme="minorHAnsi" w:cstheme="minorBidi"/>
-          <w:sz w:val="22"/>
-          <w:szCs w:val="22"/>
-        </w:rPr>
-        <w:t>On 16 September, Bloomberg NEF</w:t>
-      </w:r>
-      <w:r>
-        <w:rPr>
-          <w:rFonts w:asciiTheme="minorHAnsi" w:hAnsiTheme="minorHAnsi" w:cstheme="minorBidi"/>
-          <w:sz w:val="22"/>
-          <w:szCs w:val="22"/>
-        </w:rPr>
-        <w:t xml:space="preserve"> released a </w:t>
-      </w:r>
-      <w:hyperlink r:id="rId41" w:history="1">
-        <w:r>
-          <w:rPr>
-            <w:rStyle w:val="Hyperlink"/>
-            <w:rFonts w:asciiTheme="minorHAnsi" w:hAnsiTheme="minorHAnsi" w:cstheme="minorBidi"/>
-            <w:sz w:val="22"/>
-            <w:szCs w:val="22"/>
-          </w:rPr>
-          <w:t>report on EU ETS II pricing scenarios</w:t>
-        </w:r>
-      </w:hyperlink>
-      <w:r>
-        <w:rPr>
-          <w:rFonts w:asciiTheme="minorHAnsi" w:hAnsiTheme="minorHAnsi" w:cstheme="minorBidi"/>
-          <w:sz w:val="22"/>
-          <w:szCs w:val="22"/>
-        </w:rPr>
-        <w:t xml:space="preserve">. It finds among others that </w:t>
-      </w:r>
-      <w:r>
-        <w:rPr>
-          <w:rFonts w:asciiTheme="minorHAnsi" w:hAnsiTheme="minorHAnsi" w:cstheme="minorBidi"/>
-          <w:sz w:val="22"/>
-          <w:szCs w:val="22"/>
-        </w:rPr>
-        <w:t>u</w:t>
-      </w:r>
-      <w:r>
-        <w:rPr>
-          <w:rFonts w:asciiTheme="minorHAnsi" w:hAnsiTheme="minorHAnsi" w:cstheme="minorBidi"/>
-          <w:sz w:val="22"/>
-          <w:szCs w:val="22"/>
-        </w:rPr>
-        <w:t xml:space="preserve">nder its current structure, the </w:t>
-      </w:r>
-      <w:r>
-        <w:rPr>
-          <w:rFonts w:asciiTheme="minorHAnsi" w:hAnsiTheme="minorHAnsi" w:cstheme="minorBidi"/>
-          <w:sz w:val="22"/>
-          <w:szCs w:val="22"/>
-        </w:rPr>
-        <w:t xml:space="preserve">ETS </w:t>
-      </w:r>
-      <w:r>
-        <w:rPr>
-          <w:rFonts w:asciiTheme="minorHAnsi" w:hAnsiTheme="minorHAnsi" w:cstheme="minorBidi"/>
-          <w:sz w:val="22"/>
-          <w:szCs w:val="22"/>
-        </w:rPr>
-        <w:t xml:space="preserve">II could see carbon prices reach €122 </w:t>
-      </w:r>
-      <w:r>
-        <w:rPr>
-          <w:rFonts w:asciiTheme="minorHAnsi" w:hAnsiTheme="minorHAnsi" w:cstheme="minorBidi"/>
-          <w:sz w:val="22"/>
-          <w:szCs w:val="22"/>
-        </w:rPr>
-        <w:t>/ t</w:t>
-      </w:r>
-      <w:r>
-        <w:rPr>
-          <w:rFonts w:asciiTheme="minorHAnsi" w:hAnsiTheme="minorHAnsi" w:cstheme="minorBidi"/>
-          <w:sz w:val="22"/>
-          <w:szCs w:val="22"/>
-        </w:rPr>
-        <w:t xml:space="preserve"> CO</w:t>
-      </w:r>
-      <w:r>
-        <w:rPr>
-          <w:rFonts w:asciiTheme="minorHAnsi" w:hAnsiTheme="minorHAnsi" w:cstheme="minorBidi"/>
-          <w:sz w:val="22"/>
-          <w:szCs w:val="22"/>
-          <w:vertAlign w:val="subscript"/>
-        </w:rPr>
-        <w:t>2</w:t>
-      </w:r>
-      <w:r>
-        <w:rPr>
-          <w:rFonts w:asciiTheme="minorHAnsi" w:hAnsiTheme="minorHAnsi" w:cstheme="minorBidi"/>
-          <w:sz w:val="22"/>
-          <w:szCs w:val="22"/>
-        </w:rPr>
-        <w:t xml:space="preserve"> in 2030 and an average of €99/t between 2027 and 2030 – the highest of any carbon market globally. This would reduce emissions in the transport and buildings sectors by 40% in 2030, from 2005 levels, but increase average fuel prices in EU road transport and buildings by up to one-third. These higher prices are driven by</w:t>
-      </w:r>
-      <w:r>
-        <w:rPr>
-          <w:rFonts w:asciiTheme="minorHAnsi" w:hAnsiTheme="minorHAnsi" w:cstheme="minorBidi"/>
-          <w:sz w:val="22"/>
-          <w:szCs w:val="22"/>
-        </w:rPr>
-        <w:t>:</w:t>
-      </w:r>
-    </w:p>
-    <w:p>
-      <w:pPr>
-        <w:pStyle w:val="ListParagraph"/>
-        <w:numPr>
-          <w:ilvl w:val="0"/>
-          <w:numId w:val="10"/>
-        </w:numPr>
-        <w:jc w:val="left"/>
-        <w:rPr>
-          <w:rFonts w:asciiTheme="minorHAnsi" w:hAnsiTheme="minorHAnsi" w:cstheme="minorBidi"/>
-          <w:sz w:val="22"/>
-          <w:szCs w:val="22"/>
-        </w:rPr>
-      </w:pPr>
-      <w:r>
-        <w:rPr>
-          <w:rFonts w:asciiTheme="minorHAnsi" w:hAnsiTheme="minorHAnsi" w:cstheme="minorBidi"/>
-          <w:sz w:val="22"/>
-          <w:szCs w:val="22"/>
-        </w:rPr>
-        <w:t xml:space="preserve">inflexible supply-adjustment mechanisms, </w:t>
-      </w:r>
-    </w:p>
-    <w:p>
-      <w:pPr>
-        <w:pStyle w:val="ListParagraph"/>
-        <w:numPr>
-          <w:ilvl w:val="0"/>
-          <w:numId w:val="10"/>
-        </w:numPr>
-        <w:jc w:val="left"/>
-        <w:rPr>
-          <w:rFonts w:asciiTheme="minorHAnsi" w:hAnsiTheme="minorHAnsi" w:cstheme="minorBidi"/>
-          <w:sz w:val="22"/>
-          <w:szCs w:val="22"/>
-        </w:rPr>
-      </w:pPr>
-      <w:r>
-        <w:rPr>
-          <w:rFonts w:asciiTheme="minorHAnsi" w:hAnsiTheme="minorHAnsi" w:cstheme="minorBidi"/>
-          <w:sz w:val="22"/>
-          <w:szCs w:val="22"/>
-        </w:rPr>
-        <w:t xml:space="preserve">insufficient policy measures outside ETS II, and </w:t>
-      </w:r>
-    </w:p>
-    <w:p>
-      <w:pPr>
-        <w:pStyle w:val="ListParagraph"/>
-        <w:numPr>
-          <w:ilvl w:val="0"/>
-          <w:numId w:val="10"/>
-        </w:numPr>
-        <w:jc w:val="left"/>
-        <w:rPr>
-          <w:rFonts w:asciiTheme="minorHAnsi" w:hAnsiTheme="minorHAnsi" w:cstheme="minorBidi"/>
-          <w:sz w:val="22"/>
-          <w:szCs w:val="22"/>
-        </w:rPr>
-      </w:pPr>
-      <w:r>
-        <w:rPr>
-          <w:rFonts w:asciiTheme="minorHAnsi" w:hAnsiTheme="minorHAnsi" w:cstheme="minorBidi"/>
-          <w:sz w:val="22"/>
-          <w:szCs w:val="22"/>
-        </w:rPr>
-        <w:t>costly emission-reduction options</w:t>
-      </w:r>
-      <w:r>
-        <w:rPr>
-          <w:rFonts w:asciiTheme="minorHAnsi" w:hAnsiTheme="minorHAnsi" w:cstheme="minorBidi"/>
-          <w:sz w:val="22"/>
-          <w:szCs w:val="22"/>
-        </w:rPr>
-        <w:t>.</w:t>
-      </w:r>
     </w:p>
     <w:sectPr>
-      <w:headerReference w:type="even" r:id="rId42"/>
-      <w:headerReference w:type="default" r:id="rId43"/>
-      <w:footerReference w:type="default" r:id="rId44"/>
-      <w:headerReference w:type="first" r:id="rId45"/>
+      <w:headerReference w:type="even" r:id="rId34"/>
+      <w:headerReference w:type="default" r:id="rId35"/>
+      <w:footerReference w:type="default" r:id="rId36"/>
+      <w:headerReference w:type="first" r:id="rId37"/>
       <w:pgSz w:w="11906" w:h="16838"/>
       <w:pgMar w:top="1418" w:right="1418" w:bottom="1418" w:left="1418" w:header="708" w:footer="708" w:gutter="0"/>
       <w:cols w:space="708"/>
@@ -2483,13 +1943,649 @@
 <file path=word/numbering.xml><?xml version="1.0" encoding="utf-8"?>
 <w:numbering xmlns:wpc="http://schemas.microsoft.com/office/word/2010/wordprocessingCanvas" xmlns:cx="http://schemas.microsoft.com/office/drawing/2014/chartex" xmlns:cx1="http://schemas.microsoft.com/office/drawing/2015/9/8/chartex" xmlns:cx2="http://schemas.microsoft.com/office/drawing/2015/10/21/chartex" xmlns:cx3="http://schemas.microsoft.com/office/drawing/2016/5/9/chartex" xmlns:cx4="http://schemas.microsoft.com/office/drawing/2016/5/10/chartex" xmlns:cx5="http://schemas.microsoft.com/office/drawing/2016/5/11/chartex" xmlns:cx6="http://schemas.microsoft.com/office/drawing/2016/5/12/chartex" xmlns:cx7="http://schemas.microsoft.com/office/drawing/2016/5/13/chartex" xmlns:cx8="http://schemas.microsoft.com/office/drawing/2016/5/14/chartex" xmlns:mc="http://schemas.openxmlformats.org/markup-compatibility/2006" xmlns:aink="http://schemas.microsoft.com/office/drawing/2016/ink" xmlns:am3d="http://schemas.microsoft.com/office/drawing/2017/model3d" xmlns:o="urn:schemas-microsoft-com:office:office" xmlns:oel="http://schemas.microsoft.com/office/2019/extlst" xmlns:r="http://schemas.openxmlformats.org/officeDocument/2006/relationships" xmlns:m="http://schemas.openxmlformats.org/officeDocument/2006/math" xmlns:v="urn:schemas-microsoft-com:vml" xmlns:wp14="http://schemas.microsoft.com/office/word/2010/wordprocessingDrawing" xmlns:wp="http://schemas.openxmlformats.org/drawingml/2006/wordprocessingDrawing" xmlns:w10="urn:schemas-microsoft-com:office:word" xmlns:w="http://schemas.openxmlformats.org/wordprocessingml/2006/main" xmlns:w14="http://schemas.microsoft.com/office/word/2010/wordml" xmlns:w15="http://schemas.microsoft.com/office/word/2012/wordml" xmlns:w16cex="http://schemas.microsoft.com/office/word/2018/wordml/cex" xmlns:w16cid="http://schemas.microsoft.com/office/word/2016/wordml/cid" xmlns:w16="http://schemas.microsoft.com/office/word/2018/wordml" xmlns:w16du="http://schemas.microsoft.com/office/word/2023/wordml/word16du" xmlns:w16sdtdh="http://schemas.microsoft.com/office/word/2020/wordml/sdtdatahash" xmlns:w16sdtfl="http://schemas.microsoft.com/office/word/2024/wordml/sdtformatlock" xmlns:w16se="http://schemas.microsoft.com/office/word/2015/wordml/symex" xmlns:wpg="http://schemas.microsoft.com/office/word/2010/wordprocessingGroup" xmlns:wpi="http://schemas.microsoft.com/office/word/2010/wordprocessingInk" xmlns:wne="http://schemas.microsoft.com/office/word/2006/wordml" xmlns:wps="http://schemas.microsoft.com/office/word/2010/wordprocessingShape" mc:Ignorable="w14 w15 w16se w16cid w16 w16cex w16sdtdh w16sdtfl w16du wp14">
   <w:abstractNum w:abstractNumId="0" w15:restartNumberingAfterBreak="0">
+    <w:nsid w:val="04782E26"/>
+    <w:multiLevelType w:val="hybridMultilevel"/>
+    <w:tmpl w:val="EE12F27C"/>
+    <w:lvl w:ilvl="0" w:tplc="20000001">
+      <w:start w:val="1"/>
+      <w:numFmt w:val="bullet"/>
+      <w:lvlText w:val=""/>
+      <w:lvlJc w:val="left"/>
+      <w:pPr>
+        <w:ind w:left="720" w:hanging="360"/>
+      </w:pPr>
+      <w:rPr>
+        <w:rFonts w:ascii="Symbol" w:hAnsi="Symbol" w:hint="default"/>
+      </w:rPr>
+    </w:lvl>
+    <w:lvl w:ilvl="1" w:tplc="20000003" w:tentative="1">
+      <w:start w:val="1"/>
+      <w:numFmt w:val="bullet"/>
+      <w:lvlText w:val="o"/>
+      <w:lvlJc w:val="left"/>
+      <w:pPr>
+        <w:ind w:left="1440" w:hanging="360"/>
+      </w:pPr>
+      <w:rPr>
+        <w:rFonts w:ascii="Courier New" w:hAnsi="Courier New" w:cs="Courier New" w:hint="default"/>
+      </w:rPr>
+    </w:lvl>
+    <w:lvl w:ilvl="2" w:tplc="20000005" w:tentative="1">
+      <w:start w:val="1"/>
+      <w:numFmt w:val="bullet"/>
+      <w:lvlText w:val=""/>
+      <w:lvlJc w:val="left"/>
+      <w:pPr>
+        <w:ind w:left="2160" w:hanging="360"/>
+      </w:pPr>
+      <w:rPr>
+        <w:rFonts w:ascii="Wingdings" w:hAnsi="Wingdings" w:hint="default"/>
+      </w:rPr>
+    </w:lvl>
+    <w:lvl w:ilvl="3" w:tplc="20000001" w:tentative="1">
+      <w:start w:val="1"/>
+      <w:numFmt w:val="bullet"/>
+      <w:lvlText w:val=""/>
+      <w:lvlJc w:val="left"/>
+      <w:pPr>
+        <w:ind w:left="2880" w:hanging="360"/>
+      </w:pPr>
+      <w:rPr>
+        <w:rFonts w:ascii="Symbol" w:hAnsi="Symbol" w:hint="default"/>
+      </w:rPr>
+    </w:lvl>
+    <w:lvl w:ilvl="4" w:tplc="20000003" w:tentative="1">
+      <w:start w:val="1"/>
+      <w:numFmt w:val="bullet"/>
+      <w:lvlText w:val="o"/>
+      <w:lvlJc w:val="left"/>
+      <w:pPr>
+        <w:ind w:left="3600" w:hanging="360"/>
+      </w:pPr>
+      <w:rPr>
+        <w:rFonts w:ascii="Courier New" w:hAnsi="Courier New" w:cs="Courier New" w:hint="default"/>
+      </w:rPr>
+    </w:lvl>
+    <w:lvl w:ilvl="5" w:tplc="20000005" w:tentative="1">
+      <w:start w:val="1"/>
+      <w:numFmt w:val="bullet"/>
+      <w:lvlText w:val=""/>
+      <w:lvlJc w:val="left"/>
+      <w:pPr>
+        <w:ind w:left="4320" w:hanging="360"/>
+      </w:pPr>
+      <w:rPr>
+        <w:rFonts w:ascii="Wingdings" w:hAnsi="Wingdings" w:hint="default"/>
+      </w:rPr>
+    </w:lvl>
+    <w:lvl w:ilvl="6" w:tplc="20000001" w:tentative="1">
+      <w:start w:val="1"/>
+      <w:numFmt w:val="bullet"/>
+      <w:lvlText w:val=""/>
+      <w:lvlJc w:val="left"/>
+      <w:pPr>
+        <w:ind w:left="5040" w:hanging="360"/>
+      </w:pPr>
+      <w:rPr>
+        <w:rFonts w:ascii="Symbol" w:hAnsi="Symbol" w:hint="default"/>
+      </w:rPr>
+    </w:lvl>
+    <w:lvl w:ilvl="7" w:tplc="20000003" w:tentative="1">
+      <w:start w:val="1"/>
+      <w:numFmt w:val="bullet"/>
+      <w:lvlText w:val="o"/>
+      <w:lvlJc w:val="left"/>
+      <w:pPr>
+        <w:ind w:left="5760" w:hanging="360"/>
+      </w:pPr>
+      <w:rPr>
+        <w:rFonts w:ascii="Courier New" w:hAnsi="Courier New" w:cs="Courier New" w:hint="default"/>
+      </w:rPr>
+    </w:lvl>
+    <w:lvl w:ilvl="8" w:tplc="20000005" w:tentative="1">
+      <w:start w:val="1"/>
+      <w:numFmt w:val="bullet"/>
+      <w:lvlText w:val=""/>
+      <w:lvlJc w:val="left"/>
+      <w:pPr>
+        <w:ind w:left="6480" w:hanging="360"/>
+      </w:pPr>
+      <w:rPr>
+        <w:rFonts w:ascii="Wingdings" w:hAnsi="Wingdings" w:hint="default"/>
+      </w:rPr>
+    </w:lvl>
+  </w:abstractNum>
+  <w:abstractNum w:abstractNumId="1" w15:restartNumberingAfterBreak="0">
+    <w:nsid w:val="05B63D05"/>
+    <w:multiLevelType w:val="hybridMultilevel"/>
+    <w:tmpl w:val="62AC003C"/>
+    <w:lvl w:ilvl="0" w:tplc="20000001">
+      <w:start w:val="1"/>
+      <w:numFmt w:val="bullet"/>
+      <w:lvlText w:val=""/>
+      <w:lvlJc w:val="left"/>
+      <w:pPr>
+        <w:ind w:left="720" w:hanging="360"/>
+      </w:pPr>
+      <w:rPr>
+        <w:rFonts w:ascii="Symbol" w:hAnsi="Symbol" w:hint="default"/>
+      </w:rPr>
+    </w:lvl>
+    <w:lvl w:ilvl="1" w:tplc="20000003" w:tentative="1">
+      <w:start w:val="1"/>
+      <w:numFmt w:val="bullet"/>
+      <w:lvlText w:val="o"/>
+      <w:lvlJc w:val="left"/>
+      <w:pPr>
+        <w:ind w:left="1440" w:hanging="360"/>
+      </w:pPr>
+      <w:rPr>
+        <w:rFonts w:ascii="Courier New" w:hAnsi="Courier New" w:cs="Courier New" w:hint="default"/>
+      </w:rPr>
+    </w:lvl>
+    <w:lvl w:ilvl="2" w:tplc="20000005" w:tentative="1">
+      <w:start w:val="1"/>
+      <w:numFmt w:val="bullet"/>
+      <w:lvlText w:val=""/>
+      <w:lvlJc w:val="left"/>
+      <w:pPr>
+        <w:ind w:left="2160" w:hanging="360"/>
+      </w:pPr>
+      <w:rPr>
+        <w:rFonts w:ascii="Wingdings" w:hAnsi="Wingdings" w:hint="default"/>
+      </w:rPr>
+    </w:lvl>
+    <w:lvl w:ilvl="3" w:tplc="20000001" w:tentative="1">
+      <w:start w:val="1"/>
+      <w:numFmt w:val="bullet"/>
+      <w:lvlText w:val=""/>
+      <w:lvlJc w:val="left"/>
+      <w:pPr>
+        <w:ind w:left="2880" w:hanging="360"/>
+      </w:pPr>
+      <w:rPr>
+        <w:rFonts w:ascii="Symbol" w:hAnsi="Symbol" w:hint="default"/>
+      </w:rPr>
+    </w:lvl>
+    <w:lvl w:ilvl="4" w:tplc="20000003" w:tentative="1">
+      <w:start w:val="1"/>
+      <w:numFmt w:val="bullet"/>
+      <w:lvlText w:val="o"/>
+      <w:lvlJc w:val="left"/>
+      <w:pPr>
+        <w:ind w:left="3600" w:hanging="360"/>
+      </w:pPr>
+      <w:rPr>
+        <w:rFonts w:ascii="Courier New" w:hAnsi="Courier New" w:cs="Courier New" w:hint="default"/>
+      </w:rPr>
+    </w:lvl>
+    <w:lvl w:ilvl="5" w:tplc="20000005" w:tentative="1">
+      <w:start w:val="1"/>
+      <w:numFmt w:val="bullet"/>
+      <w:lvlText w:val=""/>
+      <w:lvlJc w:val="left"/>
+      <w:pPr>
+        <w:ind w:left="4320" w:hanging="360"/>
+      </w:pPr>
+      <w:rPr>
+        <w:rFonts w:ascii="Wingdings" w:hAnsi="Wingdings" w:hint="default"/>
+      </w:rPr>
+    </w:lvl>
+    <w:lvl w:ilvl="6" w:tplc="20000001" w:tentative="1">
+      <w:start w:val="1"/>
+      <w:numFmt w:val="bullet"/>
+      <w:lvlText w:val=""/>
+      <w:lvlJc w:val="left"/>
+      <w:pPr>
+        <w:ind w:left="5040" w:hanging="360"/>
+      </w:pPr>
+      <w:rPr>
+        <w:rFonts w:ascii="Symbol" w:hAnsi="Symbol" w:hint="default"/>
+      </w:rPr>
+    </w:lvl>
+    <w:lvl w:ilvl="7" w:tplc="20000003" w:tentative="1">
+      <w:start w:val="1"/>
+      <w:numFmt w:val="bullet"/>
+      <w:lvlText w:val="o"/>
+      <w:lvlJc w:val="left"/>
+      <w:pPr>
+        <w:ind w:left="5760" w:hanging="360"/>
+      </w:pPr>
+      <w:rPr>
+        <w:rFonts w:ascii="Courier New" w:hAnsi="Courier New" w:cs="Courier New" w:hint="default"/>
+      </w:rPr>
+    </w:lvl>
+    <w:lvl w:ilvl="8" w:tplc="20000005" w:tentative="1">
+      <w:start w:val="1"/>
+      <w:numFmt w:val="bullet"/>
+      <w:lvlText w:val=""/>
+      <w:lvlJc w:val="left"/>
+      <w:pPr>
+        <w:ind w:left="6480" w:hanging="360"/>
+      </w:pPr>
+      <w:rPr>
+        <w:rFonts w:ascii="Wingdings" w:hAnsi="Wingdings" w:hint="default"/>
+      </w:rPr>
+    </w:lvl>
+  </w:abstractNum>
+  <w:abstractNum w:abstractNumId="2" w15:restartNumberingAfterBreak="0">
+    <w:nsid w:val="0F9D3AAD"/>
+    <w:multiLevelType w:val="hybridMultilevel"/>
+    <w:tmpl w:val="6874B5C6"/>
+    <w:lvl w:ilvl="0" w:tplc="20000001">
+      <w:start w:val="1"/>
+      <w:numFmt w:val="bullet"/>
+      <w:lvlText w:val=""/>
+      <w:lvlJc w:val="left"/>
+      <w:pPr>
+        <w:ind w:left="720" w:hanging="360"/>
+      </w:pPr>
+      <w:rPr>
+        <w:rFonts w:ascii="Symbol" w:hAnsi="Symbol" w:hint="default"/>
+      </w:rPr>
+    </w:lvl>
+    <w:lvl w:ilvl="1" w:tplc="20000003" w:tentative="1">
+      <w:start w:val="1"/>
+      <w:numFmt w:val="bullet"/>
+      <w:lvlText w:val="o"/>
+      <w:lvlJc w:val="left"/>
+      <w:pPr>
+        <w:ind w:left="1440" w:hanging="360"/>
+      </w:pPr>
+      <w:rPr>
+        <w:rFonts w:ascii="Courier New" w:hAnsi="Courier New" w:cs="Courier New" w:hint="default"/>
+      </w:rPr>
+    </w:lvl>
+    <w:lvl w:ilvl="2" w:tplc="20000005" w:tentative="1">
+      <w:start w:val="1"/>
+      <w:numFmt w:val="bullet"/>
+      <w:lvlText w:val=""/>
+      <w:lvlJc w:val="left"/>
+      <w:pPr>
+        <w:ind w:left="2160" w:hanging="360"/>
+      </w:pPr>
+      <w:rPr>
+        <w:rFonts w:ascii="Wingdings" w:hAnsi="Wingdings" w:hint="default"/>
+      </w:rPr>
+    </w:lvl>
+    <w:lvl w:ilvl="3" w:tplc="20000001" w:tentative="1">
+      <w:start w:val="1"/>
+      <w:numFmt w:val="bullet"/>
+      <w:lvlText w:val=""/>
+      <w:lvlJc w:val="left"/>
+      <w:pPr>
+        <w:ind w:left="2880" w:hanging="360"/>
+      </w:pPr>
+      <w:rPr>
+        <w:rFonts w:ascii="Symbol" w:hAnsi="Symbol" w:hint="default"/>
+      </w:rPr>
+    </w:lvl>
+    <w:lvl w:ilvl="4" w:tplc="20000003" w:tentative="1">
+      <w:start w:val="1"/>
+      <w:numFmt w:val="bullet"/>
+      <w:lvlText w:val="o"/>
+      <w:lvlJc w:val="left"/>
+      <w:pPr>
+        <w:ind w:left="3600" w:hanging="360"/>
+      </w:pPr>
+      <w:rPr>
+        <w:rFonts w:ascii="Courier New" w:hAnsi="Courier New" w:cs="Courier New" w:hint="default"/>
+      </w:rPr>
+    </w:lvl>
+    <w:lvl w:ilvl="5" w:tplc="20000005" w:tentative="1">
+      <w:start w:val="1"/>
+      <w:numFmt w:val="bullet"/>
+      <w:lvlText w:val=""/>
+      <w:lvlJc w:val="left"/>
+      <w:pPr>
+        <w:ind w:left="4320" w:hanging="360"/>
+      </w:pPr>
+      <w:rPr>
+        <w:rFonts w:ascii="Wingdings" w:hAnsi="Wingdings" w:hint="default"/>
+      </w:rPr>
+    </w:lvl>
+    <w:lvl w:ilvl="6" w:tplc="20000001" w:tentative="1">
+      <w:start w:val="1"/>
+      <w:numFmt w:val="bullet"/>
+      <w:lvlText w:val=""/>
+      <w:lvlJc w:val="left"/>
+      <w:pPr>
+        <w:ind w:left="5040" w:hanging="360"/>
+      </w:pPr>
+      <w:rPr>
+        <w:rFonts w:ascii="Symbol" w:hAnsi="Symbol" w:hint="default"/>
+      </w:rPr>
+    </w:lvl>
+    <w:lvl w:ilvl="7" w:tplc="20000003" w:tentative="1">
+      <w:start w:val="1"/>
+      <w:numFmt w:val="bullet"/>
+      <w:lvlText w:val="o"/>
+      <w:lvlJc w:val="left"/>
+      <w:pPr>
+        <w:ind w:left="5760" w:hanging="360"/>
+      </w:pPr>
+      <w:rPr>
+        <w:rFonts w:ascii="Courier New" w:hAnsi="Courier New" w:cs="Courier New" w:hint="default"/>
+      </w:rPr>
+    </w:lvl>
+    <w:lvl w:ilvl="8" w:tplc="20000005" w:tentative="1">
+      <w:start w:val="1"/>
+      <w:numFmt w:val="bullet"/>
+      <w:lvlText w:val=""/>
+      <w:lvlJc w:val="left"/>
+      <w:pPr>
+        <w:ind w:left="6480" w:hanging="360"/>
+      </w:pPr>
+      <w:rPr>
+        <w:rFonts w:ascii="Wingdings" w:hAnsi="Wingdings" w:hint="default"/>
+      </w:rPr>
+    </w:lvl>
+  </w:abstractNum>
+  <w:abstractNum w:abstractNumId="3" w15:restartNumberingAfterBreak="0">
+    <w:nsid w:val="10C50324"/>
+    <w:multiLevelType w:val="multilevel"/>
+    <w:tmpl w:val="3244DBD0"/>
+    <w:lvl w:ilvl="0">
+      <w:start w:val="1"/>
+      <w:numFmt w:val="bullet"/>
+      <w:lvlText w:val=""/>
+      <w:lvlJc w:val="left"/>
+      <w:pPr>
+        <w:tabs>
+          <w:tab w:val="num" w:pos="720"/>
+        </w:tabs>
+        <w:ind w:left="720" w:hanging="360"/>
+      </w:pPr>
+      <w:rPr>
+        <w:rFonts w:ascii="Symbol" w:hAnsi="Symbol" w:hint="default"/>
+        <w:sz w:val="20"/>
+      </w:rPr>
+    </w:lvl>
+    <w:lvl w:ilvl="1">
+      <w:start w:val="1"/>
+      <w:numFmt w:val="bullet"/>
+      <w:lvlText w:val="o"/>
+      <w:lvlJc w:val="left"/>
+      <w:pPr>
+        <w:tabs>
+          <w:tab w:val="num" w:pos="1440"/>
+        </w:tabs>
+        <w:ind w:left="1440" w:hanging="360"/>
+      </w:pPr>
+      <w:rPr>
+        <w:rFonts w:ascii="Courier New" w:hAnsi="Courier New" w:cs="Times New Roman" w:hint="default"/>
+        <w:sz w:val="20"/>
+      </w:rPr>
+    </w:lvl>
+    <w:lvl w:ilvl="2">
+      <w:start w:val="1"/>
+      <w:numFmt w:val="bullet"/>
+      <w:lvlText w:val=""/>
+      <w:lvlJc w:val="left"/>
+      <w:pPr>
+        <w:tabs>
+          <w:tab w:val="num" w:pos="2160"/>
+        </w:tabs>
+        <w:ind w:left="2160" w:hanging="360"/>
+      </w:pPr>
+      <w:rPr>
+        <w:rFonts w:ascii="Wingdings" w:hAnsi="Wingdings" w:hint="default"/>
+        <w:sz w:val="20"/>
+      </w:rPr>
+    </w:lvl>
+    <w:lvl w:ilvl="3">
+      <w:start w:val="1"/>
+      <w:numFmt w:val="bullet"/>
+      <w:lvlText w:val=""/>
+      <w:lvlJc w:val="left"/>
+      <w:pPr>
+        <w:tabs>
+          <w:tab w:val="num" w:pos="2880"/>
+        </w:tabs>
+        <w:ind w:left="2880" w:hanging="360"/>
+      </w:pPr>
+      <w:rPr>
+        <w:rFonts w:ascii="Wingdings" w:hAnsi="Wingdings" w:hint="default"/>
+        <w:sz w:val="20"/>
+      </w:rPr>
+    </w:lvl>
+    <w:lvl w:ilvl="4">
+      <w:start w:val="1"/>
+      <w:numFmt w:val="bullet"/>
+      <w:lvlText w:val=""/>
+      <w:lvlJc w:val="left"/>
+      <w:pPr>
+        <w:tabs>
+          <w:tab w:val="num" w:pos="3600"/>
+        </w:tabs>
+        <w:ind w:left="3600" w:hanging="360"/>
+      </w:pPr>
+      <w:rPr>
+        <w:rFonts w:ascii="Wingdings" w:hAnsi="Wingdings" w:hint="default"/>
+        <w:sz w:val="20"/>
+      </w:rPr>
+    </w:lvl>
+    <w:lvl w:ilvl="5">
+      <w:start w:val="1"/>
+      <w:numFmt w:val="bullet"/>
+      <w:lvlText w:val=""/>
+      <w:lvlJc w:val="left"/>
+      <w:pPr>
+        <w:tabs>
+          <w:tab w:val="num" w:pos="4320"/>
+        </w:tabs>
+        <w:ind w:left="4320" w:hanging="360"/>
+      </w:pPr>
+      <w:rPr>
+        <w:rFonts w:ascii="Wingdings" w:hAnsi="Wingdings" w:hint="default"/>
+        <w:sz w:val="20"/>
+      </w:rPr>
+    </w:lvl>
+    <w:lvl w:ilvl="6">
+      <w:start w:val="1"/>
+      <w:numFmt w:val="bullet"/>
+      <w:lvlText w:val=""/>
+      <w:lvlJc w:val="left"/>
+      <w:pPr>
+        <w:tabs>
+          <w:tab w:val="num" w:pos="5040"/>
+        </w:tabs>
+        <w:ind w:left="5040" w:hanging="360"/>
+      </w:pPr>
+      <w:rPr>
+        <w:rFonts w:ascii="Wingdings" w:hAnsi="Wingdings" w:hint="default"/>
+        <w:sz w:val="20"/>
+      </w:rPr>
+    </w:lvl>
+    <w:lvl w:ilvl="7">
+      <w:start w:val="1"/>
+      <w:numFmt w:val="bullet"/>
+      <w:lvlText w:val=""/>
+      <w:lvlJc w:val="left"/>
+      <w:pPr>
+        <w:tabs>
+          <w:tab w:val="num" w:pos="5760"/>
+        </w:tabs>
+        <w:ind w:left="5760" w:hanging="360"/>
+      </w:pPr>
+      <w:rPr>
+        <w:rFonts w:ascii="Wingdings" w:hAnsi="Wingdings" w:hint="default"/>
+        <w:sz w:val="20"/>
+      </w:rPr>
+    </w:lvl>
+    <w:lvl w:ilvl="8">
+      <w:start w:val="1"/>
+      <w:numFmt w:val="bullet"/>
+      <w:lvlText w:val=""/>
+      <w:lvlJc w:val="left"/>
+      <w:pPr>
+        <w:tabs>
+          <w:tab w:val="num" w:pos="6480"/>
+        </w:tabs>
+        <w:ind w:left="6480" w:hanging="360"/>
+      </w:pPr>
+      <w:rPr>
+        <w:rFonts w:ascii="Wingdings" w:hAnsi="Wingdings" w:hint="default"/>
+        <w:sz w:val="20"/>
+      </w:rPr>
+    </w:lvl>
+  </w:abstractNum>
+  <w:abstractNum w:abstractNumId="4" w15:restartNumberingAfterBreak="0">
+    <w:nsid w:val="126566B7"/>
+    <w:multiLevelType w:val="multilevel"/>
+    <w:tmpl w:val="6EA4008E"/>
+    <w:lvl w:ilvl="0">
+      <w:start w:val="1"/>
+      <w:numFmt w:val="bullet"/>
+      <w:lvlText w:val=""/>
+      <w:lvlJc w:val="left"/>
+      <w:pPr>
+        <w:tabs>
+          <w:tab w:val="num" w:pos="720"/>
+        </w:tabs>
+        <w:ind w:left="720" w:hanging="360"/>
+      </w:pPr>
+      <w:rPr>
+        <w:rFonts w:ascii="Symbol" w:hAnsi="Symbol" w:hint="default"/>
+        <w:sz w:val="20"/>
+      </w:rPr>
+    </w:lvl>
+    <w:lvl w:ilvl="1">
+      <w:start w:val="1"/>
+      <w:numFmt w:val="bullet"/>
+      <w:lvlText w:val="o"/>
+      <w:lvlJc w:val="left"/>
+      <w:pPr>
+        <w:tabs>
+          <w:tab w:val="num" w:pos="1440"/>
+        </w:tabs>
+        <w:ind w:left="1440" w:hanging="360"/>
+      </w:pPr>
+      <w:rPr>
+        <w:rFonts w:ascii="Courier New" w:hAnsi="Courier New" w:hint="default"/>
+        <w:sz w:val="20"/>
+      </w:rPr>
+    </w:lvl>
+    <w:lvl w:ilvl="2" w:tentative="1">
+      <w:start w:val="1"/>
+      <w:numFmt w:val="bullet"/>
+      <w:lvlText w:val=""/>
+      <w:lvlJc w:val="left"/>
+      <w:pPr>
+        <w:tabs>
+          <w:tab w:val="num" w:pos="2160"/>
+        </w:tabs>
+        <w:ind w:left="2160" w:hanging="360"/>
+      </w:pPr>
+      <w:rPr>
+        <w:rFonts w:ascii="Wingdings" w:hAnsi="Wingdings" w:hint="default"/>
+        <w:sz w:val="20"/>
+      </w:rPr>
+    </w:lvl>
+    <w:lvl w:ilvl="3" w:tentative="1">
+      <w:start w:val="1"/>
+      <w:numFmt w:val="bullet"/>
+      <w:lvlText w:val=""/>
+      <w:lvlJc w:val="left"/>
+      <w:pPr>
+        <w:tabs>
+          <w:tab w:val="num" w:pos="2880"/>
+        </w:tabs>
+        <w:ind w:left="2880" w:hanging="360"/>
+      </w:pPr>
+      <w:rPr>
+        <w:rFonts w:ascii="Wingdings" w:hAnsi="Wingdings" w:hint="default"/>
+        <w:sz w:val="20"/>
+      </w:rPr>
+    </w:lvl>
+    <w:lvl w:ilvl="4" w:tentative="1">
+      <w:start w:val="1"/>
+      <w:numFmt w:val="bullet"/>
+      <w:lvlText w:val=""/>
+      <w:lvlJc w:val="left"/>
+      <w:pPr>
+        <w:tabs>
+          <w:tab w:val="num" w:pos="3600"/>
+        </w:tabs>
+        <w:ind w:left="3600" w:hanging="360"/>
+      </w:pPr>
+      <w:rPr>
+        <w:rFonts w:ascii="Wingdings" w:hAnsi="Wingdings" w:hint="default"/>
+        <w:sz w:val="20"/>
+      </w:rPr>
+    </w:lvl>
+    <w:lvl w:ilvl="5" w:tentative="1">
+      <w:start w:val="1"/>
+      <w:numFmt w:val="bullet"/>
+      <w:lvlText w:val=""/>
+      <w:lvlJc w:val="left"/>
+      <w:pPr>
+        <w:tabs>
+          <w:tab w:val="num" w:pos="4320"/>
+        </w:tabs>
+        <w:ind w:left="4320" w:hanging="360"/>
+      </w:pPr>
+      <w:rPr>
+        <w:rFonts w:ascii="Wingdings" w:hAnsi="Wingdings" w:hint="default"/>
+        <w:sz w:val="20"/>
+      </w:rPr>
+    </w:lvl>
+    <w:lvl w:ilvl="6" w:tentative="1">
+      <w:start w:val="1"/>
+      <w:numFmt w:val="bullet"/>
+      <w:lvlText w:val=""/>
+      <w:lvlJc w:val="left"/>
+      <w:pPr>
+        <w:tabs>
+          <w:tab w:val="num" w:pos="5040"/>
+        </w:tabs>
+        <w:ind w:left="5040" w:hanging="360"/>
+      </w:pPr>
+      <w:rPr>
+        <w:rFonts w:ascii="Wingdings" w:hAnsi="Wingdings" w:hint="default"/>
+        <w:sz w:val="20"/>
+      </w:rPr>
+    </w:lvl>
+    <w:lvl w:ilvl="7" w:tentative="1">
+      <w:start w:val="1"/>
+      <w:numFmt w:val="bullet"/>
+      <w:lvlText w:val=""/>
+      <w:lvlJc w:val="left"/>
+      <w:pPr>
+        <w:tabs>
+          <w:tab w:val="num" w:pos="5760"/>
+        </w:tabs>
+        <w:ind w:left="5760" w:hanging="360"/>
+      </w:pPr>
+      <w:rPr>
+        <w:rFonts w:ascii="Wingdings" w:hAnsi="Wingdings" w:hint="default"/>
+        <w:sz w:val="20"/>
+      </w:rPr>
+    </w:lvl>
+    <w:lvl w:ilvl="8" w:tentative="1">
+      <w:start w:val="1"/>
+      <w:numFmt w:val="bullet"/>
+      <w:lvlText w:val=""/>
+      <w:lvlJc w:val="left"/>
+      <w:pPr>
+        <w:tabs>
+          <w:tab w:val="num" w:pos="6480"/>
+        </w:tabs>
+        <w:ind w:left="6480" w:hanging="360"/>
+      </w:pPr>
+      <w:rPr>
+        <w:rFonts w:ascii="Wingdings" w:hAnsi="Wingdings" w:hint="default"/>
+        <w:sz w:val="20"/>
+      </w:rPr>
+    </w:lvl>
+  </w:abstractNum>
+  <w:abstractNum w:abstractNumId="5" w15:restartNumberingAfterBreak="0">
     <w:nsid w:val="1482775B"/>
     <w:multiLevelType w:val="multilevel"/>
     <w:tmpl w:val="AF7E0348"/>
     <w:lvl w:ilvl="0">
       <w:start w:val="1"/>
       <w:numFmt w:val="decimal"/>
-      <w:pStyle w:val="Heading1"/>
       <w:lvlText w:val="%1."/>
       <w:lvlJc w:val="left"/>
       <w:pPr>
@@ -2499,7 +2595,6 @@
     <w:lvl w:ilvl="1">
       <w:start w:val="1"/>
       <w:numFmt w:val="decimal"/>
-      <w:pStyle w:val="Heading2"/>
       <w:lvlText w:val="%1.%2"/>
       <w:lvlJc w:val="left"/>
       <w:pPr>
@@ -2509,7 +2604,6 @@
     <w:lvl w:ilvl="2">
       <w:start w:val="1"/>
       <w:numFmt w:val="decimal"/>
-      <w:pStyle w:val="Heading3"/>
       <w:lvlText w:val="%1.%2.%3"/>
       <w:lvlJc w:val="left"/>
       <w:pPr>
@@ -2546,7 +2640,6 @@
     <w:lvl w:ilvl="6">
       <w:start w:val="1"/>
       <w:numFmt w:val="decimal"/>
-      <w:pStyle w:val="Heading7"/>
       <w:lvlText w:val="%1.%2.%3.%4.%5.%6.%7"/>
       <w:lvlJc w:val="left"/>
       <w:pPr>
@@ -2556,7 +2649,6 @@
     <w:lvl w:ilvl="7">
       <w:start w:val="1"/>
       <w:numFmt w:val="decimal"/>
-      <w:pStyle w:val="Heading8"/>
       <w:lvlText w:val="%1.%2.%3.%4.%5.%6.%7.%8"/>
       <w:lvlJc w:val="left"/>
       <w:pPr>
@@ -2566,7 +2658,6 @@
     <w:lvl w:ilvl="8">
       <w:start w:val="1"/>
       <w:numFmt w:val="decimal"/>
-      <w:pStyle w:val="Heading9"/>
       <w:lvlText w:val="%1.%2.%3.%4.%5.%6.%7.%8.%9"/>
       <w:lvlJc w:val="left"/>
       <w:pPr>
@@ -2574,7 +2665,7 @@
       </w:pPr>
     </w:lvl>
   </w:abstractNum>
-  <w:abstractNum w:abstractNumId="1" w15:restartNumberingAfterBreak="0">
+  <w:abstractNum w:abstractNumId="6" w15:restartNumberingAfterBreak="0">
     <w:nsid w:val="186A3E54"/>
     <w:multiLevelType w:val="hybridMultilevel"/>
     <w:tmpl w:val="F40C2C46"/>
@@ -2687,7 +2778,119 @@
       </w:rPr>
     </w:lvl>
   </w:abstractNum>
-  <w:abstractNum w:abstractNumId="2" w15:restartNumberingAfterBreak="0">
+  <w:abstractNum w:abstractNumId="7" w15:restartNumberingAfterBreak="0">
+    <w:nsid w:val="19190A19"/>
+    <w:multiLevelType w:val="hybridMultilevel"/>
+    <w:tmpl w:val="BB403010"/>
+    <w:lvl w:ilvl="0" w:tplc="69C89474">
+      <w:numFmt w:val="bullet"/>
+      <w:lvlText w:val="-"/>
+      <w:lvlJc w:val="left"/>
+      <w:pPr>
+        <w:ind w:left="720" w:hanging="360"/>
+      </w:pPr>
+      <w:rPr>
+        <w:rFonts w:ascii="Segoe UI" w:eastAsiaTheme="minorEastAsia" w:hAnsi="Segoe UI" w:cs="Segoe UI" w:hint="default"/>
+      </w:rPr>
+    </w:lvl>
+    <w:lvl w:ilvl="1" w:tplc="20000003" w:tentative="1">
+      <w:start w:val="1"/>
+      <w:numFmt w:val="bullet"/>
+      <w:lvlText w:val="o"/>
+      <w:lvlJc w:val="left"/>
+      <w:pPr>
+        <w:ind w:left="1440" w:hanging="360"/>
+      </w:pPr>
+      <w:rPr>
+        <w:rFonts w:ascii="Courier New" w:hAnsi="Courier New" w:cs="Courier New" w:hint="default"/>
+      </w:rPr>
+    </w:lvl>
+    <w:lvl w:ilvl="2" w:tplc="20000005" w:tentative="1">
+      <w:start w:val="1"/>
+      <w:numFmt w:val="bullet"/>
+      <w:lvlText w:val=""/>
+      <w:lvlJc w:val="left"/>
+      <w:pPr>
+        <w:ind w:left="2160" w:hanging="360"/>
+      </w:pPr>
+      <w:rPr>
+        <w:rFonts w:ascii="Wingdings" w:hAnsi="Wingdings" w:hint="default"/>
+      </w:rPr>
+    </w:lvl>
+    <w:lvl w:ilvl="3" w:tplc="20000001" w:tentative="1">
+      <w:start w:val="1"/>
+      <w:numFmt w:val="bullet"/>
+      <w:lvlText w:val=""/>
+      <w:lvlJc w:val="left"/>
+      <w:pPr>
+        <w:ind w:left="2880" w:hanging="360"/>
+      </w:pPr>
+      <w:rPr>
+        <w:rFonts w:ascii="Symbol" w:hAnsi="Symbol" w:hint="default"/>
+      </w:rPr>
+    </w:lvl>
+    <w:lvl w:ilvl="4" w:tplc="20000003" w:tentative="1">
+      <w:start w:val="1"/>
+      <w:numFmt w:val="bullet"/>
+      <w:lvlText w:val="o"/>
+      <w:lvlJc w:val="left"/>
+      <w:pPr>
+        <w:ind w:left="3600" w:hanging="360"/>
+      </w:pPr>
+      <w:rPr>
+        <w:rFonts w:ascii="Courier New" w:hAnsi="Courier New" w:cs="Courier New" w:hint="default"/>
+      </w:rPr>
+    </w:lvl>
+    <w:lvl w:ilvl="5" w:tplc="20000005" w:tentative="1">
+      <w:start w:val="1"/>
+      <w:numFmt w:val="bullet"/>
+      <w:lvlText w:val=""/>
+      <w:lvlJc w:val="left"/>
+      <w:pPr>
+        <w:ind w:left="4320" w:hanging="360"/>
+      </w:pPr>
+      <w:rPr>
+        <w:rFonts w:ascii="Wingdings" w:hAnsi="Wingdings" w:hint="default"/>
+      </w:rPr>
+    </w:lvl>
+    <w:lvl w:ilvl="6" w:tplc="20000001" w:tentative="1">
+      <w:start w:val="1"/>
+      <w:numFmt w:val="bullet"/>
+      <w:lvlText w:val=""/>
+      <w:lvlJc w:val="left"/>
+      <w:pPr>
+        <w:ind w:left="5040" w:hanging="360"/>
+      </w:pPr>
+      <w:rPr>
+        <w:rFonts w:ascii="Symbol" w:hAnsi="Symbol" w:hint="default"/>
+      </w:rPr>
+    </w:lvl>
+    <w:lvl w:ilvl="7" w:tplc="20000003" w:tentative="1">
+      <w:start w:val="1"/>
+      <w:numFmt w:val="bullet"/>
+      <w:lvlText w:val="o"/>
+      <w:lvlJc w:val="left"/>
+      <w:pPr>
+        <w:ind w:left="5760" w:hanging="360"/>
+      </w:pPr>
+      <w:rPr>
+        <w:rFonts w:ascii="Courier New" w:hAnsi="Courier New" w:cs="Courier New" w:hint="default"/>
+      </w:rPr>
+    </w:lvl>
+    <w:lvl w:ilvl="8" w:tplc="20000005" w:tentative="1">
+      <w:start w:val="1"/>
+      <w:numFmt w:val="bullet"/>
+      <w:lvlText w:val=""/>
+      <w:lvlJc w:val="left"/>
+      <w:pPr>
+        <w:ind w:left="6480" w:hanging="360"/>
+      </w:pPr>
+      <w:rPr>
+        <w:rFonts w:ascii="Wingdings" w:hAnsi="Wingdings" w:hint="default"/>
+      </w:rPr>
+    </w:lvl>
+  </w:abstractNum>
+  <w:abstractNum w:abstractNumId="8" w15:restartNumberingAfterBreak="0">
     <w:nsid w:val="199807E5"/>
     <w:multiLevelType w:val="hybridMultilevel"/>
     <w:tmpl w:val="2F4E1B78"/>
@@ -2800,7 +3003,660 @@
       </w:rPr>
     </w:lvl>
   </w:abstractNum>
-  <w:abstractNum w:abstractNumId="3" w15:restartNumberingAfterBreak="0">
+  <w:abstractNum w:abstractNumId="9" w15:restartNumberingAfterBreak="0">
+    <w:nsid w:val="236C1FFD"/>
+    <w:multiLevelType w:val="hybridMultilevel"/>
+    <w:tmpl w:val="D5AA5B54"/>
+    <w:lvl w:ilvl="0" w:tplc="20000001">
+      <w:start w:val="1"/>
+      <w:numFmt w:val="bullet"/>
+      <w:lvlText w:val=""/>
+      <w:lvlJc w:val="left"/>
+      <w:pPr>
+        <w:ind w:left="720" w:hanging="360"/>
+      </w:pPr>
+      <w:rPr>
+        <w:rFonts w:ascii="Symbol" w:hAnsi="Symbol" w:hint="default"/>
+      </w:rPr>
+    </w:lvl>
+    <w:lvl w:ilvl="1" w:tplc="20000003" w:tentative="1">
+      <w:start w:val="1"/>
+      <w:numFmt w:val="bullet"/>
+      <w:lvlText w:val="o"/>
+      <w:lvlJc w:val="left"/>
+      <w:pPr>
+        <w:ind w:left="1440" w:hanging="360"/>
+      </w:pPr>
+      <w:rPr>
+        <w:rFonts w:ascii="Courier New" w:hAnsi="Courier New" w:cs="Courier New" w:hint="default"/>
+      </w:rPr>
+    </w:lvl>
+    <w:lvl w:ilvl="2" w:tplc="20000005" w:tentative="1">
+      <w:start w:val="1"/>
+      <w:numFmt w:val="bullet"/>
+      <w:lvlText w:val=""/>
+      <w:lvlJc w:val="left"/>
+      <w:pPr>
+        <w:ind w:left="2160" w:hanging="360"/>
+      </w:pPr>
+      <w:rPr>
+        <w:rFonts w:ascii="Wingdings" w:hAnsi="Wingdings" w:hint="default"/>
+      </w:rPr>
+    </w:lvl>
+    <w:lvl w:ilvl="3" w:tplc="20000001" w:tentative="1">
+      <w:start w:val="1"/>
+      <w:numFmt w:val="bullet"/>
+      <w:lvlText w:val=""/>
+      <w:lvlJc w:val="left"/>
+      <w:pPr>
+        <w:ind w:left="2880" w:hanging="360"/>
+      </w:pPr>
+      <w:rPr>
+        <w:rFonts w:ascii="Symbol" w:hAnsi="Symbol" w:hint="default"/>
+      </w:rPr>
+    </w:lvl>
+    <w:lvl w:ilvl="4" w:tplc="20000003" w:tentative="1">
+      <w:start w:val="1"/>
+      <w:numFmt w:val="bullet"/>
+      <w:lvlText w:val="o"/>
+      <w:lvlJc w:val="left"/>
+      <w:pPr>
+        <w:ind w:left="3600" w:hanging="360"/>
+      </w:pPr>
+      <w:rPr>
+        <w:rFonts w:ascii="Courier New" w:hAnsi="Courier New" w:cs="Courier New" w:hint="default"/>
+      </w:rPr>
+    </w:lvl>
+    <w:lvl w:ilvl="5" w:tplc="20000005" w:tentative="1">
+      <w:start w:val="1"/>
+      <w:numFmt w:val="bullet"/>
+      <w:lvlText w:val=""/>
+      <w:lvlJc w:val="left"/>
+      <w:pPr>
+        <w:ind w:left="4320" w:hanging="360"/>
+      </w:pPr>
+      <w:rPr>
+        <w:rFonts w:ascii="Wingdings" w:hAnsi="Wingdings" w:hint="default"/>
+      </w:rPr>
+    </w:lvl>
+    <w:lvl w:ilvl="6" w:tplc="20000001" w:tentative="1">
+      <w:start w:val="1"/>
+      <w:numFmt w:val="bullet"/>
+      <w:lvlText w:val=""/>
+      <w:lvlJc w:val="left"/>
+      <w:pPr>
+        <w:ind w:left="5040" w:hanging="360"/>
+      </w:pPr>
+      <w:rPr>
+        <w:rFonts w:ascii="Symbol" w:hAnsi="Symbol" w:hint="default"/>
+      </w:rPr>
+    </w:lvl>
+    <w:lvl w:ilvl="7" w:tplc="20000003" w:tentative="1">
+      <w:start w:val="1"/>
+      <w:numFmt w:val="bullet"/>
+      <w:lvlText w:val="o"/>
+      <w:lvlJc w:val="left"/>
+      <w:pPr>
+        <w:ind w:left="5760" w:hanging="360"/>
+      </w:pPr>
+      <w:rPr>
+        <w:rFonts w:ascii="Courier New" w:hAnsi="Courier New" w:cs="Courier New" w:hint="default"/>
+      </w:rPr>
+    </w:lvl>
+    <w:lvl w:ilvl="8" w:tplc="20000005" w:tentative="1">
+      <w:start w:val="1"/>
+      <w:numFmt w:val="bullet"/>
+      <w:lvlText w:val=""/>
+      <w:lvlJc w:val="left"/>
+      <w:pPr>
+        <w:ind w:left="6480" w:hanging="360"/>
+      </w:pPr>
+      <w:rPr>
+        <w:rFonts w:ascii="Wingdings" w:hAnsi="Wingdings" w:hint="default"/>
+      </w:rPr>
+    </w:lvl>
+  </w:abstractNum>
+  <w:abstractNum w:abstractNumId="10" w15:restartNumberingAfterBreak="0">
+    <w:nsid w:val="314E27A8"/>
+    <w:multiLevelType w:val="hybridMultilevel"/>
+    <w:tmpl w:val="09E883E4"/>
+    <w:lvl w:ilvl="0" w:tplc="20000001">
+      <w:start w:val="1"/>
+      <w:numFmt w:val="bullet"/>
+      <w:lvlText w:val=""/>
+      <w:lvlJc w:val="left"/>
+      <w:pPr>
+        <w:ind w:left="720" w:hanging="360"/>
+      </w:pPr>
+      <w:rPr>
+        <w:rFonts w:ascii="Symbol" w:hAnsi="Symbol" w:hint="default"/>
+      </w:rPr>
+    </w:lvl>
+    <w:lvl w:ilvl="1" w:tplc="20000003">
+      <w:start w:val="1"/>
+      <w:numFmt w:val="bullet"/>
+      <w:lvlText w:val="o"/>
+      <w:lvlJc w:val="left"/>
+      <w:pPr>
+        <w:ind w:left="1440" w:hanging="360"/>
+      </w:pPr>
+      <w:rPr>
+        <w:rFonts w:ascii="Courier New" w:hAnsi="Courier New" w:cs="Courier New" w:hint="default"/>
+      </w:rPr>
+    </w:lvl>
+    <w:lvl w:ilvl="2" w:tplc="20000005" w:tentative="1">
+      <w:start w:val="1"/>
+      <w:numFmt w:val="bullet"/>
+      <w:lvlText w:val=""/>
+      <w:lvlJc w:val="left"/>
+      <w:pPr>
+        <w:ind w:left="2160" w:hanging="360"/>
+      </w:pPr>
+      <w:rPr>
+        <w:rFonts w:ascii="Wingdings" w:hAnsi="Wingdings" w:hint="default"/>
+      </w:rPr>
+    </w:lvl>
+    <w:lvl w:ilvl="3" w:tplc="20000001" w:tentative="1">
+      <w:start w:val="1"/>
+      <w:numFmt w:val="bullet"/>
+      <w:lvlText w:val=""/>
+      <w:lvlJc w:val="left"/>
+      <w:pPr>
+        <w:ind w:left="2880" w:hanging="360"/>
+      </w:pPr>
+      <w:rPr>
+        <w:rFonts w:ascii="Symbol" w:hAnsi="Symbol" w:hint="default"/>
+      </w:rPr>
+    </w:lvl>
+    <w:lvl w:ilvl="4" w:tplc="20000003" w:tentative="1">
+      <w:start w:val="1"/>
+      <w:numFmt w:val="bullet"/>
+      <w:lvlText w:val="o"/>
+      <w:lvlJc w:val="left"/>
+      <w:pPr>
+        <w:ind w:left="3600" w:hanging="360"/>
+      </w:pPr>
+      <w:rPr>
+        <w:rFonts w:ascii="Courier New" w:hAnsi="Courier New" w:cs="Courier New" w:hint="default"/>
+      </w:rPr>
+    </w:lvl>
+    <w:lvl w:ilvl="5" w:tplc="20000005" w:tentative="1">
+      <w:start w:val="1"/>
+      <w:numFmt w:val="bullet"/>
+      <w:lvlText w:val=""/>
+      <w:lvlJc w:val="left"/>
+      <w:pPr>
+        <w:ind w:left="4320" w:hanging="360"/>
+      </w:pPr>
+      <w:rPr>
+        <w:rFonts w:ascii="Wingdings" w:hAnsi="Wingdings" w:hint="default"/>
+      </w:rPr>
+    </w:lvl>
+    <w:lvl w:ilvl="6" w:tplc="20000001" w:tentative="1">
+      <w:start w:val="1"/>
+      <w:numFmt w:val="bullet"/>
+      <w:lvlText w:val=""/>
+      <w:lvlJc w:val="left"/>
+      <w:pPr>
+        <w:ind w:left="5040" w:hanging="360"/>
+      </w:pPr>
+      <w:rPr>
+        <w:rFonts w:ascii="Symbol" w:hAnsi="Symbol" w:hint="default"/>
+      </w:rPr>
+    </w:lvl>
+    <w:lvl w:ilvl="7" w:tplc="20000003" w:tentative="1">
+      <w:start w:val="1"/>
+      <w:numFmt w:val="bullet"/>
+      <w:lvlText w:val="o"/>
+      <w:lvlJc w:val="left"/>
+      <w:pPr>
+        <w:ind w:left="5760" w:hanging="360"/>
+      </w:pPr>
+      <w:rPr>
+        <w:rFonts w:ascii="Courier New" w:hAnsi="Courier New" w:cs="Courier New" w:hint="default"/>
+      </w:rPr>
+    </w:lvl>
+    <w:lvl w:ilvl="8" w:tplc="20000005" w:tentative="1">
+      <w:start w:val="1"/>
+      <w:numFmt w:val="bullet"/>
+      <w:lvlText w:val=""/>
+      <w:lvlJc w:val="left"/>
+      <w:pPr>
+        <w:ind w:left="6480" w:hanging="360"/>
+      </w:pPr>
+      <w:rPr>
+        <w:rFonts w:ascii="Wingdings" w:hAnsi="Wingdings" w:hint="default"/>
+      </w:rPr>
+    </w:lvl>
+  </w:abstractNum>
+  <w:abstractNum w:abstractNumId="11" w15:restartNumberingAfterBreak="0">
+    <w:nsid w:val="37AC02DA"/>
+    <w:multiLevelType w:val="hybridMultilevel"/>
+    <w:tmpl w:val="ED36BE46"/>
+    <w:lvl w:ilvl="0" w:tplc="20000001">
+      <w:start w:val="1"/>
+      <w:numFmt w:val="bullet"/>
+      <w:lvlText w:val=""/>
+      <w:lvlJc w:val="left"/>
+      <w:pPr>
+        <w:ind w:left="720" w:hanging="360"/>
+      </w:pPr>
+      <w:rPr>
+        <w:rFonts w:ascii="Symbol" w:hAnsi="Symbol" w:hint="default"/>
+      </w:rPr>
+    </w:lvl>
+    <w:lvl w:ilvl="1" w:tplc="20000003" w:tentative="1">
+      <w:start w:val="1"/>
+      <w:numFmt w:val="bullet"/>
+      <w:lvlText w:val="o"/>
+      <w:lvlJc w:val="left"/>
+      <w:pPr>
+        <w:ind w:left="1440" w:hanging="360"/>
+      </w:pPr>
+      <w:rPr>
+        <w:rFonts w:ascii="Courier New" w:hAnsi="Courier New" w:cs="Courier New" w:hint="default"/>
+      </w:rPr>
+    </w:lvl>
+    <w:lvl w:ilvl="2" w:tplc="20000005" w:tentative="1">
+      <w:start w:val="1"/>
+      <w:numFmt w:val="bullet"/>
+      <w:lvlText w:val=""/>
+      <w:lvlJc w:val="left"/>
+      <w:pPr>
+        <w:ind w:left="2160" w:hanging="360"/>
+      </w:pPr>
+      <w:rPr>
+        <w:rFonts w:ascii="Wingdings" w:hAnsi="Wingdings" w:hint="default"/>
+      </w:rPr>
+    </w:lvl>
+    <w:lvl w:ilvl="3" w:tplc="20000001" w:tentative="1">
+      <w:start w:val="1"/>
+      <w:numFmt w:val="bullet"/>
+      <w:lvlText w:val=""/>
+      <w:lvlJc w:val="left"/>
+      <w:pPr>
+        <w:ind w:left="2880" w:hanging="360"/>
+      </w:pPr>
+      <w:rPr>
+        <w:rFonts w:ascii="Symbol" w:hAnsi="Symbol" w:hint="default"/>
+      </w:rPr>
+    </w:lvl>
+    <w:lvl w:ilvl="4" w:tplc="20000003" w:tentative="1">
+      <w:start w:val="1"/>
+      <w:numFmt w:val="bullet"/>
+      <w:lvlText w:val="o"/>
+      <w:lvlJc w:val="left"/>
+      <w:pPr>
+        <w:ind w:left="3600" w:hanging="360"/>
+      </w:pPr>
+      <w:rPr>
+        <w:rFonts w:ascii="Courier New" w:hAnsi="Courier New" w:cs="Courier New" w:hint="default"/>
+      </w:rPr>
+    </w:lvl>
+    <w:lvl w:ilvl="5" w:tplc="20000005" w:tentative="1">
+      <w:start w:val="1"/>
+      <w:numFmt w:val="bullet"/>
+      <w:lvlText w:val=""/>
+      <w:lvlJc w:val="left"/>
+      <w:pPr>
+        <w:ind w:left="4320" w:hanging="360"/>
+      </w:pPr>
+      <w:rPr>
+        <w:rFonts w:ascii="Wingdings" w:hAnsi="Wingdings" w:hint="default"/>
+      </w:rPr>
+    </w:lvl>
+    <w:lvl w:ilvl="6" w:tplc="20000001" w:tentative="1">
+      <w:start w:val="1"/>
+      <w:numFmt w:val="bullet"/>
+      <w:lvlText w:val=""/>
+      <w:lvlJc w:val="left"/>
+      <w:pPr>
+        <w:ind w:left="5040" w:hanging="360"/>
+      </w:pPr>
+      <w:rPr>
+        <w:rFonts w:ascii="Symbol" w:hAnsi="Symbol" w:hint="default"/>
+      </w:rPr>
+    </w:lvl>
+    <w:lvl w:ilvl="7" w:tplc="20000003" w:tentative="1">
+      <w:start w:val="1"/>
+      <w:numFmt w:val="bullet"/>
+      <w:lvlText w:val="o"/>
+      <w:lvlJc w:val="left"/>
+      <w:pPr>
+        <w:ind w:left="5760" w:hanging="360"/>
+      </w:pPr>
+      <w:rPr>
+        <w:rFonts w:ascii="Courier New" w:hAnsi="Courier New" w:cs="Courier New" w:hint="default"/>
+      </w:rPr>
+    </w:lvl>
+    <w:lvl w:ilvl="8" w:tplc="20000005" w:tentative="1">
+      <w:start w:val="1"/>
+      <w:numFmt w:val="bullet"/>
+      <w:lvlText w:val=""/>
+      <w:lvlJc w:val="left"/>
+      <w:pPr>
+        <w:ind w:left="6480" w:hanging="360"/>
+      </w:pPr>
+      <w:rPr>
+        <w:rFonts w:ascii="Wingdings" w:hAnsi="Wingdings" w:hint="default"/>
+      </w:rPr>
+    </w:lvl>
+  </w:abstractNum>
+  <w:abstractNum w:abstractNumId="12" w15:restartNumberingAfterBreak="0">
+    <w:nsid w:val="3B2C4E77"/>
+    <w:multiLevelType w:val="hybridMultilevel"/>
+    <w:tmpl w:val="DDC2F23A"/>
+    <w:lvl w:ilvl="0" w:tplc="69A0766E">
+      <w:start w:val="2"/>
+      <w:numFmt w:val="bullet"/>
+      <w:lvlText w:val="-"/>
+      <w:lvlJc w:val="left"/>
+      <w:pPr>
+        <w:ind w:left="720" w:hanging="360"/>
+      </w:pPr>
+      <w:rPr>
+        <w:rFonts w:ascii="Segoe UI" w:eastAsiaTheme="minorEastAsia" w:hAnsi="Segoe UI" w:cs="Segoe UI" w:hint="default"/>
+      </w:rPr>
+    </w:lvl>
+    <w:lvl w:ilvl="1" w:tplc="20000003" w:tentative="1">
+      <w:start w:val="1"/>
+      <w:numFmt w:val="bullet"/>
+      <w:lvlText w:val="o"/>
+      <w:lvlJc w:val="left"/>
+      <w:pPr>
+        <w:ind w:left="1440" w:hanging="360"/>
+      </w:pPr>
+      <w:rPr>
+        <w:rFonts w:ascii="Courier New" w:hAnsi="Courier New" w:cs="Courier New" w:hint="default"/>
+      </w:rPr>
+    </w:lvl>
+    <w:lvl w:ilvl="2" w:tplc="20000005" w:tentative="1">
+      <w:start w:val="1"/>
+      <w:numFmt w:val="bullet"/>
+      <w:lvlText w:val=""/>
+      <w:lvlJc w:val="left"/>
+      <w:pPr>
+        <w:ind w:left="2160" w:hanging="360"/>
+      </w:pPr>
+      <w:rPr>
+        <w:rFonts w:ascii="Wingdings" w:hAnsi="Wingdings" w:hint="default"/>
+      </w:rPr>
+    </w:lvl>
+    <w:lvl w:ilvl="3" w:tplc="20000001" w:tentative="1">
+      <w:start w:val="1"/>
+      <w:numFmt w:val="bullet"/>
+      <w:lvlText w:val=""/>
+      <w:lvlJc w:val="left"/>
+      <w:pPr>
+        <w:ind w:left="2880" w:hanging="360"/>
+      </w:pPr>
+      <w:rPr>
+        <w:rFonts w:ascii="Symbol" w:hAnsi="Symbol" w:hint="default"/>
+      </w:rPr>
+    </w:lvl>
+    <w:lvl w:ilvl="4" w:tplc="20000003" w:tentative="1">
+      <w:start w:val="1"/>
+      <w:numFmt w:val="bullet"/>
+      <w:lvlText w:val="o"/>
+      <w:lvlJc w:val="left"/>
+      <w:pPr>
+        <w:ind w:left="3600" w:hanging="360"/>
+      </w:pPr>
+      <w:rPr>
+        <w:rFonts w:ascii="Courier New" w:hAnsi="Courier New" w:cs="Courier New" w:hint="default"/>
+      </w:rPr>
+    </w:lvl>
+    <w:lvl w:ilvl="5" w:tplc="20000005" w:tentative="1">
+      <w:start w:val="1"/>
+      <w:numFmt w:val="bullet"/>
+      <w:lvlText w:val=""/>
+      <w:lvlJc w:val="left"/>
+      <w:pPr>
+        <w:ind w:left="4320" w:hanging="360"/>
+      </w:pPr>
+      <w:rPr>
+        <w:rFonts w:ascii="Wingdings" w:hAnsi="Wingdings" w:hint="default"/>
+      </w:rPr>
+    </w:lvl>
+    <w:lvl w:ilvl="6" w:tplc="20000001" w:tentative="1">
+      <w:start w:val="1"/>
+      <w:numFmt w:val="bullet"/>
+      <w:lvlText w:val=""/>
+      <w:lvlJc w:val="left"/>
+      <w:pPr>
+        <w:ind w:left="5040" w:hanging="360"/>
+      </w:pPr>
+      <w:rPr>
+        <w:rFonts w:ascii="Symbol" w:hAnsi="Symbol" w:hint="default"/>
+      </w:rPr>
+    </w:lvl>
+    <w:lvl w:ilvl="7" w:tplc="20000003" w:tentative="1">
+      <w:start w:val="1"/>
+      <w:numFmt w:val="bullet"/>
+      <w:lvlText w:val="o"/>
+      <w:lvlJc w:val="left"/>
+      <w:pPr>
+        <w:ind w:left="5760" w:hanging="360"/>
+      </w:pPr>
+      <w:rPr>
+        <w:rFonts w:ascii="Courier New" w:hAnsi="Courier New" w:cs="Courier New" w:hint="default"/>
+      </w:rPr>
+    </w:lvl>
+    <w:lvl w:ilvl="8" w:tplc="20000005" w:tentative="1">
+      <w:start w:val="1"/>
+      <w:numFmt w:val="bullet"/>
+      <w:lvlText w:val=""/>
+      <w:lvlJc w:val="left"/>
+      <w:pPr>
+        <w:ind w:left="6480" w:hanging="360"/>
+      </w:pPr>
+      <w:rPr>
+        <w:rFonts w:ascii="Wingdings" w:hAnsi="Wingdings" w:hint="default"/>
+      </w:rPr>
+    </w:lvl>
+  </w:abstractNum>
+  <w:abstractNum w:abstractNumId="13" w15:restartNumberingAfterBreak="0">
+    <w:nsid w:val="3BF31F9E"/>
+    <w:multiLevelType w:val="hybridMultilevel"/>
+    <w:tmpl w:val="DF44D1F2"/>
+    <w:lvl w:ilvl="0" w:tplc="FFFFFFFF">
+      <w:start w:val="1"/>
+      <w:numFmt w:val="decimal"/>
+      <w:lvlText w:val="%1."/>
+      <w:lvlJc w:val="left"/>
+      <w:pPr>
+        <w:ind w:left="720" w:hanging="360"/>
+      </w:pPr>
+      <w:rPr>
+        <w:rFonts w:hint="default"/>
+      </w:rPr>
+    </w:lvl>
+    <w:lvl w:ilvl="1" w:tplc="FFFFFFFF" w:tentative="1">
+      <w:start w:val="1"/>
+      <w:numFmt w:val="lowerLetter"/>
+      <w:lvlText w:val="%2."/>
+      <w:lvlJc w:val="left"/>
+      <w:pPr>
+        <w:ind w:left="1440" w:hanging="360"/>
+      </w:pPr>
+    </w:lvl>
+    <w:lvl w:ilvl="2" w:tplc="FFFFFFFF" w:tentative="1">
+      <w:start w:val="1"/>
+      <w:numFmt w:val="lowerRoman"/>
+      <w:lvlText w:val="%3."/>
+      <w:lvlJc w:val="right"/>
+      <w:pPr>
+        <w:ind w:left="2160" w:hanging="180"/>
+      </w:pPr>
+    </w:lvl>
+    <w:lvl w:ilvl="3" w:tplc="FFFFFFFF" w:tentative="1">
+      <w:start w:val="1"/>
+      <w:numFmt w:val="decimal"/>
+      <w:lvlText w:val="%4."/>
+      <w:lvlJc w:val="left"/>
+      <w:pPr>
+        <w:ind w:left="2880" w:hanging="360"/>
+      </w:pPr>
+    </w:lvl>
+    <w:lvl w:ilvl="4" w:tplc="FFFFFFFF" w:tentative="1">
+      <w:start w:val="1"/>
+      <w:numFmt w:val="lowerLetter"/>
+      <w:lvlText w:val="%5."/>
+      <w:lvlJc w:val="left"/>
+      <w:pPr>
+        <w:ind w:left="3600" w:hanging="360"/>
+      </w:pPr>
+    </w:lvl>
+    <w:lvl w:ilvl="5" w:tplc="FFFFFFFF" w:tentative="1">
+      <w:start w:val="1"/>
+      <w:numFmt w:val="lowerRoman"/>
+      <w:lvlText w:val="%6."/>
+      <w:lvlJc w:val="right"/>
+      <w:pPr>
+        <w:ind w:left="4320" w:hanging="180"/>
+      </w:pPr>
+    </w:lvl>
+    <w:lvl w:ilvl="6" w:tplc="FFFFFFFF" w:tentative="1">
+      <w:start w:val="1"/>
+      <w:numFmt w:val="decimal"/>
+      <w:lvlText w:val="%7."/>
+      <w:lvlJc w:val="left"/>
+      <w:pPr>
+        <w:ind w:left="5040" w:hanging="360"/>
+      </w:pPr>
+    </w:lvl>
+    <w:lvl w:ilvl="7" w:tplc="FFFFFFFF" w:tentative="1">
+      <w:start w:val="1"/>
+      <w:numFmt w:val="lowerLetter"/>
+      <w:lvlText w:val="%8."/>
+      <w:lvlJc w:val="left"/>
+      <w:pPr>
+        <w:ind w:left="5760" w:hanging="360"/>
+      </w:pPr>
+    </w:lvl>
+    <w:lvl w:ilvl="8" w:tplc="FFFFFFFF" w:tentative="1">
+      <w:start w:val="1"/>
+      <w:numFmt w:val="lowerRoman"/>
+      <w:lvlText w:val="%9."/>
+      <w:lvlJc w:val="right"/>
+      <w:pPr>
+        <w:ind w:left="6480" w:hanging="180"/>
+      </w:pPr>
+    </w:lvl>
+  </w:abstractNum>
+  <w:abstractNum w:abstractNumId="14" w15:restartNumberingAfterBreak="0">
+    <w:nsid w:val="45EF3677"/>
+    <w:multiLevelType w:val="hybridMultilevel"/>
+    <w:tmpl w:val="0B062BF6"/>
+    <w:lvl w:ilvl="0" w:tplc="587014B8">
+      <w:numFmt w:val="bullet"/>
+      <w:lvlText w:val="-"/>
+      <w:lvlJc w:val="left"/>
+      <w:pPr>
+        <w:ind w:left="720" w:hanging="360"/>
+      </w:pPr>
+      <w:rPr>
+        <w:rFonts w:ascii="Segoe UI" w:eastAsia="Times New Roman" w:hAnsi="Segoe UI" w:cs="Segoe UI" w:hint="default"/>
+      </w:rPr>
+    </w:lvl>
+    <w:lvl w:ilvl="1" w:tplc="20000003" w:tentative="1">
+      <w:start w:val="1"/>
+      <w:numFmt w:val="bullet"/>
+      <w:lvlText w:val="o"/>
+      <w:lvlJc w:val="left"/>
+      <w:pPr>
+        <w:ind w:left="1440" w:hanging="360"/>
+      </w:pPr>
+      <w:rPr>
+        <w:rFonts w:ascii="Courier New" w:hAnsi="Courier New" w:cs="Courier New" w:hint="default"/>
+      </w:rPr>
+    </w:lvl>
+    <w:lvl w:ilvl="2" w:tplc="20000005" w:tentative="1">
+      <w:start w:val="1"/>
+      <w:numFmt w:val="bullet"/>
+      <w:lvlText w:val=""/>
+      <w:lvlJc w:val="left"/>
+      <w:pPr>
+        <w:ind w:left="2160" w:hanging="360"/>
+      </w:pPr>
+      <w:rPr>
+        <w:rFonts w:ascii="Wingdings" w:hAnsi="Wingdings" w:hint="default"/>
+      </w:rPr>
+    </w:lvl>
+    <w:lvl w:ilvl="3" w:tplc="20000001" w:tentative="1">
+      <w:start w:val="1"/>
+      <w:numFmt w:val="bullet"/>
+      <w:lvlText w:val=""/>
+      <w:lvlJc w:val="left"/>
+      <w:pPr>
+        <w:ind w:left="2880" w:hanging="360"/>
+      </w:pPr>
+      <w:rPr>
+        <w:rFonts w:ascii="Symbol" w:hAnsi="Symbol" w:hint="default"/>
+      </w:rPr>
+    </w:lvl>
+    <w:lvl w:ilvl="4" w:tplc="20000003" w:tentative="1">
+      <w:start w:val="1"/>
+      <w:numFmt w:val="bullet"/>
+      <w:lvlText w:val="o"/>
+      <w:lvlJc w:val="left"/>
+      <w:pPr>
+        <w:ind w:left="3600" w:hanging="360"/>
+      </w:pPr>
+      <w:rPr>
+        <w:rFonts w:ascii="Courier New" w:hAnsi="Courier New" w:cs="Courier New" w:hint="default"/>
+      </w:rPr>
+    </w:lvl>
+    <w:lvl w:ilvl="5" w:tplc="20000005" w:tentative="1">
+      <w:start w:val="1"/>
+      <w:numFmt w:val="bullet"/>
+      <w:lvlText w:val=""/>
+      <w:lvlJc w:val="left"/>
+      <w:pPr>
+        <w:ind w:left="4320" w:hanging="360"/>
+      </w:pPr>
+      <w:rPr>
+        <w:rFonts w:ascii="Wingdings" w:hAnsi="Wingdings" w:hint="default"/>
+      </w:rPr>
+    </w:lvl>
+    <w:lvl w:ilvl="6" w:tplc="20000001" w:tentative="1">
+      <w:start w:val="1"/>
+      <w:numFmt w:val="bullet"/>
+      <w:lvlText w:val=""/>
+      <w:lvlJc w:val="left"/>
+      <w:pPr>
+        <w:ind w:left="5040" w:hanging="360"/>
+      </w:pPr>
+      <w:rPr>
+        <w:rFonts w:ascii="Symbol" w:hAnsi="Symbol" w:hint="default"/>
+      </w:rPr>
+    </w:lvl>
+    <w:lvl w:ilvl="7" w:tplc="20000003" w:tentative="1">
+      <w:start w:val="1"/>
+      <w:numFmt w:val="bullet"/>
+      <w:lvlText w:val="o"/>
+      <w:lvlJc w:val="left"/>
+      <w:pPr>
+        <w:ind w:left="5760" w:hanging="360"/>
+      </w:pPr>
+      <w:rPr>
+        <w:rFonts w:ascii="Courier New" w:hAnsi="Courier New" w:cs="Courier New" w:hint="default"/>
+      </w:rPr>
+    </w:lvl>
+    <w:lvl w:ilvl="8" w:tplc="20000005" w:tentative="1">
+      <w:start w:val="1"/>
+      <w:numFmt w:val="bullet"/>
+      <w:lvlText w:val=""/>
+      <w:lvlJc w:val="left"/>
+      <w:pPr>
+        <w:ind w:left="6480" w:hanging="360"/>
+      </w:pPr>
+      <w:rPr>
+        <w:rFonts w:ascii="Wingdings" w:hAnsi="Wingdings" w:hint="default"/>
+      </w:rPr>
+    </w:lvl>
+  </w:abstractNum>
+  <w:abstractNum w:abstractNumId="15" w15:restartNumberingAfterBreak="0">
     <w:nsid w:val="4B9E21B6"/>
     <w:multiLevelType w:val="hybridMultilevel"/>
     <w:tmpl w:val="EBEC69CE"/>
@@ -2913,7 +3769,7 @@
       </w:rPr>
     </w:lvl>
   </w:abstractNum>
-  <w:abstractNum w:abstractNumId="4" w15:restartNumberingAfterBreak="0">
+  <w:abstractNum w:abstractNumId="16" w15:restartNumberingAfterBreak="0">
     <w:nsid w:val="64CF28BD"/>
     <w:multiLevelType w:val="multilevel"/>
     <w:tmpl w:val="28ACD40C"/>
@@ -3062,14 +3918,13 @@
       </w:rPr>
     </w:lvl>
   </w:abstractNum>
-  <w:abstractNum w:abstractNumId="5" w15:restartNumberingAfterBreak="0">
+  <w:abstractNum w:abstractNumId="17" w15:restartNumberingAfterBreak="0">
     <w:nsid w:val="673948DE"/>
     <w:multiLevelType w:val="hybridMultilevel"/>
-    <w:tmpl w:val="8C3EA872"/>
+    <w:tmpl w:val="919CB9B2"/>
     <w:lvl w:ilvl="0" w:tplc="BE5C8600">
       <w:start w:val="1"/>
       <w:numFmt w:val="upperLetter"/>
-      <w:pStyle w:val="Heading6"/>
       <w:lvlText w:val="Annex %1"/>
       <w:lvlJc w:val="left"/>
       <w:pPr>
@@ -3152,7 +4007,7 @@
       </w:pPr>
     </w:lvl>
   </w:abstractNum>
-  <w:abstractNum w:abstractNumId="6" w15:restartNumberingAfterBreak="0">
+  <w:abstractNum w:abstractNumId="18" w15:restartNumberingAfterBreak="0">
     <w:nsid w:val="69FA73A3"/>
     <w:multiLevelType w:val="hybridMultilevel"/>
     <w:tmpl w:val="DF44D1F2"/>
@@ -3241,35 +4096,928 @@
       </w:pPr>
     </w:lvl>
   </w:abstractNum>
+  <w:abstractNum w:abstractNumId="19" w15:restartNumberingAfterBreak="0">
+    <w:nsid w:val="6A5D3DE9"/>
+    <w:multiLevelType w:val="multilevel"/>
+    <w:tmpl w:val="20000025"/>
+    <w:lvl w:ilvl="0">
+      <w:start w:val="1"/>
+      <w:numFmt w:val="decimal"/>
+      <w:pStyle w:val="Heading1"/>
+      <w:lvlText w:val="%1"/>
+      <w:lvlJc w:val="left"/>
+      <w:pPr>
+        <w:ind w:left="432" w:hanging="432"/>
+      </w:pPr>
+    </w:lvl>
+    <w:lvl w:ilvl="1">
+      <w:start w:val="1"/>
+      <w:numFmt w:val="decimal"/>
+      <w:pStyle w:val="Heading2"/>
+      <w:lvlText w:val="%1.%2"/>
+      <w:lvlJc w:val="left"/>
+      <w:pPr>
+        <w:ind w:left="576" w:hanging="576"/>
+      </w:pPr>
+    </w:lvl>
+    <w:lvl w:ilvl="2">
+      <w:start w:val="1"/>
+      <w:numFmt w:val="decimal"/>
+      <w:pStyle w:val="Heading3"/>
+      <w:lvlText w:val="%1.%2.%3"/>
+      <w:lvlJc w:val="left"/>
+      <w:pPr>
+        <w:ind w:left="720" w:hanging="720"/>
+      </w:pPr>
+    </w:lvl>
+    <w:lvl w:ilvl="3">
+      <w:start w:val="1"/>
+      <w:numFmt w:val="decimal"/>
+      <w:pStyle w:val="Heading4"/>
+      <w:lvlText w:val="%1.%2.%3.%4"/>
+      <w:lvlJc w:val="left"/>
+      <w:pPr>
+        <w:ind w:left="864" w:hanging="864"/>
+      </w:pPr>
+    </w:lvl>
+    <w:lvl w:ilvl="4">
+      <w:start w:val="1"/>
+      <w:numFmt w:val="decimal"/>
+      <w:pStyle w:val="Heading5"/>
+      <w:lvlText w:val="%1.%2.%3.%4.%5"/>
+      <w:lvlJc w:val="left"/>
+      <w:pPr>
+        <w:ind w:left="1008" w:hanging="1008"/>
+      </w:pPr>
+    </w:lvl>
+    <w:lvl w:ilvl="5">
+      <w:start w:val="1"/>
+      <w:numFmt w:val="decimal"/>
+      <w:pStyle w:val="Heading6"/>
+      <w:lvlText w:val="%1.%2.%3.%4.%5.%6"/>
+      <w:lvlJc w:val="left"/>
+      <w:pPr>
+        <w:ind w:left="1152" w:hanging="1152"/>
+      </w:pPr>
+    </w:lvl>
+    <w:lvl w:ilvl="6">
+      <w:start w:val="1"/>
+      <w:numFmt w:val="decimal"/>
+      <w:pStyle w:val="Heading7"/>
+      <w:lvlText w:val="%1.%2.%3.%4.%5.%6.%7"/>
+      <w:lvlJc w:val="left"/>
+      <w:pPr>
+        <w:ind w:left="1296" w:hanging="1296"/>
+      </w:pPr>
+    </w:lvl>
+    <w:lvl w:ilvl="7">
+      <w:start w:val="1"/>
+      <w:numFmt w:val="decimal"/>
+      <w:pStyle w:val="Heading8"/>
+      <w:lvlText w:val="%1.%2.%3.%4.%5.%6.%7.%8"/>
+      <w:lvlJc w:val="left"/>
+      <w:pPr>
+        <w:ind w:left="1440" w:hanging="1440"/>
+      </w:pPr>
+    </w:lvl>
+    <w:lvl w:ilvl="8">
+      <w:start w:val="1"/>
+      <w:numFmt w:val="decimal"/>
+      <w:pStyle w:val="Heading9"/>
+      <w:lvlText w:val="%1.%2.%3.%4.%5.%6.%7.%8.%9"/>
+      <w:lvlJc w:val="left"/>
+      <w:pPr>
+        <w:ind w:left="1584" w:hanging="1584"/>
+      </w:pPr>
+    </w:lvl>
+  </w:abstractNum>
+  <w:abstractNum w:abstractNumId="20" w15:restartNumberingAfterBreak="0">
+    <w:nsid w:val="6DE06A73"/>
+    <w:multiLevelType w:val="hybridMultilevel"/>
+    <w:tmpl w:val="31FC1C4E"/>
+    <w:lvl w:ilvl="0" w:tplc="587014B8">
+      <w:numFmt w:val="bullet"/>
+      <w:lvlText w:val="-"/>
+      <w:lvlJc w:val="left"/>
+      <w:pPr>
+        <w:ind w:left="720" w:hanging="360"/>
+      </w:pPr>
+      <w:rPr>
+        <w:rFonts w:ascii="Segoe UI" w:eastAsia="Times New Roman" w:hAnsi="Segoe UI" w:cs="Segoe UI" w:hint="default"/>
+      </w:rPr>
+    </w:lvl>
+    <w:lvl w:ilvl="1" w:tplc="20000003" w:tentative="1">
+      <w:start w:val="1"/>
+      <w:numFmt w:val="bullet"/>
+      <w:lvlText w:val="o"/>
+      <w:lvlJc w:val="left"/>
+      <w:pPr>
+        <w:ind w:left="1440" w:hanging="360"/>
+      </w:pPr>
+      <w:rPr>
+        <w:rFonts w:ascii="Courier New" w:hAnsi="Courier New" w:cs="Courier New" w:hint="default"/>
+      </w:rPr>
+    </w:lvl>
+    <w:lvl w:ilvl="2" w:tplc="20000005" w:tentative="1">
+      <w:start w:val="1"/>
+      <w:numFmt w:val="bullet"/>
+      <w:lvlText w:val=""/>
+      <w:lvlJc w:val="left"/>
+      <w:pPr>
+        <w:ind w:left="2160" w:hanging="360"/>
+      </w:pPr>
+      <w:rPr>
+        <w:rFonts w:ascii="Wingdings" w:hAnsi="Wingdings" w:hint="default"/>
+      </w:rPr>
+    </w:lvl>
+    <w:lvl w:ilvl="3" w:tplc="20000001" w:tentative="1">
+      <w:start w:val="1"/>
+      <w:numFmt w:val="bullet"/>
+      <w:lvlText w:val=""/>
+      <w:lvlJc w:val="left"/>
+      <w:pPr>
+        <w:ind w:left="2880" w:hanging="360"/>
+      </w:pPr>
+      <w:rPr>
+        <w:rFonts w:ascii="Symbol" w:hAnsi="Symbol" w:hint="default"/>
+      </w:rPr>
+    </w:lvl>
+    <w:lvl w:ilvl="4" w:tplc="20000003" w:tentative="1">
+      <w:start w:val="1"/>
+      <w:numFmt w:val="bullet"/>
+      <w:lvlText w:val="o"/>
+      <w:lvlJc w:val="left"/>
+      <w:pPr>
+        <w:ind w:left="3600" w:hanging="360"/>
+      </w:pPr>
+      <w:rPr>
+        <w:rFonts w:ascii="Courier New" w:hAnsi="Courier New" w:cs="Courier New" w:hint="default"/>
+      </w:rPr>
+    </w:lvl>
+    <w:lvl w:ilvl="5" w:tplc="20000005" w:tentative="1">
+      <w:start w:val="1"/>
+      <w:numFmt w:val="bullet"/>
+      <w:lvlText w:val=""/>
+      <w:lvlJc w:val="left"/>
+      <w:pPr>
+        <w:ind w:left="4320" w:hanging="360"/>
+      </w:pPr>
+      <w:rPr>
+        <w:rFonts w:ascii="Wingdings" w:hAnsi="Wingdings" w:hint="default"/>
+      </w:rPr>
+    </w:lvl>
+    <w:lvl w:ilvl="6" w:tplc="20000001" w:tentative="1">
+      <w:start w:val="1"/>
+      <w:numFmt w:val="bullet"/>
+      <w:lvlText w:val=""/>
+      <w:lvlJc w:val="left"/>
+      <w:pPr>
+        <w:ind w:left="5040" w:hanging="360"/>
+      </w:pPr>
+      <w:rPr>
+        <w:rFonts w:ascii="Symbol" w:hAnsi="Symbol" w:hint="default"/>
+      </w:rPr>
+    </w:lvl>
+    <w:lvl w:ilvl="7" w:tplc="20000003" w:tentative="1">
+      <w:start w:val="1"/>
+      <w:numFmt w:val="bullet"/>
+      <w:lvlText w:val="o"/>
+      <w:lvlJc w:val="left"/>
+      <w:pPr>
+        <w:ind w:left="5760" w:hanging="360"/>
+      </w:pPr>
+      <w:rPr>
+        <w:rFonts w:ascii="Courier New" w:hAnsi="Courier New" w:cs="Courier New" w:hint="default"/>
+      </w:rPr>
+    </w:lvl>
+    <w:lvl w:ilvl="8" w:tplc="20000005" w:tentative="1">
+      <w:start w:val="1"/>
+      <w:numFmt w:val="bullet"/>
+      <w:lvlText w:val=""/>
+      <w:lvlJc w:val="left"/>
+      <w:pPr>
+        <w:ind w:left="6480" w:hanging="360"/>
+      </w:pPr>
+      <w:rPr>
+        <w:rFonts w:ascii="Wingdings" w:hAnsi="Wingdings" w:hint="default"/>
+      </w:rPr>
+    </w:lvl>
+  </w:abstractNum>
+  <w:abstractNum w:abstractNumId="21" w15:restartNumberingAfterBreak="0">
+    <w:nsid w:val="6F392F5F"/>
+    <w:multiLevelType w:val="hybridMultilevel"/>
+    <w:tmpl w:val="3710AB94"/>
+    <w:lvl w:ilvl="0" w:tplc="20000001">
+      <w:start w:val="1"/>
+      <w:numFmt w:val="bullet"/>
+      <w:lvlText w:val=""/>
+      <w:lvlJc w:val="left"/>
+      <w:pPr>
+        <w:ind w:left="774" w:hanging="360"/>
+      </w:pPr>
+      <w:rPr>
+        <w:rFonts w:ascii="Symbol" w:hAnsi="Symbol" w:hint="default"/>
+      </w:rPr>
+    </w:lvl>
+    <w:lvl w:ilvl="1" w:tplc="20000003" w:tentative="1">
+      <w:start w:val="1"/>
+      <w:numFmt w:val="bullet"/>
+      <w:lvlText w:val="o"/>
+      <w:lvlJc w:val="left"/>
+      <w:pPr>
+        <w:ind w:left="1494" w:hanging="360"/>
+      </w:pPr>
+      <w:rPr>
+        <w:rFonts w:ascii="Courier New" w:hAnsi="Courier New" w:cs="Courier New" w:hint="default"/>
+      </w:rPr>
+    </w:lvl>
+    <w:lvl w:ilvl="2" w:tplc="20000005" w:tentative="1">
+      <w:start w:val="1"/>
+      <w:numFmt w:val="bullet"/>
+      <w:lvlText w:val=""/>
+      <w:lvlJc w:val="left"/>
+      <w:pPr>
+        <w:ind w:left="2214" w:hanging="360"/>
+      </w:pPr>
+      <w:rPr>
+        <w:rFonts w:ascii="Wingdings" w:hAnsi="Wingdings" w:hint="default"/>
+      </w:rPr>
+    </w:lvl>
+    <w:lvl w:ilvl="3" w:tplc="20000001" w:tentative="1">
+      <w:start w:val="1"/>
+      <w:numFmt w:val="bullet"/>
+      <w:lvlText w:val=""/>
+      <w:lvlJc w:val="left"/>
+      <w:pPr>
+        <w:ind w:left="2934" w:hanging="360"/>
+      </w:pPr>
+      <w:rPr>
+        <w:rFonts w:ascii="Symbol" w:hAnsi="Symbol" w:hint="default"/>
+      </w:rPr>
+    </w:lvl>
+    <w:lvl w:ilvl="4" w:tplc="20000003" w:tentative="1">
+      <w:start w:val="1"/>
+      <w:numFmt w:val="bullet"/>
+      <w:lvlText w:val="o"/>
+      <w:lvlJc w:val="left"/>
+      <w:pPr>
+        <w:ind w:left="3654" w:hanging="360"/>
+      </w:pPr>
+      <w:rPr>
+        <w:rFonts w:ascii="Courier New" w:hAnsi="Courier New" w:cs="Courier New" w:hint="default"/>
+      </w:rPr>
+    </w:lvl>
+    <w:lvl w:ilvl="5" w:tplc="20000005" w:tentative="1">
+      <w:start w:val="1"/>
+      <w:numFmt w:val="bullet"/>
+      <w:lvlText w:val=""/>
+      <w:lvlJc w:val="left"/>
+      <w:pPr>
+        <w:ind w:left="4374" w:hanging="360"/>
+      </w:pPr>
+      <w:rPr>
+        <w:rFonts w:ascii="Wingdings" w:hAnsi="Wingdings" w:hint="default"/>
+      </w:rPr>
+    </w:lvl>
+    <w:lvl w:ilvl="6" w:tplc="20000001" w:tentative="1">
+      <w:start w:val="1"/>
+      <w:numFmt w:val="bullet"/>
+      <w:lvlText w:val=""/>
+      <w:lvlJc w:val="left"/>
+      <w:pPr>
+        <w:ind w:left="5094" w:hanging="360"/>
+      </w:pPr>
+      <w:rPr>
+        <w:rFonts w:ascii="Symbol" w:hAnsi="Symbol" w:hint="default"/>
+      </w:rPr>
+    </w:lvl>
+    <w:lvl w:ilvl="7" w:tplc="20000003" w:tentative="1">
+      <w:start w:val="1"/>
+      <w:numFmt w:val="bullet"/>
+      <w:lvlText w:val="o"/>
+      <w:lvlJc w:val="left"/>
+      <w:pPr>
+        <w:ind w:left="5814" w:hanging="360"/>
+      </w:pPr>
+      <w:rPr>
+        <w:rFonts w:ascii="Courier New" w:hAnsi="Courier New" w:cs="Courier New" w:hint="default"/>
+      </w:rPr>
+    </w:lvl>
+    <w:lvl w:ilvl="8" w:tplc="20000005" w:tentative="1">
+      <w:start w:val="1"/>
+      <w:numFmt w:val="bullet"/>
+      <w:lvlText w:val=""/>
+      <w:lvlJc w:val="left"/>
+      <w:pPr>
+        <w:ind w:left="6534" w:hanging="360"/>
+      </w:pPr>
+      <w:rPr>
+        <w:rFonts w:ascii="Wingdings" w:hAnsi="Wingdings" w:hint="default"/>
+      </w:rPr>
+    </w:lvl>
+  </w:abstractNum>
+  <w:abstractNum w:abstractNumId="22" w15:restartNumberingAfterBreak="0">
+    <w:nsid w:val="79B3296A"/>
+    <w:multiLevelType w:val="hybridMultilevel"/>
+    <w:tmpl w:val="0E60CBDC"/>
+    <w:lvl w:ilvl="0" w:tplc="C484A07A">
+      <w:numFmt w:val="bullet"/>
+      <w:lvlText w:val="-"/>
+      <w:lvlJc w:val="left"/>
+      <w:pPr>
+        <w:ind w:left="720" w:hanging="360"/>
+      </w:pPr>
+      <w:rPr>
+        <w:rFonts w:ascii="Segoe UI" w:eastAsiaTheme="minorEastAsia" w:hAnsi="Segoe UI" w:cs="Segoe UI" w:hint="default"/>
+      </w:rPr>
+    </w:lvl>
+    <w:lvl w:ilvl="1" w:tplc="20000003" w:tentative="1">
+      <w:start w:val="1"/>
+      <w:numFmt w:val="bullet"/>
+      <w:lvlText w:val="o"/>
+      <w:lvlJc w:val="left"/>
+      <w:pPr>
+        <w:ind w:left="1440" w:hanging="360"/>
+      </w:pPr>
+      <w:rPr>
+        <w:rFonts w:ascii="Courier New" w:hAnsi="Courier New" w:cs="Courier New" w:hint="default"/>
+      </w:rPr>
+    </w:lvl>
+    <w:lvl w:ilvl="2" w:tplc="20000005" w:tentative="1">
+      <w:start w:val="1"/>
+      <w:numFmt w:val="bullet"/>
+      <w:lvlText w:val=""/>
+      <w:lvlJc w:val="left"/>
+      <w:pPr>
+        <w:ind w:left="2160" w:hanging="360"/>
+      </w:pPr>
+      <w:rPr>
+        <w:rFonts w:ascii="Wingdings" w:hAnsi="Wingdings" w:hint="default"/>
+      </w:rPr>
+    </w:lvl>
+    <w:lvl w:ilvl="3" w:tplc="20000001" w:tentative="1">
+      <w:start w:val="1"/>
+      <w:numFmt w:val="bullet"/>
+      <w:lvlText w:val=""/>
+      <w:lvlJc w:val="left"/>
+      <w:pPr>
+        <w:ind w:left="2880" w:hanging="360"/>
+      </w:pPr>
+      <w:rPr>
+        <w:rFonts w:ascii="Symbol" w:hAnsi="Symbol" w:hint="default"/>
+      </w:rPr>
+    </w:lvl>
+    <w:lvl w:ilvl="4" w:tplc="20000003" w:tentative="1">
+      <w:start w:val="1"/>
+      <w:numFmt w:val="bullet"/>
+      <w:lvlText w:val="o"/>
+      <w:lvlJc w:val="left"/>
+      <w:pPr>
+        <w:ind w:left="3600" w:hanging="360"/>
+      </w:pPr>
+      <w:rPr>
+        <w:rFonts w:ascii="Courier New" w:hAnsi="Courier New" w:cs="Courier New" w:hint="default"/>
+      </w:rPr>
+    </w:lvl>
+    <w:lvl w:ilvl="5" w:tplc="20000005" w:tentative="1">
+      <w:start w:val="1"/>
+      <w:numFmt w:val="bullet"/>
+      <w:lvlText w:val=""/>
+      <w:lvlJc w:val="left"/>
+      <w:pPr>
+        <w:ind w:left="4320" w:hanging="360"/>
+      </w:pPr>
+      <w:rPr>
+        <w:rFonts w:ascii="Wingdings" w:hAnsi="Wingdings" w:hint="default"/>
+      </w:rPr>
+    </w:lvl>
+    <w:lvl w:ilvl="6" w:tplc="20000001" w:tentative="1">
+      <w:start w:val="1"/>
+      <w:numFmt w:val="bullet"/>
+      <w:lvlText w:val=""/>
+      <w:lvlJc w:val="left"/>
+      <w:pPr>
+        <w:ind w:left="5040" w:hanging="360"/>
+      </w:pPr>
+      <w:rPr>
+        <w:rFonts w:ascii="Symbol" w:hAnsi="Symbol" w:hint="default"/>
+      </w:rPr>
+    </w:lvl>
+    <w:lvl w:ilvl="7" w:tplc="20000003" w:tentative="1">
+      <w:start w:val="1"/>
+      <w:numFmt w:val="bullet"/>
+      <w:lvlText w:val="o"/>
+      <w:lvlJc w:val="left"/>
+      <w:pPr>
+        <w:ind w:left="5760" w:hanging="360"/>
+      </w:pPr>
+      <w:rPr>
+        <w:rFonts w:ascii="Courier New" w:hAnsi="Courier New" w:cs="Courier New" w:hint="default"/>
+      </w:rPr>
+    </w:lvl>
+    <w:lvl w:ilvl="8" w:tplc="20000005" w:tentative="1">
+      <w:start w:val="1"/>
+      <w:numFmt w:val="bullet"/>
+      <w:lvlText w:val=""/>
+      <w:lvlJc w:val="left"/>
+      <w:pPr>
+        <w:ind w:left="6480" w:hanging="360"/>
+      </w:pPr>
+      <w:rPr>
+        <w:rFonts w:ascii="Wingdings" w:hAnsi="Wingdings" w:hint="default"/>
+      </w:rPr>
+    </w:lvl>
+  </w:abstractNum>
+  <w:abstractNum w:abstractNumId="23" w15:restartNumberingAfterBreak="0">
+    <w:nsid w:val="7ADC131D"/>
+    <w:multiLevelType w:val="hybridMultilevel"/>
+    <w:tmpl w:val="81A2A63E"/>
+    <w:lvl w:ilvl="0" w:tplc="20000001">
+      <w:start w:val="1"/>
+      <w:numFmt w:val="bullet"/>
+      <w:lvlText w:val=""/>
+      <w:lvlJc w:val="left"/>
+      <w:pPr>
+        <w:ind w:left="720" w:hanging="360"/>
+      </w:pPr>
+      <w:rPr>
+        <w:rFonts w:ascii="Symbol" w:hAnsi="Symbol" w:hint="default"/>
+      </w:rPr>
+    </w:lvl>
+    <w:lvl w:ilvl="1" w:tplc="FFFFFFFF" w:tentative="1">
+      <w:start w:val="1"/>
+      <w:numFmt w:val="bullet"/>
+      <w:lvlText w:val="o"/>
+      <w:lvlJc w:val="left"/>
+      <w:pPr>
+        <w:ind w:left="1440" w:hanging="360"/>
+      </w:pPr>
+      <w:rPr>
+        <w:rFonts w:ascii="Courier New" w:hAnsi="Courier New" w:cs="Courier New" w:hint="default"/>
+      </w:rPr>
+    </w:lvl>
+    <w:lvl w:ilvl="2" w:tplc="FFFFFFFF" w:tentative="1">
+      <w:start w:val="1"/>
+      <w:numFmt w:val="bullet"/>
+      <w:lvlText w:val=""/>
+      <w:lvlJc w:val="left"/>
+      <w:pPr>
+        <w:ind w:left="2160" w:hanging="360"/>
+      </w:pPr>
+      <w:rPr>
+        <w:rFonts w:ascii="Wingdings" w:hAnsi="Wingdings" w:hint="default"/>
+      </w:rPr>
+    </w:lvl>
+    <w:lvl w:ilvl="3" w:tplc="FFFFFFFF" w:tentative="1">
+      <w:start w:val="1"/>
+      <w:numFmt w:val="bullet"/>
+      <w:lvlText w:val=""/>
+      <w:lvlJc w:val="left"/>
+      <w:pPr>
+        <w:ind w:left="2880" w:hanging="360"/>
+      </w:pPr>
+      <w:rPr>
+        <w:rFonts w:ascii="Symbol" w:hAnsi="Symbol" w:hint="default"/>
+      </w:rPr>
+    </w:lvl>
+    <w:lvl w:ilvl="4" w:tplc="FFFFFFFF" w:tentative="1">
+      <w:start w:val="1"/>
+      <w:numFmt w:val="bullet"/>
+      <w:lvlText w:val="o"/>
+      <w:lvlJc w:val="left"/>
+      <w:pPr>
+        <w:ind w:left="3600" w:hanging="360"/>
+      </w:pPr>
+      <w:rPr>
+        <w:rFonts w:ascii="Courier New" w:hAnsi="Courier New" w:cs="Courier New" w:hint="default"/>
+      </w:rPr>
+    </w:lvl>
+    <w:lvl w:ilvl="5" w:tplc="FFFFFFFF" w:tentative="1">
+      <w:start w:val="1"/>
+      <w:numFmt w:val="bullet"/>
+      <w:lvlText w:val=""/>
+      <w:lvlJc w:val="left"/>
+      <w:pPr>
+        <w:ind w:left="4320" w:hanging="360"/>
+      </w:pPr>
+      <w:rPr>
+        <w:rFonts w:ascii="Wingdings" w:hAnsi="Wingdings" w:hint="default"/>
+      </w:rPr>
+    </w:lvl>
+    <w:lvl w:ilvl="6" w:tplc="FFFFFFFF" w:tentative="1">
+      <w:start w:val="1"/>
+      <w:numFmt w:val="bullet"/>
+      <w:lvlText w:val=""/>
+      <w:lvlJc w:val="left"/>
+      <w:pPr>
+        <w:ind w:left="5040" w:hanging="360"/>
+      </w:pPr>
+      <w:rPr>
+        <w:rFonts w:ascii="Symbol" w:hAnsi="Symbol" w:hint="default"/>
+      </w:rPr>
+    </w:lvl>
+    <w:lvl w:ilvl="7" w:tplc="FFFFFFFF" w:tentative="1">
+      <w:start w:val="1"/>
+      <w:numFmt w:val="bullet"/>
+      <w:lvlText w:val="o"/>
+      <w:lvlJc w:val="left"/>
+      <w:pPr>
+        <w:ind w:left="5760" w:hanging="360"/>
+      </w:pPr>
+      <w:rPr>
+        <w:rFonts w:ascii="Courier New" w:hAnsi="Courier New" w:cs="Courier New" w:hint="default"/>
+      </w:rPr>
+    </w:lvl>
+    <w:lvl w:ilvl="8" w:tplc="FFFFFFFF" w:tentative="1">
+      <w:start w:val="1"/>
+      <w:numFmt w:val="bullet"/>
+      <w:lvlText w:val=""/>
+      <w:lvlJc w:val="left"/>
+      <w:pPr>
+        <w:ind w:left="6480" w:hanging="360"/>
+      </w:pPr>
+      <w:rPr>
+        <w:rFonts w:ascii="Wingdings" w:hAnsi="Wingdings" w:hint="default"/>
+      </w:rPr>
+    </w:lvl>
+  </w:abstractNum>
+  <w:abstractNum w:abstractNumId="24" w15:restartNumberingAfterBreak="0">
+    <w:nsid w:val="7AE5045E"/>
+    <w:multiLevelType w:val="multilevel"/>
+    <w:tmpl w:val="6810A742"/>
+    <w:lvl w:ilvl="0">
+      <w:start w:val="1"/>
+      <w:numFmt w:val="bullet"/>
+      <w:lvlText w:val=""/>
+      <w:lvlJc w:val="left"/>
+      <w:pPr>
+        <w:tabs>
+          <w:tab w:val="num" w:pos="720"/>
+        </w:tabs>
+        <w:ind w:left="720" w:hanging="360"/>
+      </w:pPr>
+      <w:rPr>
+        <w:rFonts w:ascii="Symbol" w:hAnsi="Symbol" w:hint="default"/>
+        <w:sz w:val="20"/>
+      </w:rPr>
+    </w:lvl>
+    <w:lvl w:ilvl="1" w:tentative="1">
+      <w:start w:val="1"/>
+      <w:numFmt w:val="bullet"/>
+      <w:lvlText w:val="o"/>
+      <w:lvlJc w:val="left"/>
+      <w:pPr>
+        <w:tabs>
+          <w:tab w:val="num" w:pos="1440"/>
+        </w:tabs>
+        <w:ind w:left="1440" w:hanging="360"/>
+      </w:pPr>
+      <w:rPr>
+        <w:rFonts w:ascii="Courier New" w:hAnsi="Courier New" w:hint="default"/>
+        <w:sz w:val="20"/>
+      </w:rPr>
+    </w:lvl>
+    <w:lvl w:ilvl="2" w:tentative="1">
+      <w:start w:val="1"/>
+      <w:numFmt w:val="bullet"/>
+      <w:lvlText w:val=""/>
+      <w:lvlJc w:val="left"/>
+      <w:pPr>
+        <w:tabs>
+          <w:tab w:val="num" w:pos="2160"/>
+        </w:tabs>
+        <w:ind w:left="2160" w:hanging="360"/>
+      </w:pPr>
+      <w:rPr>
+        <w:rFonts w:ascii="Wingdings" w:hAnsi="Wingdings" w:hint="default"/>
+        <w:sz w:val="20"/>
+      </w:rPr>
+    </w:lvl>
+    <w:lvl w:ilvl="3" w:tentative="1">
+      <w:start w:val="1"/>
+      <w:numFmt w:val="bullet"/>
+      <w:lvlText w:val=""/>
+      <w:lvlJc w:val="left"/>
+      <w:pPr>
+        <w:tabs>
+          <w:tab w:val="num" w:pos="2880"/>
+        </w:tabs>
+        <w:ind w:left="2880" w:hanging="360"/>
+      </w:pPr>
+      <w:rPr>
+        <w:rFonts w:ascii="Wingdings" w:hAnsi="Wingdings" w:hint="default"/>
+        <w:sz w:val="20"/>
+      </w:rPr>
+    </w:lvl>
+    <w:lvl w:ilvl="4" w:tentative="1">
+      <w:start w:val="1"/>
+      <w:numFmt w:val="bullet"/>
+      <w:lvlText w:val=""/>
+      <w:lvlJc w:val="left"/>
+      <w:pPr>
+        <w:tabs>
+          <w:tab w:val="num" w:pos="3600"/>
+        </w:tabs>
+        <w:ind w:left="3600" w:hanging="360"/>
+      </w:pPr>
+      <w:rPr>
+        <w:rFonts w:ascii="Wingdings" w:hAnsi="Wingdings" w:hint="default"/>
+        <w:sz w:val="20"/>
+      </w:rPr>
+    </w:lvl>
+    <w:lvl w:ilvl="5" w:tentative="1">
+      <w:start w:val="1"/>
+      <w:numFmt w:val="bullet"/>
+      <w:lvlText w:val=""/>
+      <w:lvlJc w:val="left"/>
+      <w:pPr>
+        <w:tabs>
+          <w:tab w:val="num" w:pos="4320"/>
+        </w:tabs>
+        <w:ind w:left="4320" w:hanging="360"/>
+      </w:pPr>
+      <w:rPr>
+        <w:rFonts w:ascii="Wingdings" w:hAnsi="Wingdings" w:hint="default"/>
+        <w:sz w:val="20"/>
+      </w:rPr>
+    </w:lvl>
+    <w:lvl w:ilvl="6" w:tentative="1">
+      <w:start w:val="1"/>
+      <w:numFmt w:val="bullet"/>
+      <w:lvlText w:val=""/>
+      <w:lvlJc w:val="left"/>
+      <w:pPr>
+        <w:tabs>
+          <w:tab w:val="num" w:pos="5040"/>
+        </w:tabs>
+        <w:ind w:left="5040" w:hanging="360"/>
+      </w:pPr>
+      <w:rPr>
+        <w:rFonts w:ascii="Wingdings" w:hAnsi="Wingdings" w:hint="default"/>
+        <w:sz w:val="20"/>
+      </w:rPr>
+    </w:lvl>
+    <w:lvl w:ilvl="7" w:tentative="1">
+      <w:start w:val="1"/>
+      <w:numFmt w:val="bullet"/>
+      <w:lvlText w:val=""/>
+      <w:lvlJc w:val="left"/>
+      <w:pPr>
+        <w:tabs>
+          <w:tab w:val="num" w:pos="5760"/>
+        </w:tabs>
+        <w:ind w:left="5760" w:hanging="360"/>
+      </w:pPr>
+      <w:rPr>
+        <w:rFonts w:ascii="Wingdings" w:hAnsi="Wingdings" w:hint="default"/>
+        <w:sz w:val="20"/>
+      </w:rPr>
+    </w:lvl>
+    <w:lvl w:ilvl="8" w:tentative="1">
+      <w:start w:val="1"/>
+      <w:numFmt w:val="bullet"/>
+      <w:lvlText w:val=""/>
+      <w:lvlJc w:val="left"/>
+      <w:pPr>
+        <w:tabs>
+          <w:tab w:val="num" w:pos="6480"/>
+        </w:tabs>
+        <w:ind w:left="6480" w:hanging="360"/>
+      </w:pPr>
+      <w:rPr>
+        <w:rFonts w:ascii="Wingdings" w:hAnsi="Wingdings" w:hint="default"/>
+        <w:sz w:val="20"/>
+      </w:rPr>
+    </w:lvl>
+  </w:abstractNum>
+  <w:abstractNum w:abstractNumId="25" w15:restartNumberingAfterBreak="0">
+    <w:nsid w:val="7D3E141F"/>
+    <w:multiLevelType w:val="hybridMultilevel"/>
+    <w:tmpl w:val="07127D16"/>
+    <w:lvl w:ilvl="0" w:tplc="7C624FAC">
+      <w:numFmt w:val="bullet"/>
+      <w:lvlText w:val="-"/>
+      <w:lvlJc w:val="left"/>
+      <w:pPr>
+        <w:ind w:left="720" w:hanging="360"/>
+      </w:pPr>
+      <w:rPr>
+        <w:rFonts w:ascii="Segoe UI" w:eastAsia="Times New Roman" w:hAnsi="Segoe UI" w:cs="Segoe UI" w:hint="default"/>
+      </w:rPr>
+    </w:lvl>
+    <w:lvl w:ilvl="1" w:tplc="20000003" w:tentative="1">
+      <w:start w:val="1"/>
+      <w:numFmt w:val="bullet"/>
+      <w:lvlText w:val="o"/>
+      <w:lvlJc w:val="left"/>
+      <w:pPr>
+        <w:ind w:left="1440" w:hanging="360"/>
+      </w:pPr>
+      <w:rPr>
+        <w:rFonts w:ascii="Courier New" w:hAnsi="Courier New" w:cs="Courier New" w:hint="default"/>
+      </w:rPr>
+    </w:lvl>
+    <w:lvl w:ilvl="2" w:tplc="20000005" w:tentative="1">
+      <w:start w:val="1"/>
+      <w:numFmt w:val="bullet"/>
+      <w:lvlText w:val=""/>
+      <w:lvlJc w:val="left"/>
+      <w:pPr>
+        <w:ind w:left="2160" w:hanging="360"/>
+      </w:pPr>
+      <w:rPr>
+        <w:rFonts w:ascii="Wingdings" w:hAnsi="Wingdings" w:hint="default"/>
+      </w:rPr>
+    </w:lvl>
+    <w:lvl w:ilvl="3" w:tplc="20000001" w:tentative="1">
+      <w:start w:val="1"/>
+      <w:numFmt w:val="bullet"/>
+      <w:lvlText w:val=""/>
+      <w:lvlJc w:val="left"/>
+      <w:pPr>
+        <w:ind w:left="2880" w:hanging="360"/>
+      </w:pPr>
+      <w:rPr>
+        <w:rFonts w:ascii="Symbol" w:hAnsi="Symbol" w:hint="default"/>
+      </w:rPr>
+    </w:lvl>
+    <w:lvl w:ilvl="4" w:tplc="20000003" w:tentative="1">
+      <w:start w:val="1"/>
+      <w:numFmt w:val="bullet"/>
+      <w:lvlText w:val="o"/>
+      <w:lvlJc w:val="left"/>
+      <w:pPr>
+        <w:ind w:left="3600" w:hanging="360"/>
+      </w:pPr>
+      <w:rPr>
+        <w:rFonts w:ascii="Courier New" w:hAnsi="Courier New" w:cs="Courier New" w:hint="default"/>
+      </w:rPr>
+    </w:lvl>
+    <w:lvl w:ilvl="5" w:tplc="20000005" w:tentative="1">
+      <w:start w:val="1"/>
+      <w:numFmt w:val="bullet"/>
+      <w:lvlText w:val=""/>
+      <w:lvlJc w:val="left"/>
+      <w:pPr>
+        <w:ind w:left="4320" w:hanging="360"/>
+      </w:pPr>
+      <w:rPr>
+        <w:rFonts w:ascii="Wingdings" w:hAnsi="Wingdings" w:hint="default"/>
+      </w:rPr>
+    </w:lvl>
+    <w:lvl w:ilvl="6" w:tplc="20000001" w:tentative="1">
+      <w:start w:val="1"/>
+      <w:numFmt w:val="bullet"/>
+      <w:lvlText w:val=""/>
+      <w:lvlJc w:val="left"/>
+      <w:pPr>
+        <w:ind w:left="5040" w:hanging="360"/>
+      </w:pPr>
+      <w:rPr>
+        <w:rFonts w:ascii="Symbol" w:hAnsi="Symbol" w:hint="default"/>
+      </w:rPr>
+    </w:lvl>
+    <w:lvl w:ilvl="7" w:tplc="20000003" w:tentative="1">
+      <w:start w:val="1"/>
+      <w:numFmt w:val="bullet"/>
+      <w:lvlText w:val="o"/>
+      <w:lvlJc w:val="left"/>
+      <w:pPr>
+        <w:ind w:left="5760" w:hanging="360"/>
+      </w:pPr>
+      <w:rPr>
+        <w:rFonts w:ascii="Courier New" w:hAnsi="Courier New" w:cs="Courier New" w:hint="default"/>
+      </w:rPr>
+    </w:lvl>
+    <w:lvl w:ilvl="8" w:tplc="20000005" w:tentative="1">
+      <w:start w:val="1"/>
+      <w:numFmt w:val="bullet"/>
+      <w:lvlText w:val=""/>
+      <w:lvlJc w:val="left"/>
+      <w:pPr>
+        <w:ind w:left="6480" w:hanging="360"/>
+      </w:pPr>
+      <w:rPr>
+        <w:rFonts w:ascii="Wingdings" w:hAnsi="Wingdings" w:hint="default"/>
+      </w:rPr>
+    </w:lvl>
+  </w:abstractNum>
   <w:num w:numId="1" w16cid:durableId="1643537241">
+    <w:abstractNumId w:val="5"/>
+  </w:num>
+  <w:num w:numId="2" w16cid:durableId="346950680">
+    <w:abstractNumId w:val="17"/>
+  </w:num>
+  <w:num w:numId="3" w16cid:durableId="1114061574">
+    <w:abstractNumId w:val="16"/>
+  </w:num>
+  <w:num w:numId="4" w16cid:durableId="1040278552">
+    <w:abstractNumId w:val="6"/>
+  </w:num>
+  <w:num w:numId="5" w16cid:durableId="1827866040">
+    <w:abstractNumId w:val="5"/>
+  </w:num>
+  <w:num w:numId="6" w16cid:durableId="219438568">
+    <w:abstractNumId w:val="5"/>
+  </w:num>
+  <w:num w:numId="7" w16cid:durableId="1217353217">
+    <w:abstractNumId w:val="5"/>
+  </w:num>
+  <w:num w:numId="8" w16cid:durableId="2115902273">
+    <w:abstractNumId w:val="15"/>
+  </w:num>
+  <w:num w:numId="9" w16cid:durableId="1909075103">
+    <w:abstractNumId w:val="8"/>
+  </w:num>
+  <w:num w:numId="10" w16cid:durableId="1087076075">
+    <w:abstractNumId w:val="18"/>
+  </w:num>
+  <w:num w:numId="11" w16cid:durableId="936671298">
+    <w:abstractNumId w:val="13"/>
+  </w:num>
+  <w:num w:numId="12" w16cid:durableId="1041786390">
+    <w:abstractNumId w:val="5"/>
+  </w:num>
+  <w:num w:numId="13" w16cid:durableId="1944996741">
+    <w:abstractNumId w:val="3"/>
+  </w:num>
+  <w:num w:numId="14" w16cid:durableId="768816329">
+    <w:abstractNumId w:val="5"/>
+  </w:num>
+  <w:num w:numId="15" w16cid:durableId="1168983384">
+    <w:abstractNumId w:val="5"/>
+  </w:num>
+  <w:num w:numId="16" w16cid:durableId="1605570937">
+    <w:abstractNumId w:val="4"/>
+  </w:num>
+  <w:num w:numId="17" w16cid:durableId="1224874486">
+    <w:abstractNumId w:val="11"/>
+  </w:num>
+  <w:num w:numId="18" w16cid:durableId="1190487644">
+    <w:abstractNumId w:val="9"/>
+  </w:num>
+  <w:num w:numId="19" w16cid:durableId="145173992">
+    <w:abstractNumId w:val="24"/>
+  </w:num>
+  <w:num w:numId="20" w16cid:durableId="1819957543">
+    <w:abstractNumId w:val="19"/>
+  </w:num>
+  <w:num w:numId="21" w16cid:durableId="977536894">
+    <w:abstractNumId w:val="19"/>
+  </w:num>
+  <w:num w:numId="22" w16cid:durableId="1525559109">
+    <w:abstractNumId w:val="19"/>
+  </w:num>
+  <w:num w:numId="23" w16cid:durableId="632830370">
+    <w:abstractNumId w:val="19"/>
+  </w:num>
+  <w:num w:numId="24" w16cid:durableId="1302810367">
+    <w:abstractNumId w:val="19"/>
+  </w:num>
+  <w:num w:numId="25" w16cid:durableId="1838302406">
+    <w:abstractNumId w:val="19"/>
+  </w:num>
+  <w:num w:numId="26" w16cid:durableId="66806287">
+    <w:abstractNumId w:val="19"/>
+  </w:num>
+  <w:num w:numId="27" w16cid:durableId="1721591911">
+    <w:abstractNumId w:val="19"/>
+  </w:num>
+  <w:num w:numId="28" w16cid:durableId="265188887">
+    <w:abstractNumId w:val="10"/>
+  </w:num>
+  <w:num w:numId="29" w16cid:durableId="2133478178">
+    <w:abstractNumId w:val="20"/>
+  </w:num>
+  <w:num w:numId="30" w16cid:durableId="1507092196">
+    <w:abstractNumId w:val="2"/>
+  </w:num>
+  <w:num w:numId="31" w16cid:durableId="2058968801">
     <w:abstractNumId w:val="0"/>
   </w:num>
-  <w:num w:numId="2" w16cid:durableId="346950680">
-    <w:abstractNumId w:val="5"/>
+  <w:num w:numId="32" w16cid:durableId="1441686194">
+    <w:abstractNumId w:val="14"/>
   </w:num>
-  <w:num w:numId="3" w16cid:durableId="1114061574">
-    <w:abstractNumId w:val="4"/>
+  <w:num w:numId="33" w16cid:durableId="1641955124">
+    <w:abstractNumId w:val="21"/>
   </w:num>
-  <w:num w:numId="4" w16cid:durableId="1040278552">
+  <w:num w:numId="34" w16cid:durableId="35663923">
+    <w:abstractNumId w:val="25"/>
+  </w:num>
+  <w:num w:numId="35" w16cid:durableId="1625621939">
+    <w:abstractNumId w:val="23"/>
+  </w:num>
+  <w:num w:numId="36" w16cid:durableId="1624313520">
+    <w:abstractNumId w:val="12"/>
+  </w:num>
+  <w:num w:numId="37" w16cid:durableId="5252115">
+    <w:abstractNumId w:val="7"/>
+  </w:num>
+  <w:num w:numId="38" w16cid:durableId="1085763987">
+    <w:abstractNumId w:val="22"/>
+  </w:num>
+  <w:num w:numId="39" w16cid:durableId="1330718371">
     <w:abstractNumId w:val="1"/>
-  </w:num>
-  <w:num w:numId="5" w16cid:durableId="1827866040">
-    <w:abstractNumId w:val="0"/>
-  </w:num>
-  <w:num w:numId="6" w16cid:durableId="219438568">
-    <w:abstractNumId w:val="0"/>
-  </w:num>
-  <w:num w:numId="7" w16cid:durableId="1217353217">
-    <w:abstractNumId w:val="0"/>
-  </w:num>
-  <w:num w:numId="8" w16cid:durableId="2115902273">
-    <w:abstractNumId w:val="3"/>
-  </w:num>
-  <w:num w:numId="9" w16cid:durableId="1909075103">
-    <w:abstractNumId w:val="2"/>
-  </w:num>
-  <w:num w:numId="10" w16cid:durableId="1087076075">
-    <w:abstractNumId w:val="6"/>
   </w:num>
   <w:numIdMacAtCleanup w:val="3"/>
 </w:numbering>
@@ -3673,7 +5421,7 @@
   <w:style w:type="paragraph" w:default="1" w:styleId="Normal">
     <w:name w:val="Normal"/>
     <w:qFormat/>
-    <w:rsid w:val="0091370D"/>
+    <w:rsid w:val="004F6837"/>
     <w:pPr>
       <w:jc w:val="both"/>
     </w:pPr>
@@ -3695,7 +5443,7 @@
       <w:keepNext/>
       <w:keepLines/>
       <w:numPr>
-        <w:numId w:val="1"/>
+        <w:numId w:val="20"/>
       </w:numPr>
       <w:spacing w:before="360"/>
       <w:outlineLvl w:val="0"/>
@@ -3723,7 +5471,7 @@
       <w:keepLines/>
       <w:numPr>
         <w:ilvl w:val="1"/>
-        <w:numId w:val="1"/>
+        <w:numId w:val="20"/>
       </w:numPr>
       <w:spacing w:before="360" w:after="0"/>
       <w:outlineLvl w:val="1"/>
@@ -3751,7 +5499,7 @@
       <w:keepLines/>
       <w:numPr>
         <w:ilvl w:val="2"/>
-        <w:numId w:val="1"/>
+        <w:numId w:val="20"/>
       </w:numPr>
       <w:spacing w:before="200" w:after="0"/>
       <w:outlineLvl w:val="2"/>
@@ -3777,8 +5525,11 @@
     <w:pPr>
       <w:keepNext/>
       <w:keepLines/>
+      <w:numPr>
+        <w:ilvl w:val="3"/>
+        <w:numId w:val="20"/>
+      </w:numPr>
       <w:spacing w:before="200" w:after="0"/>
-      <w:ind w:left="864" w:hanging="864"/>
       <w:outlineLvl w:val="3"/>
     </w:pPr>
     <w:rPr>
@@ -3803,8 +5554,7 @@
       <w:keepNext w:val="0"/>
       <w:keepLines w:val="0"/>
       <w:numPr>
-        <w:ilvl w:val="0"/>
-        <w:numId w:val="0"/>
+        <w:ilvl w:val="4"/>
       </w:numPr>
       <w:spacing w:before="0" w:after="160"/>
       <w:outlineLvl w:val="4"/>
@@ -3826,7 +5576,7 @@
     <w:rsid w:val="00165AD8"/>
     <w:pPr>
       <w:numPr>
-        <w:numId w:val="2"/>
+        <w:ilvl w:val="5"/>
       </w:numPr>
       <w:outlineLvl w:val="5"/>
     </w:pPr>
@@ -3846,7 +5596,7 @@
       <w:keepLines/>
       <w:numPr>
         <w:ilvl w:val="6"/>
-        <w:numId w:val="1"/>
+        <w:numId w:val="20"/>
       </w:numPr>
       <w:spacing w:before="200" w:after="0"/>
       <w:outlineLvl w:val="6"/>
@@ -3873,7 +5623,7 @@
       <w:keepLines/>
       <w:numPr>
         <w:ilvl w:val="7"/>
-        <w:numId w:val="1"/>
+        <w:numId w:val="20"/>
       </w:numPr>
       <w:spacing w:before="200" w:after="0"/>
       <w:outlineLvl w:val="7"/>
@@ -3898,7 +5648,7 @@
       <w:keepLines/>
       <w:numPr>
         <w:ilvl w:val="8"/>
-        <w:numId w:val="1"/>
+        <w:numId w:val="20"/>
       </w:numPr>
       <w:spacing w:before="200" w:after="0"/>
       <w:outlineLvl w:val="8"/>
@@ -3913,7 +5663,6 @@
   <w:style w:type="character" w:default="1" w:styleId="DefaultParagraphFont">
     <w:name w:val="Default Paragraph Font"/>
     <w:uiPriority w:val="1"/>
-    <w:semiHidden/>
     <w:unhideWhenUsed/>
   </w:style>
   <w:style w:type="table" w:default="1" w:styleId="TableNormal">
@@ -6090,19 +7839,6 @@
 </file>
 
 <file path=customXml/item1.xml><?xml version="1.0" encoding="utf-8"?>
-<?mso-contentType ?>
-<FormTemplates xmlns="http://schemas.microsoft.com/sharepoint/v3/contenttype/forms">
-  <Display>DocumentLibraryForm</Display>
-  <Edit>DocumentLibraryForm</Edit>
-  <New>DocumentLibraryForm</New>
-</FormTemplates>
-</file>
-
-<file path=customXml/item2.xml><?xml version="1.0" encoding="utf-8"?>
-<b:Sources xmlns:b="http://schemas.openxmlformats.org/officeDocument/2006/bibliography" xmlns="http://schemas.openxmlformats.org/officeDocument/2006/bibliography" SelectedStyle="\APASixthEditionOfficeOnline.xsl" StyleName="APA" Version="6"/>
-</file>
-
-<file path=customXml/item3.xml><?xml version="1.0" encoding="utf-8"?>
 <p:properties xmlns:p="http://schemas.microsoft.com/office/2006/metadata/properties" xmlns:xsi="http://www.w3.org/2001/XMLSchema-instance" xmlns:pc="http://schemas.microsoft.com/office/infopath/2007/PartnerControls">
   <documentManagement>
     <MediaLengthInSeconds xmlns="0c5f8226-4642-4dc5-97c9-586bbdfcfa3f" xsi:nil="true"/>
@@ -6121,9 +7857,22 @@
 </p:properties>
 </file>
 
+<file path=customXml/item2.xml><?xml version="1.0" encoding="utf-8"?>
+<b:Sources xmlns:b="http://schemas.openxmlformats.org/officeDocument/2006/bibliography" xmlns="http://schemas.openxmlformats.org/officeDocument/2006/bibliography" SelectedStyle="\APASixthEditionOfficeOnline.xsl" StyleName="APA" Version="6"/>
+</file>
+
+<file path=customXml/item3.xml><?xml version="1.0" encoding="utf-8"?>
+<?mso-contentType ?>
+<FormTemplates xmlns="http://schemas.microsoft.com/sharepoint/v3/contenttype/forms">
+  <Display>DocumentLibraryForm</Display>
+  <Edit>DocumentLibraryForm</Edit>
+  <New>DocumentLibraryForm</New>
+</FormTemplates>
+</file>
+
 <file path=customXml/item4.xml><?xml version="1.0" encoding="utf-8"?>
-<ct:contentTypeSchema xmlns:ct="http://schemas.microsoft.com/office/2006/metadata/contentType" xmlns:ma="http://schemas.microsoft.com/office/2006/metadata/properties/metaAttributes" ct:_="" ma:_="" ma:contentTypeName="Document" ma:contentTypeID="0x0101005E4356B3D6027F43A28AF85D49129C07" ma:contentTypeVersion="18" ma:contentTypeDescription="Create a new document." ma:contentTypeScope="" ma:versionID="3e4d999aedf7f0c8d30708daf58752ac">
-  <xsd:schema xmlns:xsd="http://www.w3.org/2001/XMLSchema" xmlns:xs="http://www.w3.org/2001/XMLSchema" xmlns:p="http://schemas.microsoft.com/office/2006/metadata/properties" xmlns:ns2="0c5f8226-4642-4dc5-97c9-586bbdfcfa3f" xmlns:ns3="985c3dee-86fc-48e7-8465-c4c61dfed254" targetNamespace="http://schemas.microsoft.com/office/2006/metadata/properties" ma:root="true" ma:fieldsID="78d712ab9e480286203ccc5d884fa873" ns2:_="" ns3:_="">
+<ct:contentTypeSchema xmlns:ct="http://schemas.microsoft.com/office/2006/metadata/contentType" xmlns:ma="http://schemas.microsoft.com/office/2006/metadata/properties/metaAttributes" ct:_="" ma:_="" ma:contentTypeName="Document" ma:contentTypeID="0x0101005E4356B3D6027F43A28AF85D49129C07" ma:contentTypeVersion="18" ma:contentTypeDescription="Create a new document." ma:contentTypeScope="" ma:versionID="c6f11d5d86d089985bad03ab0df54ed4">
+  <xsd:schema xmlns:xsd="http://www.w3.org/2001/XMLSchema" xmlns:xs="http://www.w3.org/2001/XMLSchema" xmlns:p="http://schemas.microsoft.com/office/2006/metadata/properties" xmlns:ns2="0c5f8226-4642-4dc5-97c9-586bbdfcfa3f" xmlns:ns3="985c3dee-86fc-48e7-8465-c4c61dfed254" targetNamespace="http://schemas.microsoft.com/office/2006/metadata/properties" ma:root="true" ma:fieldsID="40a1b25b8c42e831c3661da17684d90b" ns2:_="" ns3:_="">
     <xsd:import namespace="0c5f8226-4642-4dc5-97c9-586bbdfcfa3f"/>
     <xsd:import namespace="985c3dee-86fc-48e7-8465-c4c61dfed254"/>
     <xsd:element name="properties">
@@ -6377,9 +8126,12 @@
 </file>
 
 <file path=customXml/itemProps1.xml><?xml version="1.0" encoding="utf-8"?>
-<ds:datastoreItem xmlns:ds="http://schemas.openxmlformats.org/officeDocument/2006/customXml" ds:itemID="{C31310C2-F9D2-4DDA-8A0C-03710645285A}">
+<ds:datastoreItem xmlns:ds="http://schemas.openxmlformats.org/officeDocument/2006/customXml" ds:itemID="{250FF7B7-0A7B-4BF6-AD7C-CCC21E746C85}">
   <ds:schemaRefs>
-    <ds:schemaRef ds:uri="http://schemas.microsoft.com/sharepoint/v3/contenttype/forms"/>
+    <ds:schemaRef ds:uri="http://schemas.microsoft.com/office/2006/metadata/properties"/>
+    <ds:schemaRef ds:uri="http://schemas.microsoft.com/office/infopath/2007/PartnerControls"/>
+    <ds:schemaRef ds:uri="0c5f8226-4642-4dc5-97c9-586bbdfcfa3f"/>
+    <ds:schemaRef ds:uri="985c3dee-86fc-48e7-8465-c4c61dfed254"/>
   </ds:schemaRefs>
 </ds:datastoreItem>
 </file>
@@ -6393,18 +8145,15 @@
 </file>
 
 <file path=customXml/itemProps3.xml><?xml version="1.0" encoding="utf-8"?>
-<ds:datastoreItem xmlns:ds="http://schemas.openxmlformats.org/officeDocument/2006/customXml" ds:itemID="{250FF7B7-0A7B-4BF6-AD7C-CCC21E746C85}">
+<ds:datastoreItem xmlns:ds="http://schemas.openxmlformats.org/officeDocument/2006/customXml" ds:itemID="{C31310C2-F9D2-4DDA-8A0C-03710645285A}">
   <ds:schemaRefs>
-    <ds:schemaRef ds:uri="http://schemas.microsoft.com/office/2006/metadata/properties"/>
-    <ds:schemaRef ds:uri="http://schemas.microsoft.com/office/infopath/2007/PartnerControls"/>
-    <ds:schemaRef ds:uri="0c5f8226-4642-4dc5-97c9-586bbdfcfa3f"/>
-    <ds:schemaRef ds:uri="985c3dee-86fc-48e7-8465-c4c61dfed254"/>
+    <ds:schemaRef ds:uri="http://schemas.microsoft.com/sharepoint/v3/contenttype/forms"/>
   </ds:schemaRefs>
 </ds:datastoreItem>
 </file>
 
 <file path=customXml/itemProps4.xml><?xml version="1.0" encoding="utf-8"?>
-<ds:datastoreItem xmlns:ds="http://schemas.openxmlformats.org/officeDocument/2006/customXml" ds:itemID="{5D71EAA0-3DA0-40E1-9524-762069EA162C}">
+<ds:datastoreItem xmlns:ds="http://schemas.openxmlformats.org/officeDocument/2006/customXml" ds:itemID="{FEE2FB5F-32B3-4421-8A3D-810B45D9862E}">
   <ds:schemaRefs>
     <ds:schemaRef ds:uri="http://schemas.microsoft.com/office/2006/metadata/contentType"/>
     <ds:schemaRef ds:uri="http://schemas.microsoft.com/office/2006/metadata/properties/metaAttributes"/>
